--- a/paper/paper.docx
+++ b/paper/paper.docx
@@ -8,7 +8,7 @@
         <w:jc w:val="center"/>
       </w:pPr>
       <w:r>
-        <w:t>TruPhoto: A Three-Class Image Authenticity Classifier on Frozen ImageNet Features</w:t>
+        <w:t>TruPhoto: Three-Class Image Authenticity Classification with CNN and Frequency-Domain Features</w:t>
       </w:r>
     </w:p>
     <w:p>
@@ -41,25 +41,26 @@
         <w:t>TruPhoto</w:t>
       </w:r>
       <w:r>
-        <w:t xml:space="preserve">, a three-class image authenticity classification system that distinguishes real photographs, classically forged images (splicing, copy-move), and fully AI-generated images. Unlike prior work that treats authenticity as a binary problem on a single dataset, TruPhoto is evaluated across two datasets and 25 distinct AI generators using a CPU-friendly two-stage architecture: a frozen ImageNet-pretrained convolutional backbone produces fixed-length feature vectors, and a classical classifier (Random Forest or RBF-kernel SVM) maps those vectors to class labels. On a 12,500-sample-per-class evaluation set, our best configuration (frozen MobileNetV2 + SVM) achieves </w:t>
+        <w:t>, a three-class image authenticity classification system that distinguishes real photographs, classically forged images (splicing, copy-move), and fully AI-generated images. The system is built on a two-stage architecture — a frozen ImageNet-pretrained CNN backbone for semantic features, paired with a classical classifier — and extended with a complementary frequency-domain feature path grounded in two published works: Frank et al. (ICML 2020) for block-DCT coefficient statistics, and Dzanic et al. (NeurIPS 2020) for radial FFT power-law decay parameters.</w:t>
+      </w:r>
+    </w:p>
+    <w:p>
+      <w:r>
+        <w:t xml:space="preserve">Starting from a MobileNetV2 + SVM baseline at 73.27% test accuracy, we conducted a systematic ablation across three feature sets (CNN-only, frequency-only, combined) and two classifiers (Random Forest, SVM), yielding a final six-cell matrix. The combined CNN + frequency SVM achieves </w:t>
       </w:r>
       <w:r>
         <w:rPr>
           <w:b/>
         </w:rPr>
-        <w:t>74.92% validation accuracy and 73.27% test accuracy</w:t>
-      </w:r>
-      <w:r>
-        <w:t xml:space="preserve"> with a 1.65 percentage-point val/test gap. A cross-source sanity check reveals a consistent pattern: the model achieves 85%+ accuracy on older or artifact-heavy generators (StarGAN, BigGAN, DDPM) but approaches chance on modern photorealistic generators (StyleGAN3 at 33%, Stable Diffusion at 59%). This finding, combined with a 5K-versus-12.5K data-scaling experiment in which Random Forest accuracy </w:t>
-      </w:r>
-      <w:r>
-        <w:rPr>
-          <w:i/>
-        </w:rPr>
-        <w:t>dropped</w:t>
-      </w:r>
-      <w:r>
-        <w:t xml:space="preserve"> with more data on both backbones, indicates a representational ceiling in frozen ImageNet features that additional training data cannot address. We document four training iterations, three independent dataset bugs caught by the cross-source check, and an explicit decision against end-to-end fine-tuning given the current within-class spread (Real spread 43.8 pp, AI spread 67.2 pp) — both well above the 15 pp threshold built into our methodology.</w:t>
+        <w:t>75.70% test accuracy</w:t>
+      </w:r>
+      <w:r>
+        <w:t xml:space="preserve"> — a +2.43 percentage-point improvement over the CNN-only baseline — while frequency features alone reach 71.14%, a striking result given they encode no semantic content whatsoever. Per-generator analysis shows frequency features substantially improve detection of StyleGAN1 (+17 pp) and StyleGAN2 (+6 pp) while leaving StyleGAN3 (37%) unchanged, directly confirming StyleGAN3's design success in eliminating spectral artifacts.</w:t>
+      </w:r>
+    </w:p>
+    <w:p>
+      <w:r>
+        <w:t>The paper documents five training iterations, three dataset-handling bugs caught by a cross-source sanity check, a data-scaling experiment demonstrating a representational ceiling in ImageNet features, and an explicit decision against end-to-end fine-tuning based on cross-source spread metrics.</w:t>
       </w:r>
     </w:p>
     <w:p>
@@ -72,12 +73,12 @@
     </w:p>
     <w:p>
       <w:r>
-        <w:t>The proliferation of generative AI has changed the shape of the image-authenticity problem. Where a decade ago a forged image almost always meant a human-edited splice or copy-move, today's threat surface includes fully synthetic outputs from generative adversarial networks (GANs) and diffusion models that no human ever touched. A practical authenticity-detection pipeline must distinguish these two classes of synthetic image because the downstream investigative response differs: a spliced image implicates a human editor; a generated image implicates a model.</w:t>
+        <w:t>The proliferation of generative AI has fundamentally changed the image-authenticity problem. A decade ago, a forged image almost always meant a human-edited splice or copy-move attack; today's threat surface includes fully synthetic outputs from generative adversarial networks and diffusion models that no human ever touched. A practical authenticity-detection pipeline must distinguish these two classes of synthetic image because the downstream investigative response differs: a spliced image implicates a human editor; a generated image implicates a model.</w:t>
       </w:r>
     </w:p>
     <w:p>
       <w:r>
-        <w:t xml:space="preserve">Most published forgery detectors collapse the problem to </w:t>
+        <w:t xml:space="preserve">Most published forgery detectors collapse the problem to a binary </w:t>
       </w:r>
       <w:r>
         <w:rPr>
@@ -86,7 +87,7 @@
         <w:t>real versus fake</w:t>
       </w:r>
       <w:r>
-        <w:t xml:space="preserve">, which conflates these two threat models. TruPhoto explicitly outputs three classes — </w:t>
+        <w:t xml:space="preserve"> formulation, which conflates these two threat models. TruPhoto explicitly outputs three classes — </w:t>
       </w:r>
       <w:r>
         <w:rPr>
@@ -114,6 +115,38 @@
       </w:r>
       <w:r>
         <w:t xml:space="preserve"> — at the cost of a harder learning problem and lower headline accuracy than binary baselines.</w:t>
+      </w:r>
+    </w:p>
+    <w:p>
+      <w:r>
+        <w:t xml:space="preserve">The core technical question that drove this project is: </w:t>
+      </w:r>
+      <w:r>
+        <w:rPr>
+          <w:b/>
+        </w:rPr>
+        <w:t>what feature representation is most appropriate for this three-class problem?</w:t>
+      </w:r>
+      <w:r>
+        <w:t xml:space="preserve"> Frozen ImageNet features encode </w:t>
+      </w:r>
+      <w:r>
+        <w:rPr>
+          <w:i/>
+        </w:rPr>
+        <w:t>what is in the image</w:t>
+      </w:r>
+      <w:r>
+        <w:t xml:space="preserve"> (semantics: faces, animals, landscapes). Forgery and generation artifacts live </w:t>
+      </w:r>
+      <w:r>
+        <w:rPr>
+          <w:i/>
+        </w:rPr>
+        <w:t>in how the image was made</w:t>
+      </w:r>
+      <w:r>
+        <w:t xml:space="preserve"> (frequency-domain residuals of upsampling operations, DCT block statistics, JPEG quantization traces). These two representations are genuinely complementary, and this project is structured around the empirical question of whether combining them improves detection — particularly on the "Hard-tier" modern generators (StyleGAN3, Stable Diffusion) that nearly evade semantic detection.</w:t>
       </w:r>
     </w:p>
     <w:p>
@@ -126,7 +159,7 @@
     </w:p>
     <w:p>
       <w:r>
-        <w:t>This paper makes four contributions:</w:t>
+        <w:t>This paper makes five contributions:</w:t>
       </w:r>
     </w:p>
     <w:p>
@@ -140,7 +173,7 @@
         <w:t>A three-class formulation</w:t>
       </w:r>
       <w:r>
-        <w:t>, evaluated across two source datasets (ArtiFact and CASIA 2.0) and 25 distinct AI generators, with explicit per-source accuracy reporting.</w:t>
+        <w:t xml:space="preserve"> evaluated across two source datasets (ArtiFact and CASIA 2.0) and 25+ distinct AI generators, with explicit per-source accuracy reporting.</w:t>
       </w:r>
     </w:p>
     <w:p>
@@ -154,7 +187,7 @@
         <w:t>A frozen-feature, CPU-only pipeline</w:t>
       </w:r>
       <w:r>
-        <w:t xml:space="preserve"> that achieves 73.27% test accuracy on this 3-class problem in under four hours of total training time on a single laptop.</w:t>
+        <w:t xml:space="preserve"> that achieves 75.70% test accuracy on this 3-class problem in under five hours of total computation time on a single laptop.</w:t>
       </w:r>
     </w:p>
     <w:p>
@@ -165,6 +198,34 @@
         <w:rPr>
           <w:b/>
         </w:rPr>
+        <w:t>A frequency-domain feature path</w:t>
+      </w:r>
+      <w:r>
+        <w:t xml:space="preserve"> implementing the FFT radial power spectrum (Dzanic et al., NeurIPS 2020) and block-DCT coefficient statistics (Frank et al., ICML 2020), producing a 228-dimensional content-invariant feature vector.</w:t>
+      </w:r>
+    </w:p>
+    <w:p>
+      <w:pPr>
+        <w:pStyle w:val="ListNumber"/>
+      </w:pPr>
+      <w:r>
+        <w:rPr>
+          <w:b/>
+        </w:rPr>
+        <w:t>A six-cell ablation matrix</w:t>
+      </w:r>
+      <w:r>
+        <w:t xml:space="preserve"> comparing CNN-only, frequency-only, and combined features × Random Forest and SVM, with per-generator breakdowns that confirm which generator families are separable by each feature type.</w:t>
+      </w:r>
+    </w:p>
+    <w:p>
+      <w:pPr>
+        <w:pStyle w:val="ListNumber"/>
+      </w:pPr>
+      <w:r>
+        <w:rPr>
+          <w:b/>
+        </w:rPr>
         <w:t>A cross-source sanity check</w:t>
       </w:r>
       <w:r>
@@ -178,21 +239,7 @@
         <w:t>step4b</w:t>
       </w:r>
       <w:r>
-        <w:t>) that surfaces dataset-source shortcuts before they become embedded in headline numbers. Three independent dataset-handling bugs were caught by this check across our iterations.</w:t>
-      </w:r>
-    </w:p>
-    <w:p>
-      <w:pPr>
-        <w:pStyle w:val="ListNumber"/>
-      </w:pPr>
-      <w:r>
-        <w:rPr>
-          <w:b/>
-        </w:rPr>
-        <w:t>An empirical ceiling result</w:t>
-      </w:r>
-      <w:r>
-        <w:t xml:space="preserve"> — Random Forest accuracy decreased with 2.5x more training data on both feature backbones — indicating that for the modern-diffusion subset of this task, the bottleneck is the inductive bias of ImageNet features, not training-set size.</w:t>
+        <w:t>) that surfaced three independent dataset-handling bugs across our training iterations and provides an evidence-based decision rule for when fine-tuning is appropriate.</w:t>
       </w:r>
     </w:p>
     <w:p>
@@ -205,7 +252,7 @@
     </w:p>
     <w:p>
       <w:r>
-        <w:t>Section 2 reviews related work. Section 3 describes the source datasets and the sampling strategy. Section 4 details the two-stage methodology. Section 5 documents the implementation, including three dataset-handling bugs and their fixes. Section 6 lays out the experimental protocol; Section 7 reports results across four training iterations. Section 8 is the cross-source analysis. Section 9 discusses the frozen-feature ceiling and the explicit decision against fine-tuning. Sections 10 and 11 cover limitations and future work.</w:t>
+        <w:t>Section 2 reviews related work. Section 3 describes the source datasets and sampling strategy. Section 4 details the complete methodology — CNN extraction, frequency extraction, and image preprocessing. Section 5 covers implementation details including dataset bugs and fixes. Section 6 describes the experimental setup. Section 7 reports results across five training iterations including the full six-cell ablation. Section 8 is the cross-source generator analysis. Section 9 discusses the representational ceiling, the fine-tuning decision, and the frequency-feature findings. Sections 10 and 11 cover limitations and future work.</w:t>
       </w:r>
     </w:p>
     <w:p>
@@ -243,47 +290,48 @@
         <w:pStyle w:val="Heading2"/>
       </w:pPr>
       <w:r>
-        <w:t>2.2 Generative-image detection</w:t>
+        <w:t>2.2 Frequency-domain forgery and generation detection</w:t>
       </w:r>
     </w:p>
     <w:p>
       <w:r>
-        <w:t>Detection of fully AI-generated images is a younger sub-field. Two architectural directions stand out:</w:t>
+        <w:t>Two papers directly motivate our frequency feature path:</w:t>
       </w:r>
     </w:p>
     <w:p>
-      <w:pPr>
-        <w:pStyle w:val="ListBullet"/>
-        <w:spacing w:after="40"/>
-      </w:pPr>
       <w:r>
         <w:rPr>
           <w:b/>
         </w:rPr>
-        <w:t>Semantic-feature transfer</w:t>
-      </w:r>
-      <w:r>
-        <w:t>, in which a network pretrained on ImageNet (or similar large-scale natural-image datasets) produces feature vectors that a downstream classifier separates into real vs. generated. This is what TruPhoto does.</w:t>
+        <w:t>Frank et al. (ICML 2020)</w:t>
+      </w:r>
+      <w:r>
+        <w:t xml:space="preserve"> showed that GAN-generated images leave consistent statistical signatures in the DCT domain. Computed on non-overlapping 8×8 blocks (the same tiling JPEG uses internally), specific AC coefficient positions are systematically elevated or suppressed compared to real photographs. This effect is caused by the periodic upsampling artifacts introduced by transposed convolutions — the most common upsampling primitive in GAN generators. Frank et al. demonstrated that the mean and standard deviation of each AC coefficient position, pooled across all blocks in the image, linearly separate real from generated images across multiple GAN architectures.</w:t>
       </w:r>
     </w:p>
     <w:p>
-      <w:pPr>
-        <w:pStyle w:val="ListBullet"/>
-        <w:spacing w:after="40"/>
-      </w:pPr>
       <w:r>
         <w:rPr>
           <w:b/>
         </w:rPr>
-        <w:t>Frequency-domain or noise-residual features</w:t>
-      </w:r>
-      <w:r>
-        <w:t>, designed specifically to capture statistical artifacts of generative models (e.g., NoisePrint, FrequencyNet variants). Modern GAN/diffusion detection literature increasingly favors this direction because semantic features carry less signal as generators become more photorealistic.</w:t>
+        <w:t>Dzanic et al. (NeurIPS 2020)</w:t>
+      </w:r>
+      <w:r>
+        <w:t xml:space="preserve"> studied the Fourier power spectrum of real versus GAN-generated images. Natural images follow a well-established 1/f power-law: the magnitude of the Fourier transform at spatial frequency k decays as P(k) = b₁ × k^(−b₂), with b₂ typically in the range 1.2–1.8 for photographic images. GAN images deviate from this decay because their upsampling operations inject energy at specific frequencies, boosting high-frequency bins relative to the 1/f baseline. Dzanic et al. showed that fitting the decay parameters (b₁, b₂) to the azimuthally-averaged 1D power spectrum separates real from generated with &gt;99% accuracy on several GAN families.</w:t>
       </w:r>
     </w:p>
     <w:p>
       <w:r>
-        <w:t>Our results are consistent with this trend: semantic features (Xception, MobileNetV2) detect older generators (DDPM, BigGAN, StarGAN) at 85%+ accuracy but struggle on StyleGAN3 (33%) and Stable Diffusion (59%).</w:t>
+        <w:t xml:space="preserve">Both papers share a key property that motivates their use here: </w:t>
+      </w:r>
+      <w:r>
+        <w:rPr>
+          <w:b/>
+        </w:rPr>
+        <w:t>content invariance</w:t>
+      </w:r>
+      <w:r>
+        <w:t>. A face image and a landscape generated by the same GAN exhibit the same DCT block statistics and the same power-law deviation, because those signatures are imposed by the generator architecture, not by the depicted content. Real photographs of faces and landscapes share the natural power-law decay and natural DCT distributions for the same reason. This content invariance makes frequency features genuinely complementary to CNN semantic features rather than merely redundant.</w:t>
       </w:r>
     </w:p>
     <w:p>
@@ -291,7 +339,20 @@
         <w:pStyle w:val="Heading2"/>
       </w:pPr>
       <w:r>
-        <w:t>2.3 Datasets</w:t>
+        <w:t>2.3 Generative-image detection — semantic features</w:t>
+      </w:r>
+    </w:p>
+    <w:p>
+      <w:r>
+        <w:t>The semantic-feature-transfer approach uses networks pretrained on ImageNet as fixed feature extractors, then trains a downstream classifier on those features. This approach transfers well to older GAN families (whose artifacts activate ImageNet-learned texture detectors) but degrades on modern photorealistic generators that were explicitly designed to fool ImageNet-style evaluators. Our CNN baseline results are consistent with the published literature on this trend.</w:t>
+      </w:r>
+    </w:p>
+    <w:p>
+      <w:pPr>
+        <w:pStyle w:val="Heading2"/>
+      </w:pPr>
+      <w:r>
+        <w:t>2.4 Datasets</w:t>
       </w:r>
     </w:p>
     <w:p>
@@ -302,7 +363,7 @@
         <w:t>ArtiFact</w:t>
       </w:r>
       <w:r>
-        <w:t xml:space="preserve"> is a large-scale Kaggle dataset that aggregates outputs from 25+ generators (StyleGAN family, Stable Diffusion, GLIDE, DDPM, BigGAN, StarGAN, gansformer, latent_diffusion, and others) alongside reference real images from natural-photo sources (afhq, ffhq, coco, imagenet, lsun, celebahq). </w:t>
+        <w:t xml:space="preserve"> (Rahman et al., ICIP 2023) is a large-scale dataset aggregating outputs from 25+ generators — the StyleGAN family, Stable Diffusion, GLIDE, DDPM, BigGAN, StarGAN, GANformer, latent diffusion, and others — alongside reference real images from natural-photo sources (AFHQ, FFHQ, COCO, ImageNet, LSUN, CelebA-HQ, Metfaces). </w:t>
       </w:r>
       <w:r>
         <w:rPr>
@@ -311,7 +372,7 @@
         <w:t>CASIA 2.0</w:t>
       </w:r>
       <w:r>
-        <w:t xml:space="preserve"> provides a tampered (</w:t>
+        <w:t xml:space="preserve"> (Dong et al., 2013) provides 5,123 spliced/copy-move forgeries (</w:t>
       </w:r>
       <w:r>
         <w:rPr>
@@ -321,7 +382,7 @@
         <w:t>Tp/</w:t>
       </w:r>
       <w:r>
-        <w:t>) folder of 5,123 spliced/copy-move forgeries and an authentic (</w:t>
+        <w:t>) and 7,491 authentic images (</w:t>
       </w:r>
       <w:r>
         <w:rPr>
@@ -331,7 +392,7 @@
         <w:t>Au/</w:t>
       </w:r>
       <w:r>
-        <w:t>) folder of 7,491 untampered images.</w:t>
+        <w:t>).</w:t>
       </w:r>
     </w:p>
     <w:p>
@@ -352,7 +413,7 @@
     </w:p>
     <w:p>
       <w:r>
-        <w:t xml:space="preserve">We obtained ArtiFact and CASIA 2.0 from Kaggle. After a partial download, our copy of ArtiFact contains 33 generator/source subfolders. Some subfolders contribute exclusively real images (e.g., </w:t>
+        <w:t xml:space="preserve">We obtained ArtiFact and CASIA 2.0 from Kaggle. Our copy of ArtiFact contains 33 generator/source subfolders. Some subfolders contribute exclusively real images (e.g., </w:t>
       </w:r>
       <w:r>
         <w:rPr>
@@ -382,16 +443,6 @@
         <w:t>landscape</w:t>
       </w:r>
       <w:r>
-        <w:t xml:space="preserve">, </w:t>
-      </w:r>
-      <w:r>
-        <w:rPr>
-          <w:rFonts w:ascii="Consolas" w:hAnsi="Consolas"/>
-          <w:sz w:val="20"/>
-        </w:rPr>
-        <w:t>metfaces</w:t>
-      </w:r>
-      <w:r>
         <w:t xml:space="preserve">); others exclusively AI outputs (e.g., </w:t>
       </w:r>
       <w:r>
@@ -442,16 +493,7 @@
         <w:t>pro_gan</w:t>
       </w:r>
       <w:r>
-        <w:t xml:space="preserve">) contributes to </w:t>
-      </w:r>
-      <w:r>
-        <w:rPr>
-          <w:i/>
-        </w:rPr>
-        <w:t>both</w:t>
-      </w:r>
-      <w:r>
-        <w:t xml:space="preserve"> classes — these folders contain real reference images alongside their generative outputs and use a per-row metadata field (</w:t>
+        <w:t xml:space="preserve">) contributes to both classes using a per-row metadata </w:t>
       </w:r>
       <w:r>
         <w:rPr>
@@ -461,7 +503,7 @@
         <w:t>target</w:t>
       </w:r>
       <w:r>
-        <w:t>) to distinguish them.</w:t>
+        <w:t xml:space="preserve"> field.</w:t>
       </w:r>
     </w:p>
     <w:p>
@@ -476,7 +518,7 @@
         <w:t>Tp/</w:t>
       </w:r>
       <w:r>
-        <w:t xml:space="preserve"> (tampered, 5,123 images, our </w:t>
+        <w:t xml:space="preserve"> (tampered, our </w:t>
       </w:r>
       <w:r>
         <w:rPr>
@@ -495,7 +537,7 @@
         <w:t>Au/</w:t>
       </w:r>
       <w:r>
-        <w:t xml:space="preserve"> (authentic, 7,491 images). In our final iteration, </w:t>
+        <w:t xml:space="preserve"> (authentic). In our final iterations, </w:t>
       </w:r>
       <w:r>
         <w:rPr>
@@ -514,7 +556,7 @@
         <w:t>Real</w:t>
       </w:r>
       <w:r>
-        <w:t xml:space="preserve"> class — see Section 5.3.</w:t>
+        <w:t xml:space="preserve"> class — see Section 5.4.</w:t>
       </w:r>
     </w:p>
     <w:p>
@@ -536,7 +578,7 @@
         <w:t>12,500 images per class</w:t>
       </w:r>
       <w:r>
-        <w:t xml:space="preserve"> as the per-class budget. The sampling is stratified across source folders within each class, so no single generator dominates: each AI source contributes 500 images (12,500 / 25), each Real source contributes ~1,136 images (12,500 / 11). The Forged class is undersized — only 5,123 images exist in CASIA </w:t>
+        <w:t xml:space="preserve"> as the per-class budget. The sampling is stratified across source folders within each class, so no single generator dominates: each AI source contributes ~500 images (12,500 / 25), each Real source contributes ~1,136 images (12,500 / 11). The Forged class is naturally undersized — only 5,123 images exist in CASIA </w:t>
       </w:r>
       <w:r>
         <w:rPr>
@@ -563,12 +605,21 @@
         <w:pStyle w:val="Heading2"/>
       </w:pPr>
       <w:r>
-        <w:t>3.3 Splits</w:t>
+        <w:t>3.3 Train/validation/test splits</w:t>
       </w:r>
     </w:p>
     <w:p>
       <w:r>
-        <w:t xml:space="preserve">We use a deterministic 70/15/15 train/validation/test split with </w:t>
+        <w:t xml:space="preserve">We use a deterministic </w:t>
+      </w:r>
+      <w:r>
+        <w:rPr>
+          <w:b/>
+        </w:rPr>
+        <w:t>70 / 15 / 15</w:t>
+      </w:r>
+      <w:r>
+        <w:t xml:space="preserve"> train/validation/test split with </w:t>
       </w:r>
       <w:r>
         <w:rPr>
@@ -578,7 +629,7 @@
         <w:t>numpy.random.seed(42)</w:t>
       </w:r>
       <w:r>
-        <w:t>. Each class is split independently before being concatenated, so class proportions are preserved across splits. Final split sizes:</w:t>
+        <w:t>. Each class is split independently before concatenation, preserving class proportions across splits.</w:t>
       </w:r>
     </w:p>
     <w:tbl>
@@ -995,8 +1046,138 @@
     </w:tbl>
     <w:p/>
     <w:p>
-      <w:r>
-        <w:t>All images are resized to 299 × 299 pixels (Xception's native input) and saved as quality-95 JPEGs.</w:t>
+      <w:pPr>
+        <w:pStyle w:val="Heading2"/>
+      </w:pPr>
+      <w:r>
+        <w:t>3.4 Image preprocessing</w:t>
+      </w:r>
+    </w:p>
+    <w:p>
+      <w:r>
+        <w:t xml:space="preserve">All images are preprocessed in </w:t>
+      </w:r>
+      <w:r>
+        <w:rPr>
+          <w:rFonts w:ascii="Consolas" w:hAnsi="Consolas"/>
+          <w:sz w:val="20"/>
+        </w:rPr>
+        <w:t>step1_prepare_dataset.py</w:t>
+      </w:r>
+      <w:r>
+        <w:t xml:space="preserve"> using the following pipeline:</w:t>
+      </w:r>
+    </w:p>
+    <w:p>
+      <w:pPr>
+        <w:pStyle w:val="ListNumber"/>
+      </w:pPr>
+      <w:r>
+        <w:rPr>
+          <w:b/>
+        </w:rPr>
+        <w:t>Load</w:t>
+      </w:r>
+      <w:r>
+        <w:t xml:space="preserve"> with </w:t>
+      </w:r>
+      <w:r>
+        <w:rPr>
+          <w:rFonts w:ascii="Consolas" w:hAnsi="Consolas"/>
+          <w:sz w:val="20"/>
+        </w:rPr>
+        <w:t>PIL.Image.open()</w:t>
+      </w:r>
+      <w:r>
+        <w:t xml:space="preserve"> in RGB mode (forces 3-channel output regardless of source format).</w:t>
+      </w:r>
+    </w:p>
+    <w:p>
+      <w:pPr>
+        <w:pStyle w:val="ListNumber"/>
+      </w:pPr>
+      <w:r>
+        <w:rPr>
+          <w:b/>
+        </w:rPr>
+        <w:t>Resize</w:t>
+      </w:r>
+      <w:r>
+        <w:t xml:space="preserve"> to 299 × 299 pixels using </w:t>
+      </w:r>
+      <w:r>
+        <w:rPr>
+          <w:rFonts w:ascii="Consolas" w:hAnsi="Consolas"/>
+          <w:sz w:val="20"/>
+        </w:rPr>
+        <w:t>PIL.Image.BILINEAR</w:t>
+      </w:r>
+      <w:r>
+        <w:t xml:space="preserve"> interpolation. 299 × 299 is Xception's native input resolution and the resolution we standardize on across all feature paths.</w:t>
+      </w:r>
+    </w:p>
+    <w:p>
+      <w:pPr>
+        <w:pStyle w:val="ListNumber"/>
+      </w:pPr>
+      <w:r>
+        <w:rPr>
+          <w:b/>
+        </w:rPr>
+        <w:t>Save</w:t>
+      </w:r>
+      <w:r>
+        <w:t xml:space="preserve"> as JPEG at quality 95 (</w:t>
+      </w:r>
+      <w:r>
+        <w:rPr>
+          <w:rFonts w:ascii="Consolas" w:hAnsi="Consolas"/>
+          <w:sz w:val="20"/>
+        </w:rPr>
+        <w:t>PIL.Image.save(..., quality=95)</w:t>
+      </w:r>
+      <w:r>
+        <w:t xml:space="preserve">) to </w:t>
+      </w:r>
+      <w:r>
+        <w:rPr>
+          <w:rFonts w:ascii="Consolas" w:hAnsi="Consolas"/>
+          <w:sz w:val="20"/>
+        </w:rPr>
+        <w:t>data/processed/{split}/{class}/</w:t>
+      </w:r>
+      <w:r>
+        <w:t>. Quality 95 provides a high-fidelity compressed representation while keeping disk usage manageable (~2.1 GB for all 30,123 images).</w:t>
+      </w:r>
+    </w:p>
+    <w:p>
+      <w:r>
+        <w:t>The choice of JPEG quality 95 has a deliberate consequence for frequency-feature extraction: JPEG compression introduces its own 8×8 DCT quantization trace that partially overlaps with the generator-induced DCT statistics we measure in step 2. This is a known trade-off between disk efficiency and frequency-feature fidelity; lossless PNG would preserve frequency statistics more faithfully at the cost of ~7× larger storage.</w:t>
+      </w:r>
+    </w:p>
+    <w:p>
+      <w:r>
+        <w:t>At feature extraction time, CNN features require additional normalization with ImageNet statistics (</w:t>
+      </w:r>
+      <w:r>
+        <w:rPr>
+          <w:rFonts w:ascii="Consolas" w:hAnsi="Consolas"/>
+          <w:sz w:val="20"/>
+        </w:rPr>
+        <w:t>mean=[0.485, 0.456, 0.406]</w:t>
+      </w:r>
+      <w:r>
+        <w:t xml:space="preserve">, </w:t>
+      </w:r>
+      <w:r>
+        <w:rPr>
+          <w:rFonts w:ascii="Consolas" w:hAnsi="Consolas"/>
+          <w:sz w:val="20"/>
+        </w:rPr>
+        <w:t>std=[0.229, 0.224, 0.225]</w:t>
+      </w:r>
+      <w:r>
+        <w:t>) applied after converting to a PyTorch tensor. Frequency features intentionally bypass this normalization — the raw luminance values in [0, 255] are used directly, because normalization would distort the power spectrum by mixing the generator's frequency signature with the dataset's brightness distribution.</w:t>
       </w:r>
     </w:p>
     <w:p>
@@ -1012,45 +1193,87 @@
         <w:pStyle w:val="Heading2"/>
       </w:pPr>
       <w:r>
-        <w:t>4.1 Two-stage architecture</w:t>
+        <w:t>4.1 System overview</w:t>
       </w:r>
     </w:p>
     <w:p>
       <w:r>
-        <w:t>TruPhoto is a deliberate two-stage system:</w:t>
+        <w:t>TruPhoto uses a three-path feature extraction architecture that feeds a single classical classifier:</w:t>
       </w:r>
     </w:p>
     <w:p>
       <w:pPr>
-        <w:pStyle w:val="ListNumber"/>
+        <w:spacing w:after="120"/>
+        <w:ind w:left="360"/>
       </w:pPr>
       <w:r>
         <w:rPr>
-          <w:b/>
+          <w:rFonts w:ascii="Consolas" w:hAnsi="Consolas"/>
+          <w:sz w:val="18"/>
         </w:rPr>
-        <w:t>Stage 1 — Feature extraction.</w:t>
-      </w:r>
-      <w:r>
-        <w:t xml:space="preserve"> A frozen, ImageNet-pretrained convolutional backbone takes a 299 × 299 RGB image and produces a fixed-length feature vector (the global-average-pooled output of the network's final convolutional block). The backbone runs once per image and never sees the authenticity label.</w:t>
+        <w:t>Input image (any size)</w:t>
+        <w:br/>
+        <w:t xml:space="preserve">  │</w:t>
+        <w:br/>
+        <w:t xml:space="preserve">  ├─[CNN path]─── Resize 299×299 → Normalize (ImageNet stats)</w:t>
+        <w:br/>
+        <w:t xml:space="preserve">  │               → Frozen MobileNetV2 (GAP output)</w:t>
+        <w:br/>
+        <w:t xml:space="preserve">  │               → 1280-d feature vector</w:t>
+        <w:br/>
+        <w:t xml:space="preserve">  │</w:t>
+        <w:br/>
+        <w:t xml:space="preserve">  └─[Freq path]── Resize 299×299 → Grayscale (Rec. 601 luminance)</w:t>
+        <w:br/>
+        <w:t xml:space="preserve">                  → FFT path (Dzanic et al.) → 102-d</w:t>
+        <w:br/>
+        <w:t xml:space="preserve">                  → DCT path (Frank et al.)  → 126-d</w:t>
+        <w:br/>
+        <w:t xml:space="preserve">                  → 228-d feature vector</w:t>
+        <w:br/>
+        <w:t xml:space="preserve">                         │</w:t>
+        <w:br/>
+        <w:t xml:space="preserve">                  Concatenate → 1508-d feature vector</w:t>
+        <w:br/>
+        <w:t xml:space="preserve">                         │</w:t>
+        <w:br/>
+        <w:t xml:space="preserve">                  StandardScaler → SVM (RBF kernel) → {Real, Forged, AI-Generated}</w:t>
+      </w:r>
+    </w:p>
+    <w:p>
+      <w:r>
+        <w:t xml:space="preserve">The CNN and frequency paths are complementary by design: the CNN path captures </w:t>
+      </w:r>
+      <w:r>
+        <w:rPr>
+          <w:i/>
+        </w:rPr>
+        <w:t>what is in the image</w:t>
+      </w:r>
+      <w:r>
+        <w:t xml:space="preserve">, while the frequency path captures </w:t>
+      </w:r>
+      <w:r>
+        <w:rPr>
+          <w:i/>
+        </w:rPr>
+        <w:t>how the image was generated</w:t>
+      </w:r>
+      <w:r>
+        <w:t>.</w:t>
       </w:r>
     </w:p>
     <w:p>
       <w:pPr>
-        <w:pStyle w:val="ListNumber"/>
+        <w:pStyle w:val="Heading2"/>
       </w:pPr>
       <w:r>
-        <w:rPr>
-          <w:b/>
-        </w:rPr>
-        <w:t>Stage 2 — Classification.</w:t>
-      </w:r>
-      <w:r>
-        <w:t xml:space="preserve"> A classical classifier (Random Forest or SVM) maps that feature vector to one of three classes. This stage is the only part of the system trained on our task.</w:t>
+        <w:t>4.2 CNN feature extraction</w:t>
       </w:r>
     </w:p>
     <w:p>
       <w:r>
-        <w:t>This split is a deliberate trade-off:</w:t>
+        <w:t>We extract frozen features from two backbones to enable an ablation on feature-extractor size:</w:t>
       </w:r>
     </w:p>
     <w:p>
@@ -1062,10 +1285,19 @@
         <w:rPr>
           <w:b/>
         </w:rPr>
-        <w:t>Pros.</w:t>
-      </w:r>
-      <w:r>
-        <w:t xml:space="preserve"> No GPU is required for either training or inference at the classifier stage. Feature extraction is a one-time cost (~70 minutes for Xception, ~32 minutes for MobileNetV2 on CPU for our 30K-image dataset). Classifier training takes seconds (RF) to under an hour (SVM). The system is reproducible from raw data in under four hours on a laptop.</w:t>
+        <w:t>Xception</w:t>
+      </w:r>
+      <w:r>
+        <w:t xml:space="preserve"> (Chollet, 2017) — depthwise-separable convolutions, ~22M parameters, </w:t>
+      </w:r>
+      <w:r>
+        <w:rPr>
+          <w:b/>
+        </w:rPr>
+        <w:t>2048-dimensional</w:t>
+      </w:r>
+      <w:r>
+        <w:t xml:space="preserve"> global average pool output. Chosen for architectural comparability with Ali et al. (2022).</w:t>
       </w:r>
     </w:p>
     <w:p>
@@ -1077,10 +1309,75 @@
         <w:rPr>
           <w:b/>
         </w:rPr>
-        <w:t>Cons.</w:t>
-      </w:r>
-      <w:r>
-        <w:t xml:space="preserve"> We give up the ability to adapt the convolutional features to forgery-specific cues (e.g., subtle texture or frequency patterns left by specific generators). Section 9 documents the empirical ceiling this creates.</w:t>
+        <w:t>MobileNetV2</w:t>
+      </w:r>
+      <w:r>
+        <w:t xml:space="preserve"> (Sandler et al., 2018) — inverted-residual blocks with linear bottlenecks, ~3.4M parameters, </w:t>
+      </w:r>
+      <w:r>
+        <w:rPr>
+          <w:b/>
+        </w:rPr>
+        <w:t>1280-dimensional</w:t>
+      </w:r>
+      <w:r>
+        <w:t xml:space="preserve"> GAP output. Faster and less over-parameterized for our training-set size.</w:t>
+      </w:r>
+    </w:p>
+    <w:p>
+      <w:r>
+        <w:t xml:space="preserve">Both backbones are loaded via </w:t>
+      </w:r>
+      <w:r>
+        <w:rPr>
+          <w:rFonts w:ascii="Consolas" w:hAnsi="Consolas"/>
+          <w:sz w:val="20"/>
+        </w:rPr>
+        <w:t>timm.create_model(name, pretrained=True, num_classes=0)</w:t>
+      </w:r>
+      <w:r>
+        <w:t xml:space="preserve">. The </w:t>
+      </w:r>
+      <w:r>
+        <w:rPr>
+          <w:rFonts w:ascii="Consolas" w:hAnsi="Consolas"/>
+          <w:sz w:val="20"/>
+        </w:rPr>
+        <w:t>num_classes=0</w:t>
+      </w:r>
+      <w:r>
+        <w:t xml:space="preserve"> argument strips the classification head; the model ends at the global average pooling layer. We freeze all parameters with </w:t>
+      </w:r>
+      <w:r>
+        <w:rPr>
+          <w:rFonts w:ascii="Consolas" w:hAnsi="Consolas"/>
+          <w:sz w:val="20"/>
+        </w:rPr>
+        <w:t>param.requires_grad = False</w:t>
+      </w:r>
+      <w:r>
+        <w:t xml:space="preserve"> and call </w:t>
+      </w:r>
+      <w:r>
+        <w:rPr>
+          <w:rFonts w:ascii="Consolas" w:hAnsi="Consolas"/>
+          <w:sz w:val="20"/>
+        </w:rPr>
+        <w:t>model.eval()</w:t>
+      </w:r>
+      <w:r>
+        <w:t xml:space="preserve"> to lock BatchNorm running statistics and disable dropout. No gradient ever flows through the backbone.</w:t>
+      </w:r>
+    </w:p>
+    <w:p>
+      <w:r>
+        <w:rPr>
+          <w:b/>
+        </w:rPr>
+        <w:t>Why frozen features?</w:t>
+      </w:r>
+      <w:r>
+        <w:t xml:space="preserve"> Fine-tuning requires gradient propagation through 22M+ parameters with a relatively small labeled dataset. More critically, our cross-source analysis (Section 8) shows within-class accuracy spread of 43–67 pp across source datasets — a sign that fine-tuning would amplify existing shortcuts rather than generalize to new generators. Section 9.2 details the full rationale.</w:t>
       </w:r>
     </w:p>
     <w:p>
@@ -1088,12 +1385,1000 @@
         <w:pStyle w:val="Heading2"/>
       </w:pPr>
       <w:r>
-        <w:t>4.2 Backbone choice</w:t>
+        <w:t>4.3 Frequency feature extraction</w:t>
       </w:r>
     </w:p>
     <w:p>
       <w:r>
-        <w:t>We extract features from two backbones to enable an ablation on feature-extractor size:</w:t>
+        <w:t xml:space="preserve">The frequency feature path is implemented in </w:t>
+      </w:r>
+      <w:r>
+        <w:rPr>
+          <w:rFonts w:ascii="Consolas" w:hAnsi="Consolas"/>
+          <w:sz w:val="20"/>
+        </w:rPr>
+        <w:t>src/frequency_features.py</w:t>
+      </w:r>
+      <w:r>
+        <w:t xml:space="preserve"> and produces a </w:t>
+      </w:r>
+      <w:r>
+        <w:rPr>
+          <w:b/>
+        </w:rPr>
+        <w:t>228-dimensional</w:t>
+      </w:r>
+      <w:r>
+        <w:t xml:space="preserve"> content-invariant feature vector. Both sub-paths operate on a grayscale version of the image computed using Rec. 601 luminance weights (the same weights used in JPEG encoding):</w:t>
+      </w:r>
+    </w:p>
+    <w:p>
+      <w:pPr>
+        <w:spacing w:after="120"/>
+        <w:ind w:left="360"/>
+      </w:pPr>
+      <w:r>
+        <w:rPr>
+          <w:rFonts w:ascii="Consolas" w:hAnsi="Consolas"/>
+          <w:sz w:val="18"/>
+        </w:rPr>
+        <w:t>L = 0.299 × R + 0.587 × G + 0.114 × B</w:t>
+      </w:r>
+    </w:p>
+    <w:p>
+      <w:r>
+        <w:t>This choice of grayscale formula aligns the luminance representation with the JPEG standard, making the DCT sub-path's measurements directly comparable to per-image JPEG statistics.</w:t>
+      </w:r>
+    </w:p>
+    <w:p>
+      <w:pPr>
+        <w:pStyle w:val="Heading3"/>
+      </w:pPr>
+      <w:r>
+        <w:t>4.3.1 FFT path — Dzanic et al. (NeurIPS 2020) — 102 dimensions</w:t>
+      </w:r>
+    </w:p>
+    <w:p>
+      <w:pPr>
+        <w:pStyle w:val="ListNumber"/>
+      </w:pPr>
+      <w:r>
+        <w:t xml:space="preserve">Apply 2D FFT to the grayscale image: </w:t>
+      </w:r>
+      <w:r>
+        <w:rPr>
+          <w:rFonts w:ascii="Consolas" w:hAnsi="Consolas"/>
+          <w:sz w:val="20"/>
+        </w:rPr>
+        <w:t>numpy.fft.fft2(gray)</w:t>
+      </w:r>
+      <w:r>
+        <w:t>.</w:t>
+      </w:r>
+    </w:p>
+    <w:p>
+      <w:pPr>
+        <w:pStyle w:val="ListNumber"/>
+      </w:pPr>
+      <w:r>
+        <w:t xml:space="preserve">Shift the zero-frequency component to the image center: </w:t>
+      </w:r>
+      <w:r>
+        <w:rPr>
+          <w:rFonts w:ascii="Consolas" w:hAnsi="Consolas"/>
+          <w:sz w:val="20"/>
+        </w:rPr>
+        <w:t>numpy.fft.fftshift(...)</w:t>
+      </w:r>
+      <w:r>
+        <w:t>.</w:t>
+      </w:r>
+    </w:p>
+    <w:p>
+      <w:pPr>
+        <w:pStyle w:val="ListNumber"/>
+      </w:pPr>
+      <w:r>
+        <w:t xml:space="preserve">Compute the magnitude spectrum: </w:t>
+      </w:r>
+      <w:r>
+        <w:rPr>
+          <w:rFonts w:ascii="Consolas" w:hAnsi="Consolas"/>
+          <w:sz w:val="20"/>
+        </w:rPr>
+        <w:t>numpy.abs(shifted_fft)</w:t>
+      </w:r>
+      <w:r>
+        <w:t>.</w:t>
+      </w:r>
+    </w:p>
+    <w:p>
+      <w:pPr>
+        <w:pStyle w:val="ListNumber"/>
+      </w:pPr>
+      <w:r>
+        <w:t>Build a radius map: for each pixel at position (r, c), compute its Euclidean distance from the image center. This maps each pixel to its corresponding spatial frequency magnitude.</w:t>
+      </w:r>
+    </w:p>
+    <w:p>
+      <w:pPr>
+        <w:pStyle w:val="ListNumber"/>
+      </w:pPr>
+      <w:r>
+        <w:t xml:space="preserve">Divide [0, max_radius] into 100 equal-width bins. For each bin, average the magnitudes of all pixels in that radial band → </w:t>
+      </w:r>
+      <w:r>
+        <w:rPr>
+          <w:b/>
+        </w:rPr>
+        <w:t>100-dimensional</w:t>
+      </w:r>
+      <w:r>
+        <w:t xml:space="preserve"> radial power spectrum.</w:t>
+      </w:r>
+    </w:p>
+    <w:p>
+      <w:pPr>
+        <w:pStyle w:val="ListNumber"/>
+      </w:pPr>
+      <w:r>
+        <w:t xml:space="preserve">Apply </w:t>
+      </w:r>
+      <w:r>
+        <w:rPr>
+          <w:rFonts w:ascii="Consolas" w:hAnsi="Consolas"/>
+          <w:sz w:val="20"/>
+        </w:rPr>
+        <w:t>log1p</w:t>
+      </w:r>
+      <w:r>
+        <w:t xml:space="preserve"> compression to reduce the dynamic range (~10⁴× span) to a classifier-friendly scale.</w:t>
+      </w:r>
+    </w:p>
+    <w:p>
+      <w:pPr>
+        <w:pStyle w:val="ListNumber"/>
+      </w:pPr>
+      <w:r>
+        <w:t xml:space="preserve">Fit the power-law model P(k) = b₁ × k^(−b₂) by linear regression in log-log space: </w:t>
+      </w:r>
+      <w:r>
+        <w:rPr>
+          <w:rFonts w:ascii="Consolas" w:hAnsi="Consolas"/>
+          <w:sz w:val="20"/>
+        </w:rPr>
+        <w:t>log(P) = log(b₁) - b₂ × log(k)</w:t>
+      </w:r>
+      <w:r>
+        <w:t xml:space="preserve">, excluding the DC bin (k=0) and the outermost 5 bins (sparse at image corners). This yields </w:t>
+      </w:r>
+      <w:r>
+        <w:rPr>
+          <w:b/>
+        </w:rPr>
+        <w:t>2 decay parameters</w:t>
+      </w:r>
+      <w:r>
+        <w:t xml:space="preserve"> (b₁, b₂).</w:t>
+      </w:r>
+    </w:p>
+    <w:p>
+      <w:r>
+        <w:t xml:space="preserve">Total FFT features: 100 (spectrum) + 2 (decay) = </w:t>
+      </w:r>
+      <w:r>
+        <w:rPr>
+          <w:b/>
+        </w:rPr>
+        <w:t>102 dimensions</w:t>
+      </w:r>
+      <w:r>
+        <w:t>.</w:t>
+      </w:r>
+    </w:p>
+    <w:p>
+      <w:pPr>
+        <w:pStyle w:val="Heading3"/>
+      </w:pPr>
+      <w:r>
+        <w:t>4.3.2 DCT path — Frank et al. (ICML 2020) — 126 dimensions</w:t>
+      </w:r>
+    </w:p>
+    <w:p>
+      <w:pPr>
+        <w:pStyle w:val="ListNumber"/>
+      </w:pPr>
+      <w:r>
+        <w:t xml:space="preserve">Divide the 299 × 299 grayscale image into non-overlapping 8 × 8 blocks. Since 299 / 8 = 37 complete blocks per dimension, this yields 37 × 37 = </w:t>
+      </w:r>
+      <w:r>
+        <w:rPr>
+          <w:b/>
+        </w:rPr>
+        <w:t>1,369 blocks</w:t>
+      </w:r>
+      <w:r>
+        <w:t>, with a 3-pixel border discarded.</w:t>
+      </w:r>
+    </w:p>
+    <w:p>
+      <w:pPr>
+        <w:pStyle w:val="ListNumber"/>
+      </w:pPr>
+      <w:r>
+        <w:t xml:space="preserve">Apply the 2D Discrete Cosine Transform to each block using </w:t>
+      </w:r>
+      <w:r>
+        <w:rPr>
+          <w:rFonts w:ascii="Consolas" w:hAnsi="Consolas"/>
+          <w:sz w:val="20"/>
+        </w:rPr>
+        <w:t>scipy.fft.dctn(block, norm='ortho')</w:t>
+      </w:r>
+      <w:r>
+        <w:t xml:space="preserve">. The </w:t>
+      </w:r>
+      <w:r>
+        <w:rPr>
+          <w:rFonts w:ascii="Consolas" w:hAnsi="Consolas"/>
+          <w:sz w:val="20"/>
+        </w:rPr>
+        <w:t>ortho</w:t>
+      </w:r>
+      <w:r>
+        <w:t xml:space="preserve"> normalization makes the transform energy-preserving, allowing fair amplitude comparison across blocks of different mean brightness.</w:t>
+      </w:r>
+    </w:p>
+    <w:p>
+      <w:pPr>
+        <w:pStyle w:val="ListNumber"/>
+      </w:pPr>
+      <w:r>
+        <w:t>For each of the 64 coefficient positions, collect its value across all 1,369 blocks, forming a distribution of 1,369 values per position.</w:t>
+      </w:r>
+    </w:p>
+    <w:p>
+      <w:pPr>
+        <w:pStyle w:val="ListNumber"/>
+      </w:pPr>
+      <w:r>
+        <w:t xml:space="preserve">Compute the </w:t>
+      </w:r>
+      <w:r>
+        <w:rPr>
+          <w:b/>
+        </w:rPr>
+        <w:t>mean</w:t>
+      </w:r>
+      <w:r>
+        <w:t xml:space="preserve"> and </w:t>
+      </w:r>
+      <w:r>
+        <w:rPr>
+          <w:b/>
+        </w:rPr>
+        <w:t>standard deviation</w:t>
+      </w:r>
+      <w:r>
+        <w:t xml:space="preserve"> of each distribution across blocks — mean captures average amplitude, std captures spatial consistency.</w:t>
+      </w:r>
+    </w:p>
+    <w:p>
+      <w:pPr>
+        <w:pStyle w:val="ListNumber"/>
+      </w:pPr>
+      <w:r>
+        <w:t>Discard the DC coefficient at position [0,0], which encodes mean block luminance — a brightness property, not a generator signature.</w:t>
+      </w:r>
+    </w:p>
+    <w:p>
+      <w:r>
+        <w:t xml:space="preserve">Total DCT features: 63 AC means + 63 AC stds = </w:t>
+      </w:r>
+      <w:r>
+        <w:rPr>
+          <w:b/>
+        </w:rPr>
+        <w:t>126 dimensions</w:t>
+      </w:r>
+      <w:r>
+        <w:t>.</w:t>
+      </w:r>
+    </w:p>
+    <w:p>
+      <w:r>
+        <w:rPr>
+          <w:b/>
+        </w:rPr>
+        <w:t>Combined:</w:t>
+      </w:r>
+      <w:r>
+        <w:t xml:space="preserve"> 102 (FFT) + 126 (DCT) = </w:t>
+      </w:r>
+      <w:r>
+        <w:rPr>
+          <w:b/>
+        </w:rPr>
+        <w:t>228 dimensions</w:t>
+      </w:r>
+      <w:r>
+        <w:t>.</w:t>
+      </w:r>
+    </w:p>
+    <w:p>
+      <w:pPr>
+        <w:pStyle w:val="Heading3"/>
+      </w:pPr>
+      <w:r>
+        <w:t>4.3.3 Why content invariance matters</w:t>
+      </w:r>
+    </w:p>
+    <w:p>
+      <w:r>
+        <w:t xml:space="preserve">A face photograph and a landscape photograph from the same GAN generator will have very different CNN feature vectors — the CNN sees content. They will have </w:t>
+      </w:r>
+      <w:r>
+        <w:rPr>
+          <w:i/>
+        </w:rPr>
+        <w:t>similar</w:t>
+      </w:r>
+      <w:r>
+        <w:t xml:space="preserve"> frequency feature vectors — the FFT power-law deviation and DCT coefficient elevation are imposed by the generator's upsampling layers, not by image content. This content invariance is the property that makes frequency features complementary to CNN features. An ensemble of both provides both the semantic context and the generative signature.</w:t>
+      </w:r>
+    </w:p>
+    <w:p>
+      <w:pPr>
+        <w:pStyle w:val="Heading2"/>
+      </w:pPr>
+      <w:r>
+        <w:t>4.4 Combined feature vector</w:t>
+      </w:r>
+    </w:p>
+    <w:p>
+      <w:r>
+        <w:t xml:space="preserve">For the combined pipeline, CNN features (1280-d) and frequency features (228-d) are concatenated immediately after extraction, before the classifier: </w:t>
+      </w:r>
+      <w:r>
+        <w:rPr>
+          <w:b/>
+        </w:rPr>
+        <w:t>1,280 + 228 = 1,508 dimensions</w:t>
+      </w:r>
+      <w:r>
+        <w:t xml:space="preserve">. This concatenation is done at training time in </w:t>
+      </w:r>
+      <w:r>
+        <w:rPr>
+          <w:rFonts w:ascii="Consolas" w:hAnsi="Consolas"/>
+          <w:sz w:val="20"/>
+        </w:rPr>
+        <w:t>step2_extract_features.py</w:t>
+      </w:r>
+      <w:r>
+        <w:t xml:space="preserve"> and saved as </w:t>
+      </w:r>
+      <w:r>
+        <w:rPr>
+          <w:rFonts w:ascii="Consolas" w:hAnsi="Consolas"/>
+          <w:sz w:val="20"/>
+        </w:rPr>
+        <w:t>mobilenetv2_100_freq_x_{split}.npy</w:t>
+      </w:r>
+      <w:r>
+        <w:t>. No learned fusion layer is used — the SVM learns the combined boundary directly in the 1508-d space.</w:t>
+      </w:r>
+    </w:p>
+    <w:p>
+      <w:pPr>
+        <w:pStyle w:val="Heading2"/>
+      </w:pPr>
+      <w:r>
+        <w:t>4.5 Classifiers</w:t>
+      </w:r>
+    </w:p>
+    <w:p>
+      <w:r>
+        <w:t>We train two classifiers on each of the three feature sets:</w:t>
+      </w:r>
+    </w:p>
+    <w:p>
+      <w:r>
+        <w:rPr>
+          <w:b/>
+        </w:rPr>
+        <w:t>Random Forest.</w:t>
+      </w:r>
+      <w:r>
+        <w:t xml:space="preserve"> 200 trees, </w:t>
+      </w:r>
+      <w:r>
+        <w:rPr>
+          <w:rFonts w:ascii="Consolas" w:hAnsi="Consolas"/>
+          <w:sz w:val="20"/>
+        </w:rPr>
+        <w:t>max_depth=30</w:t>
+      </w:r>
+      <w:r>
+        <w:t xml:space="preserve">, </w:t>
+      </w:r>
+      <w:r>
+        <w:rPr>
+          <w:rFonts w:ascii="Consolas" w:hAnsi="Consolas"/>
+          <w:sz w:val="20"/>
+        </w:rPr>
+        <w:t>min_samples_split=5</w:t>
+      </w:r>
+      <w:r>
+        <w:t xml:space="preserve">, </w:t>
+      </w:r>
+      <w:r>
+        <w:rPr>
+          <w:rFonts w:ascii="Consolas" w:hAnsi="Consolas"/>
+          <w:sz w:val="20"/>
+        </w:rPr>
+        <w:t>class_weight='balanced'</w:t>
+      </w:r>
+      <w:r>
+        <w:t xml:space="preserve"> to compensate for the undersized Forged class (5,123 vs. 8,750 Real/AI). Implemented via </w:t>
+      </w:r>
+      <w:r>
+        <w:rPr>
+          <w:rFonts w:ascii="Consolas" w:hAnsi="Consolas"/>
+          <w:sz w:val="20"/>
+        </w:rPr>
+        <w:t>sklearn.ensemble.RandomForestClassifier</w:t>
+      </w:r>
+      <w:r>
+        <w:t>. Training time: ~10 seconds on a single CPU core for any feature set.</w:t>
+      </w:r>
+    </w:p>
+    <w:p>
+      <w:r>
+        <w:rPr>
+          <w:b/>
+        </w:rPr>
+        <w:t>Support Vector Machine.</w:t>
+      </w:r>
+      <w:r>
+        <w:t xml:space="preserve"> RBF kernel, </w:t>
+      </w:r>
+      <w:r>
+        <w:rPr>
+          <w:rFonts w:ascii="Consolas" w:hAnsi="Consolas"/>
+          <w:sz w:val="20"/>
+        </w:rPr>
+        <w:t>C=10</w:t>
+      </w:r>
+      <w:r>
+        <w:t xml:space="preserve">, </w:t>
+      </w:r>
+      <w:r>
+        <w:rPr>
+          <w:rFonts w:ascii="Consolas" w:hAnsi="Consolas"/>
+          <w:sz w:val="20"/>
+        </w:rPr>
+        <w:t>gamma='scale'</w:t>
+      </w:r>
+      <w:r>
+        <w:t xml:space="preserve">. Features are scaled with </w:t>
+      </w:r>
+      <w:r>
+        <w:rPr>
+          <w:rFonts w:ascii="Consolas" w:hAnsi="Consolas"/>
+          <w:sz w:val="20"/>
+        </w:rPr>
+        <w:t>StandardScaler</w:t>
+      </w:r>
+      <w:r>
+        <w:t xml:space="preserve"> (fit on training features only, never on val or test). </w:t>
+      </w:r>
+      <w:r>
+        <w:rPr>
+          <w:rFonts w:ascii="Consolas" w:hAnsi="Consolas"/>
+          <w:sz w:val="20"/>
+        </w:rPr>
+        <w:t>probability=True</w:t>
+      </w:r>
+      <w:r>
+        <w:t xml:space="preserve"> enables Platt-scaled per-class confidences. Training time scales as approximately O(n² × d): ~43 minutes for MobileNetV2 CNN-only (1280-d, 21K samples), ~48 minutes for frequency-only (228-d), ~110 minutes for combined (1508-d).</w:t>
+      </w:r>
+    </w:p>
+    <w:p>
+      <w:pPr>
+        <w:pStyle w:val="Heading2"/>
+      </w:pPr>
+      <w:r>
+        <w:t>4.6 Inference pipeline</w:t>
+      </w:r>
+    </w:p>
+    <w:p>
+      <w:r>
+        <w:t>At inference time for the best model (combined SVM):</w:t>
+      </w:r>
+    </w:p>
+    <w:p>
+      <w:pPr>
+        <w:pStyle w:val="ListNumber"/>
+      </w:pPr>
+      <w:r>
+        <w:t>Load image with PIL; convert to RGB.</w:t>
+      </w:r>
+    </w:p>
+    <w:p>
+      <w:pPr>
+        <w:pStyle w:val="ListNumber"/>
+      </w:pPr>
+      <w:r>
+        <w:t xml:space="preserve">Resize to 299 × 299 using </w:t>
+      </w:r>
+      <w:r>
+        <w:rPr>
+          <w:rFonts w:ascii="Consolas" w:hAnsi="Consolas"/>
+          <w:sz w:val="20"/>
+        </w:rPr>
+        <w:t>PIL.Image.BILINEAR</w:t>
+      </w:r>
+      <w:r>
+        <w:t>.</w:t>
+      </w:r>
+    </w:p>
+    <w:p>
+      <w:pPr>
+        <w:pStyle w:val="ListNumber"/>
+      </w:pPr>
+      <w:r>
+        <w:rPr>
+          <w:b/>
+        </w:rPr>
+        <w:t>CNN path:</w:t>
+      </w:r>
+      <w:r>
+        <w:t xml:space="preserve"> normalize with ImageNet mean/std → frozen MobileNetV2 forward pass with </w:t>
+      </w:r>
+      <w:r>
+        <w:rPr>
+          <w:rFonts w:ascii="Consolas" w:hAnsi="Consolas"/>
+          <w:sz w:val="20"/>
+        </w:rPr>
+        <w:t>torch.no_grad()</w:t>
+      </w:r>
+      <w:r>
+        <w:t xml:space="preserve"> → 1280-d vector.</w:t>
+      </w:r>
+    </w:p>
+    <w:p>
+      <w:pPr>
+        <w:pStyle w:val="ListNumber"/>
+      </w:pPr>
+      <w:r>
+        <w:rPr>
+          <w:b/>
+        </w:rPr>
+        <w:t>Frequency path:</w:t>
+      </w:r>
+      <w:r>
+        <w:t xml:space="preserve"> convert to grayscale (Rec. 601) → FFT path → DCT path → 228-d vector.</w:t>
+      </w:r>
+    </w:p>
+    <w:p>
+      <w:pPr>
+        <w:pStyle w:val="ListNumber"/>
+      </w:pPr>
+      <w:r>
+        <w:t>Concatenate → 1508-d vector.</w:t>
+      </w:r>
+    </w:p>
+    <w:p>
+      <w:pPr>
+        <w:pStyle w:val="ListNumber"/>
+      </w:pPr>
+      <w:r>
+        <w:t xml:space="preserve">Apply fitted </w:t>
+      </w:r>
+      <w:r>
+        <w:rPr>
+          <w:rFonts w:ascii="Consolas" w:hAnsi="Consolas"/>
+          <w:sz w:val="20"/>
+        </w:rPr>
+        <w:t>StandardScaler</w:t>
+      </w:r>
+      <w:r>
+        <w:t>.</w:t>
+      </w:r>
+    </w:p>
+    <w:p>
+      <w:pPr>
+        <w:pStyle w:val="ListNumber"/>
+      </w:pPr>
+      <w:r>
+        <w:rPr>
+          <w:rFonts w:ascii="Consolas" w:hAnsi="Consolas"/>
+          <w:sz w:val="20"/>
+        </w:rPr>
+        <w:t>svm.predict_proba(features)</w:t>
+      </w:r>
+      <w:r>
+        <w:t xml:space="preserve"> → per-class probabilities.</w:t>
+      </w:r>
+    </w:p>
+    <w:p>
+      <w:r>
+        <w:t>The Gradio demo (</w:t>
+      </w:r>
+      <w:r>
+        <w:rPr>
+          <w:rFonts w:ascii="Consolas" w:hAnsi="Consolas"/>
+          <w:sz w:val="20"/>
+        </w:rPr>
+        <w:t>step5_gradio_demo.py</w:t>
+      </w:r>
+      <w:r>
+        <w:t>) wires this end-to-end. Inference latency on CPU is approximately 50–80ms per image (dominated by the MobileNetV2 forward pass at ~30ms and the DCT block iteration at ~18ms).</w:t>
+      </w:r>
+    </w:p>
+    <w:p>
+      <w:pPr>
+        <w:pStyle w:val="Heading1"/>
+      </w:pPr>
+      <w:r>
+        <w:t>5. Implementation Details</w:t>
+      </w:r>
+    </w:p>
+    <w:p>
+      <w:r>
+        <w:t xml:space="preserve">The pipeline is implemented as six sequential scripts in </w:t>
+      </w:r>
+      <w:r>
+        <w:rPr>
+          <w:rFonts w:ascii="Consolas" w:hAnsi="Consolas"/>
+          <w:sz w:val="20"/>
+        </w:rPr>
+        <w:t>src/</w:t>
+      </w:r>
+      <w:r>
+        <w:t xml:space="preserve">, runnable as </w:t>
+      </w:r>
+      <w:r>
+        <w:rPr>
+          <w:rFonts w:ascii="Consolas" w:hAnsi="Consolas"/>
+          <w:sz w:val="20"/>
+        </w:rPr>
+        <w:t>python -m src.stepN_...</w:t>
+      </w:r>
+      <w:r>
+        <w:t xml:space="preserve">. The project is structured as a Python package with a </w:t>
+      </w:r>
+      <w:r>
+        <w:rPr>
+          <w:rFonts w:ascii="Consolas" w:hAnsi="Consolas"/>
+          <w:sz w:val="20"/>
+        </w:rPr>
+        <w:t>pyproject.toml</w:t>
+      </w:r>
+      <w:r>
+        <w:t>, absolute imports, and per-model JSON meta-manifests recording training timestamp, git SHA, and validation accuracy.</w:t>
+      </w:r>
+    </w:p>
+    <w:p>
+      <w:pPr>
+        <w:pStyle w:val="Heading2"/>
+      </w:pPr>
+      <w:r>
+        <w:t>5.1 Step 1 — Dataset preparation</w:t>
+      </w:r>
+    </w:p>
+    <w:p>
+      <w:r>
+        <w:rPr>
+          <w:rFonts w:ascii="Consolas" w:hAnsi="Consolas"/>
+          <w:sz w:val="20"/>
+        </w:rPr>
+        <w:t>step1_prepare_dataset.py</w:t>
+      </w:r>
+      <w:r>
+        <w:t xml:space="preserve"> discovers image paths, applies stratified sampling, resizes to 299 × 299, writes JPEG files to </w:t>
+      </w:r>
+      <w:r>
+        <w:rPr>
+          <w:rFonts w:ascii="Consolas" w:hAnsi="Consolas"/>
+          <w:sz w:val="20"/>
+        </w:rPr>
+        <w:t>data/processed/{split}/{class}/</w:t>
+      </w:r>
+      <w:r>
+        <w:t>, and emits a metadata CSV recording every sampled image's source. This script went through three major revisions; each revision was motivated by a failure mode caught by the cross-source check.</w:t>
+      </w:r>
+    </w:p>
+    <w:p>
+      <w:pPr>
+        <w:pStyle w:val="Heading2"/>
+      </w:pPr>
+      <w:r>
+        <w:t>5.2 Fix 1 — Generator-aware label inference</w:t>
+      </w:r>
+    </w:p>
+    <w:p>
+      <w:r>
+        <w:rPr>
+          <w:b/>
+        </w:rPr>
+        <w:t>The bug.</w:t>
+      </w:r>
+      <w:r>
+        <w:t xml:space="preserve"> Initial discovery code assigned </w:t>
+      </w:r>
+      <w:r>
+        <w:rPr>
+          <w:rFonts w:ascii="Consolas" w:hAnsi="Consolas"/>
+          <w:sz w:val="20"/>
+        </w:rPr>
+        <w:t>target=0</w:t>
+      </w:r>
+      <w:r>
+        <w:t xml:space="preserve"> rows from ArtiFact metadata to Real and </w:t>
+      </w:r>
+      <w:r>
+        <w:rPr>
+          <w:rFonts w:ascii="Consolas" w:hAnsi="Consolas"/>
+          <w:sz w:val="20"/>
+        </w:rPr>
+        <w:t>target=1</w:t>
+      </w:r>
+      <w:r>
+        <w:t xml:space="preserve"> to AI. After Run 1, only </w:t>
+      </w:r>
+      <w:r>
+        <w:rPr>
+          <w:rFonts w:ascii="Consolas" w:hAnsi="Consolas"/>
+          <w:sz w:val="20"/>
+        </w:rPr>
+        <w:t>stylegan2</w:t>
+      </w:r>
+      <w:r>
+        <w:t xml:space="preserve"> appeared as an AI source on disk.</w:t>
+      </w:r>
+    </w:p>
+    <w:p>
+      <w:r>
+        <w:rPr>
+          <w:b/>
+        </w:rPr>
+        <w:t>Root cause.</w:t>
+      </w:r>
+      <w:r>
+        <w:t xml:space="preserve"> ArtiFact's metadata follows two schemas. Most folders use </w:t>
+      </w:r>
+      <w:r>
+        <w:rPr>
+          <w:rFonts w:ascii="Consolas" w:hAnsi="Consolas"/>
+          <w:sz w:val="20"/>
+        </w:rPr>
+        <w:t>target ∈ {0, 1}</w:t>
+      </w:r>
+      <w:r>
+        <w:t xml:space="preserve">. Several folders (e.g., </w:t>
+      </w:r>
+      <w:r>
+        <w:rPr>
+          <w:rFonts w:ascii="Consolas" w:hAnsi="Consolas"/>
+          <w:sz w:val="20"/>
+        </w:rPr>
+        <w:t>big_gan</w:t>
+      </w:r>
+      <w:r>
+        <w:t xml:space="preserve">, </w:t>
+      </w:r>
+      <w:r>
+        <w:rPr>
+          <w:rFonts w:ascii="Consolas" w:hAnsi="Consolas"/>
+          <w:sz w:val="20"/>
+        </w:rPr>
+        <w:t>latent_diffusion</w:t>
+      </w:r>
+      <w:r>
+        <w:t xml:space="preserve">) use </w:t>
+      </w:r>
+      <w:r>
+        <w:rPr>
+          <w:rFonts w:ascii="Consolas" w:hAnsi="Consolas"/>
+          <w:sz w:val="20"/>
+        </w:rPr>
+        <w:t>target = &lt;ImageNet class index&gt;</w:t>
+      </w:r>
+      <w:r>
+        <w:t xml:space="preserve"> — values like 6, 207, 412. Our binary check silently dropped these rows.</w:t>
+      </w:r>
+    </w:p>
+    <w:p>
+      <w:r>
+        <w:rPr>
+          <w:b/>
+        </w:rPr>
+        <w:t>Fix.</w:t>
+      </w:r>
+      <w:r>
+        <w:t xml:space="preserve"> An </w:t>
+      </w:r>
+      <w:r>
+        <w:rPr>
+          <w:rFonts w:ascii="Consolas" w:hAnsi="Consolas"/>
+          <w:sz w:val="20"/>
+        </w:rPr>
+        <w:t>AI_GENERATOR_FOLDERS</w:t>
+      </w:r>
+      <w:r>
+        <w:t xml:space="preserve"> whitelist of known-AI subfolder names. Discovery now applies the binary check first; if the target field is non-binary, it checks the whitelist. This recovered 24 additional AI sources, going from 1 to 25 active generators.</w:t>
+      </w:r>
+    </w:p>
+    <w:p>
+      <w:pPr>
+        <w:pStyle w:val="Heading2"/>
+      </w:pPr>
+      <w:r>
+        <w:t>5.3 Fix 2 — Stratified sampling across generators</w:t>
+      </w:r>
+    </w:p>
+    <w:p>
+      <w:r>
+        <w:rPr>
+          <w:b/>
+        </w:rPr>
+        <w:t>The bug.</w:t>
+      </w:r>
+      <w:r>
+        <w:t xml:space="preserve"> After Fix 1, naive sampling on the flat list of ~1.5M AI images allocated ~70% of the AI training set to </w:t>
+      </w:r>
+      <w:r>
+        <w:rPr>
+          <w:rFonts w:ascii="Consolas" w:hAnsi="Consolas"/>
+          <w:sz w:val="20"/>
+        </w:rPr>
+        <w:t>stylegan2</w:t>
+      </w:r>
+      <w:r>
+        <w:t xml:space="preserve"> alone (~1M images on disk vs. ~10K for most others).</w:t>
+      </w:r>
+    </w:p>
+    <w:p>
+      <w:r>
+        <w:rPr>
+          <w:b/>
+        </w:rPr>
+        <w:t>Fix.</w:t>
+      </w:r>
+      <w:r>
+        <w:t xml:space="preserve"> </w:t>
+      </w:r>
+      <w:r>
+        <w:rPr>
+          <w:rFonts w:ascii="Consolas" w:hAnsi="Consolas"/>
+          <w:sz w:val="20"/>
+        </w:rPr>
+        <w:t>stratified_sample()</w:t>
+      </w:r>
+      <w:r>
+        <w:t xml:space="preserve"> distributes the per-class budget equally across sources first (</w:t>
+      </w:r>
+      <w:r>
+        <w:rPr>
+          <w:rFonts w:ascii="Consolas" w:hAnsi="Consolas"/>
+          <w:sz w:val="20"/>
+        </w:rPr>
+        <w:t>budget // n_sources</w:t>
+      </w:r>
+      <w:r>
+        <w:t xml:space="preserve"> per source), then redistributes leftover quota from undersized sources proportionally to larger pools. Every generator now contributes 500 ± 1 images at the 12,500-per-class budget.</w:t>
+      </w:r>
+    </w:p>
+    <w:p>
+      <w:pPr>
+        <w:pStyle w:val="Heading2"/>
+      </w:pPr>
+      <w:r>
+        <w:t>5.4 Fix 3 — CASIA Au merged into Real</w:t>
+      </w:r>
+    </w:p>
+    <w:p>
+      <w:r>
+        <w:rPr>
+          <w:b/>
+        </w:rPr>
+        <w:t>The bug.</w:t>
+      </w:r>
+      <w:r>
+        <w:t xml:space="preserve"> Runs 1–3 assigned Real exclusively from ArtiFact and Forged exclusively from CASIA. The model learned to use </w:t>
+      </w:r>
+      <w:r>
+        <w:rPr>
+          <w:i/>
+        </w:rPr>
+        <w:t>dataset identity</w:t>
+      </w:r>
+      <w:r>
+        <w:t xml:space="preserve"> as a shortcut: any CASIA image → Forged, regardless of manipulation. The Gradio demo showed landscape photographs being classified as Forged.</w:t>
+      </w:r>
+    </w:p>
+    <w:p>
+      <w:r>
+        <w:rPr>
+          <w:b/>
+        </w:rPr>
+        <w:t>Evidence.</w:t>
+      </w:r>
+      <w:r>
+        <w:t xml:space="preserve"> </w:t>
+      </w:r>
+      <w:r>
+        <w:rPr>
+          <w:rFonts w:ascii="Consolas" w:hAnsi="Consolas"/>
+          <w:sz w:val="20"/>
+        </w:rPr>
+        <w:t>step4b</w:t>
+      </w:r>
+      <w:r>
+        <w:t xml:space="preserve"> showed Forged test accuracy of 96.5% — implausibly high for a splice-detection problem — driven by the model recognizing CASIA sensor signatures, not forgery cues.</w:t>
+      </w:r>
+    </w:p>
+    <w:p>
+      <w:r>
+        <w:rPr>
+          <w:b/>
+        </w:rPr>
+        <w:t>Fix.</w:t>
+      </w:r>
+      <w:r>
+        <w:t xml:space="preserve"> </w:t>
+      </w:r>
+      <w:r>
+        <w:rPr>
+          <w:rFonts w:ascii="Consolas" w:hAnsi="Consolas"/>
+          <w:sz w:val="20"/>
+        </w:rPr>
+        <w:t>discover_casia2_authentic_paths()</w:t>
+      </w:r>
+      <w:r>
+        <w:t xml:space="preserve"> scans CASIA </w:t>
+      </w:r>
+      <w:r>
+        <w:rPr>
+          <w:rFonts w:ascii="Consolas" w:hAnsi="Consolas"/>
+          <w:sz w:val="20"/>
+        </w:rPr>
+        <w:t>Au/</w:t>
+      </w:r>
+      <w:r>
+        <w:t xml:space="preserve"> and adds 7,491 authentic images to the Real class. Both classes now contain CASIA images, and dataset identity no longer predicts Forged. The cost: Forged accuracy dropped from 96.5% to 89.08%, and overall validation accuracy dropped from 77.62% to 74.92% — an explicit accuracy trade for methodological correctness. CASIA </w:t>
+      </w:r>
+      <w:r>
+        <w:rPr>
+          <w:rFonts w:ascii="Consolas" w:hAnsi="Consolas"/>
+          <w:sz w:val="20"/>
+        </w:rPr>
+        <w:t>Au/</w:t>
+      </w:r>
+      <w:r>
+        <w:t xml:space="preserve"> images in the test set now sit at 49.72% Real / 50.28% Forged — chance-level within the CASIA dataset, confirming the shortcut is broken.</w:t>
+      </w:r>
+    </w:p>
+    <w:p>
+      <w:pPr>
+        <w:pStyle w:val="Heading2"/>
+      </w:pPr>
+      <w:r>
+        <w:t>5.5 Step 2 — Feature extraction</w:t>
+      </w:r>
+    </w:p>
+    <w:p>
+      <w:r>
+        <w:rPr>
+          <w:rFonts w:ascii="Consolas" w:hAnsi="Consolas"/>
+          <w:sz w:val="20"/>
+        </w:rPr>
+        <w:t>step2_extract_features.py</w:t>
+      </w:r>
+      <w:r>
+        <w:t xml:space="preserve"> extracts features from three sources:</w:t>
       </w:r>
     </w:p>
     <w:p>
@@ -1105,10 +2390,30 @@
         <w:rPr>
           <w:b/>
         </w:rPr>
-        <w:t>Xception</w:t>
-      </w:r>
-      <w:r>
-        <w:t xml:space="preserve"> (Chollet, 2017) — depthwise-separable convolutions, ~22M parameters, 2048-dimensional GAP feature. Our primary backbone, chosen for direct architectural comparability with Ali et al. (2022).</w:t>
+        <w:t>Xception CNN features:</w:t>
+      </w:r>
+      <w:r>
+        <w:t xml:space="preserve"> forward pass via </w:t>
+      </w:r>
+      <w:r>
+        <w:rPr>
+          <w:rFonts w:ascii="Consolas" w:hAnsi="Consolas"/>
+          <w:sz w:val="20"/>
+        </w:rPr>
+        <w:t>timm</w:t>
+      </w:r>
+      <w:r>
+        <w:t xml:space="preserve">, saves </w:t>
+      </w:r>
+      <w:r>
+        <w:rPr>
+          <w:rFonts w:ascii="Consolas" w:hAnsi="Consolas"/>
+          <w:sz w:val="20"/>
+        </w:rPr>
+        <w:t>xception_x_{split}.npy</w:t>
+      </w:r>
+      <w:r>
+        <w:t xml:space="preserve"> (2048-d).</w:t>
       </w:r>
     </w:p>
     <w:p>
@@ -1120,68 +2425,20 @@
         <w:rPr>
           <w:b/>
         </w:rPr>
-        <w:t>MobileNetV2</w:t>
-      </w:r>
-      <w:r>
-        <w:t xml:space="preserve"> (Sandler et al., 2018) — inverted-residual blocks, ~2.2M parameters, 1280-dimensional GAP feature. Smaller, faster, and used here as a deliberate contrast.</w:t>
-      </w:r>
-    </w:p>
-    <w:p>
-      <w:r>
-        <w:t xml:space="preserve">Both backbones are loaded via </w:t>
+        <w:t>MobileNetV2 CNN features:</w:t>
+      </w:r>
+      <w:r>
+        <w:t xml:space="preserve"> saves </w:t>
       </w:r>
       <w:r>
         <w:rPr>
           <w:rFonts w:ascii="Consolas" w:hAnsi="Consolas"/>
           <w:sz w:val="20"/>
         </w:rPr>
-        <w:t>timm.create_model(name, pretrained=True, num_classes=0)</w:t>
-      </w:r>
-      <w:r>
-        <w:t xml:space="preserve">. The </w:t>
-      </w:r>
-      <w:r>
-        <w:rPr>
-          <w:rFonts w:ascii="Consolas" w:hAnsi="Consolas"/>
-          <w:sz w:val="20"/>
-        </w:rPr>
-        <w:t>num_classes=0</w:t>
-      </w:r>
-      <w:r>
-        <w:t xml:space="preserve"> argument strips the classification head; the resulting model ends at the global average pool. We freeze every parameter (</w:t>
-      </w:r>
-      <w:r>
-        <w:rPr>
-          <w:rFonts w:ascii="Consolas" w:hAnsi="Consolas"/>
-          <w:sz w:val="20"/>
-        </w:rPr>
-        <w:t>p.requires_grad = False</w:t>
-      </w:r>
-      <w:r>
-        <w:t xml:space="preserve">) and call </w:t>
-      </w:r>
-      <w:r>
-        <w:rPr>
-          <w:rFonts w:ascii="Consolas" w:hAnsi="Consolas"/>
-          <w:sz w:val="20"/>
-        </w:rPr>
-        <w:t>model.eval()</w:t>
-      </w:r>
-      <w:r>
-        <w:t xml:space="preserve"> to lock BatchNorm running statistics and disable dropout. No gradient ever flows back into the backbone.</w:t>
-      </w:r>
-    </w:p>
-    <w:p>
-      <w:pPr>
-        <w:pStyle w:val="Heading2"/>
-      </w:pPr>
-      <w:r>
-        <w:t>4.3 Classifier choice</w:t>
-      </w:r>
-    </w:p>
-    <w:p>
-      <w:r>
-        <w:t>We pair each backbone with two classifiers:</w:t>
+        <w:t>mobilenetv2_100_x_{split}.npy</w:t>
+      </w:r>
+      <w:r>
+        <w:t xml:space="preserve"> (1280-d).</w:t>
       </w:r>
     </w:p>
     <w:p>
@@ -1193,30 +2450,103 @@
         <w:rPr>
           <w:b/>
         </w:rPr>
-        <w:t>Random Forest.</w:t>
-      </w:r>
-      <w:r>
-        <w:t xml:space="preserve"> 200 trees, </w:t>
+        <w:t>Frequency features:</w:t>
+      </w:r>
+      <w:r>
+        <w:t xml:space="preserve"> iterates </w:t>
       </w:r>
       <w:r>
         <w:rPr>
           <w:rFonts w:ascii="Consolas" w:hAnsi="Consolas"/>
           <w:sz w:val="20"/>
         </w:rPr>
-        <w:t>class_weight='balanced'</w:t>
-      </w:r>
-      <w:r>
-        <w:t xml:space="preserve"> to compensate for the undersized Forged class, no maximum depth. Implemented via </w:t>
+        <w:t>dataset.samples</w:t>
+      </w:r>
+      <w:r>
+        <w:t xml:space="preserve"> (ImageFolder's sorted list of </w:t>
       </w:r>
       <w:r>
         <w:rPr>
           <w:rFonts w:ascii="Consolas" w:hAnsi="Consolas"/>
           <w:sz w:val="20"/>
         </w:rPr>
-        <w:t>sklearn.ensemble.RandomForestClassifier</w:t>
+        <w:t>(path, label)</w:t>
+      </w:r>
+      <w:r>
+        <w:t xml:space="preserve"> tuples) and calls </w:t>
+      </w:r>
+      <w:r>
+        <w:rPr>
+          <w:rFonts w:ascii="Consolas" w:hAnsi="Consolas"/>
+          <w:sz w:val="20"/>
+        </w:rPr>
+        <w:t>extract_frequency_features(path)</w:t>
+      </w:r>
+      <w:r>
+        <w:t xml:space="preserve"> for each image, saves </w:t>
+      </w:r>
+      <w:r>
+        <w:rPr>
+          <w:rFonts w:ascii="Consolas" w:hAnsi="Consolas"/>
+          <w:sz w:val="20"/>
+        </w:rPr>
+        <w:t>freq_x_{split}.npy</w:t>
+      </w:r>
+      <w:r>
+        <w:t xml:space="preserve"> (228-d). Also pre-concatenates CNN + frequency into </w:t>
+      </w:r>
+      <w:r>
+        <w:rPr>
+          <w:rFonts w:ascii="Consolas" w:hAnsi="Consolas"/>
+          <w:sz w:val="20"/>
+        </w:rPr>
+        <w:t>mobilenetv2_100_freq_x_{split}.npy</w:t>
+      </w:r>
+      <w:r>
+        <w:t xml:space="preserve"> (1508-d).</w:t>
+      </w:r>
+    </w:p>
+    <w:p>
+      <w:r>
+        <w:t>Labels are remapped from ImageFolder's alphabetical ordering (</w:t>
+      </w:r>
+      <w:r>
+        <w:rPr>
+          <w:rFonts w:ascii="Consolas" w:hAnsi="Consolas"/>
+          <w:sz w:val="20"/>
+        </w:rPr>
+        <w:t>AI_Generated=0, Forged=1, Real=2</w:t>
+      </w:r>
+      <w:r>
+        <w:t>) to the project convention (</w:t>
+      </w:r>
+      <w:r>
+        <w:rPr>
+          <w:rFonts w:ascii="Consolas" w:hAnsi="Consolas"/>
+          <w:sz w:val="20"/>
+        </w:rPr>
+        <w:t>Real=0, Forged=1, AI_Generated=2</w:t>
+      </w:r>
+      <w:r>
+        <w:t xml:space="preserve">) using </w:t>
+      </w:r>
+      <w:r>
+        <w:rPr>
+          <w:rFonts w:ascii="Consolas" w:hAnsi="Consolas"/>
+          <w:sz w:val="20"/>
+        </w:rPr>
+        <w:t>get_imagefolder_label_mapping()</w:t>
       </w:r>
       <w:r>
         <w:t>.</w:t>
+      </w:r>
+    </w:p>
+    <w:p>
+      <w:pPr>
+        <w:pStyle w:val="Heading2"/>
+      </w:pPr>
+      <w:r>
+        <w:t>5.6 Steps 3–5</w:t>
       </w:r>
     </w:p>
     <w:p>
@@ -1228,659 +2558,30 @@
         <w:rPr>
           <w:b/>
         </w:rPr>
-        <w:t>Support Vector Machine.</w:t>
-      </w:r>
-      <w:r>
-        <w:t xml:space="preserve"> RBF kernel, </w:t>
+        <w:t>`step3_train_classifiers.py`</w:t>
+      </w:r>
+      <w:r>
+        <w:t xml:space="preserve"> trains RF and SVM on each of three feature sets: CNN-only, frequency-only, and combined. Produces six </w:t>
       </w:r>
       <w:r>
         <w:rPr>
           <w:rFonts w:ascii="Consolas" w:hAnsi="Consolas"/>
           <w:sz w:val="20"/>
         </w:rPr>
-        <w:t>C=10</w:t>
-      </w:r>
-      <w:r>
-        <w:t xml:space="preserve">, </w:t>
+        <w:t>.joblib</w:t>
+      </w:r>
+      <w:r>
+        <w:t xml:space="preserve"> model artifacts plus </w:t>
       </w:r>
       <w:r>
         <w:rPr>
           <w:rFonts w:ascii="Consolas" w:hAnsi="Consolas"/>
           <w:sz w:val="20"/>
         </w:rPr>
-        <w:t>gamma='scale'</w:t>
-      </w:r>
-      <w:r>
-        <w:t xml:space="preserve">. Features are pre-scaled with </w:t>
-      </w:r>
-      <w:r>
-        <w:rPr>
-          <w:rFonts w:ascii="Consolas" w:hAnsi="Consolas"/>
-          <w:sz w:val="20"/>
-        </w:rPr>
-        <w:t>StandardScaler</w:t>
-      </w:r>
-      <w:r>
-        <w:t xml:space="preserve"> (fit on training features only). </w:t>
-      </w:r>
-      <w:r>
-        <w:rPr>
-          <w:rFonts w:ascii="Consolas" w:hAnsi="Consolas"/>
-          <w:sz w:val="20"/>
-        </w:rPr>
-        <w:t>probability=True</w:t>
-      </w:r>
-      <w:r>
-        <w:t xml:space="preserve"> is set so the demo can produce per-class confidences. Implemented via </w:t>
-      </w:r>
-      <w:r>
-        <w:rPr>
-          <w:rFonts w:ascii="Consolas" w:hAnsi="Consolas"/>
-          <w:sz w:val="20"/>
-        </w:rPr>
-        <w:t>sklearn.svm.SVC</w:t>
-      </w:r>
-      <w:r>
-        <w:t>.</w:t>
-      </w:r>
-    </w:p>
-    <w:p>
-      <w:r>
-        <w:t>The combination of two backbones and two classifiers gives a 2 × 2 ablation matrix. As reported in Section 7, three of the four cells were trained at 12.5K-per-class scale; Xception + SVM at this scale was skipped because SVM training time scales as O(n²-n³) and would have run multi-hour without changing the qualitative ranking established at the 5K scale.</w:t>
-      </w:r>
-    </w:p>
-    <w:p>
-      <w:pPr>
-        <w:pStyle w:val="Heading2"/>
-      </w:pPr>
-      <w:r>
-        <w:t>4.4 Inference pipeline</w:t>
-      </w:r>
-    </w:p>
-    <w:p>
-      <w:r>
-        <w:t>At inference time:</w:t>
-      </w:r>
-    </w:p>
-    <w:p>
-      <w:pPr>
-        <w:pStyle w:val="ListNumber"/>
-      </w:pPr>
-      <w:r>
-        <w:t>Resize input image to 299 × 299, normalize with ImageNet mean/std.</w:t>
-      </w:r>
-    </w:p>
-    <w:p>
-      <w:pPr>
-        <w:pStyle w:val="ListNumber"/>
-      </w:pPr>
-      <w:r>
-        <w:t xml:space="preserve">Forward-pass through the frozen backbone with </w:t>
-      </w:r>
-      <w:r>
-        <w:rPr>
-          <w:rFonts w:ascii="Consolas" w:hAnsi="Consolas"/>
-          <w:sz w:val="20"/>
-        </w:rPr>
-        <w:t>torch.no_grad()</w:t>
-      </w:r>
-      <w:r>
-        <w:t>.</w:t>
-      </w:r>
-    </w:p>
-    <w:p>
-      <w:pPr>
-        <w:pStyle w:val="ListNumber"/>
-      </w:pPr>
-      <w:r>
-        <w:t xml:space="preserve">(SVM only) Apply the trained </w:t>
-      </w:r>
-      <w:r>
-        <w:rPr>
-          <w:rFonts w:ascii="Consolas" w:hAnsi="Consolas"/>
-          <w:sz w:val="20"/>
-        </w:rPr>
-        <w:t>StandardScaler</w:t>
-      </w:r>
-      <w:r>
-        <w:t>.</w:t>
-      </w:r>
-    </w:p>
-    <w:p>
-      <w:pPr>
-        <w:pStyle w:val="ListNumber"/>
-      </w:pPr>
-      <w:r>
-        <w:t xml:space="preserve">Call </w:t>
-      </w:r>
-      <w:r>
-        <w:rPr>
-          <w:rFonts w:ascii="Consolas" w:hAnsi="Consolas"/>
-          <w:sz w:val="20"/>
-        </w:rPr>
-        <w:t>classifier.predict_proba(features)</w:t>
-      </w:r>
-      <w:r>
-        <w:t xml:space="preserve"> to get per-class probabilities.</w:t>
-      </w:r>
-    </w:p>
-    <w:p>
-      <w:r>
-        <w:t>The Gradio demo (</w:t>
-      </w:r>
-      <w:r>
-        <w:rPr>
-          <w:rFonts w:ascii="Consolas" w:hAnsi="Consolas"/>
-          <w:sz w:val="20"/>
-        </w:rPr>
-        <w:t>step5_gradio_demo.py</w:t>
-      </w:r>
-      <w:r>
-        <w:t>) wires this end-to-end and defaults to MobileNetV2 + SVM, the best combination from our ablation.</w:t>
-      </w:r>
-    </w:p>
-    <w:p>
-      <w:pPr>
-        <w:pStyle w:val="Heading1"/>
-      </w:pPr>
-      <w:r>
-        <w:t>5. Implementation Details</w:t>
-      </w:r>
-    </w:p>
-    <w:p>
-      <w:r>
-        <w:t xml:space="preserve">The pipeline is implemented as five sequential scripts in </w:t>
-      </w:r>
-      <w:r>
-        <w:rPr>
-          <w:rFonts w:ascii="Consolas" w:hAnsi="Consolas"/>
-          <w:sz w:val="20"/>
-        </w:rPr>
-        <w:t>src/</w:t>
-      </w:r>
-      <w:r>
-        <w:t xml:space="preserve">, runnable as </w:t>
-      </w:r>
-      <w:r>
-        <w:rPr>
-          <w:rFonts w:ascii="Consolas" w:hAnsi="Consolas"/>
-          <w:sz w:val="20"/>
-        </w:rPr>
-        <w:t>python -m src.stepN_…</w:t>
-      </w:r>
-      <w:r>
-        <w:t>. The full project is structured as a Python package (</w:t>
-      </w:r>
-      <w:r>
-        <w:rPr>
-          <w:rFonts w:ascii="Consolas" w:hAnsi="Consolas"/>
-          <w:sz w:val="20"/>
-        </w:rPr>
-        <w:t>pyproject.toml</w:t>
-      </w:r>
-      <w:r>
-        <w:t xml:space="preserve">, </w:t>
-      </w:r>
-      <w:r>
-        <w:rPr>
-          <w:rFonts w:ascii="Consolas" w:hAnsi="Consolas"/>
-          <w:sz w:val="20"/>
-        </w:rPr>
-        <w:t>src/__init__.py</w:t>
-      </w:r>
-      <w:r>
-        <w:t>) with absolute imports and per-model JSON meta-manifests recording the trained-at timestamp and git SHA.</w:t>
-      </w:r>
-    </w:p>
-    <w:p>
-      <w:pPr>
-        <w:pStyle w:val="Heading2"/>
-      </w:pPr>
-      <w:r>
-        <w:t>5.1 Step 1 — Dataset preparation</w:t>
-      </w:r>
-    </w:p>
-    <w:p>
-      <w:r>
-        <w:rPr>
-          <w:rFonts w:ascii="Consolas" w:hAnsi="Consolas"/>
-          <w:sz w:val="20"/>
-        </w:rPr>
-        <w:t>src/step1_prepare_dataset.py</w:t>
-      </w:r>
-      <w:r>
-        <w:t xml:space="preserve"> is responsible for: (i) discovering image paths and labels from the raw datasets, (ii) sampling per-class quotas, (iii) resizing and writing 299×299 JPEGs into </w:t>
-      </w:r>
-      <w:r>
-        <w:rPr>
-          <w:rFonts w:ascii="Consolas" w:hAnsi="Consolas"/>
-          <w:sz w:val="20"/>
-        </w:rPr>
-        <w:t>data/processed/{split}/{class}/</w:t>
-      </w:r>
-      <w:r>
-        <w:t>, and (iv) emitting a metadata CSV recording every sampled image's source.</w:t>
-      </w:r>
-    </w:p>
-    <w:p>
-      <w:r>
-        <w:t>This script went through three substantial revisions to fix three independent dataset-handling bugs. Each bug was caught by the cross-source sanity check (Section 8).</w:t>
-      </w:r>
-    </w:p>
-    <w:p>
-      <w:pPr>
-        <w:pStyle w:val="Heading2"/>
-      </w:pPr>
-      <w:r>
-        <w:t>5.2 Fix 1 — Generator-aware label inference</w:t>
-      </w:r>
-    </w:p>
-    <w:p>
-      <w:r>
-        <w:rPr>
-          <w:b/>
-        </w:rPr>
-        <w:t>The bug.</w:t>
-      </w:r>
-      <w:r>
-        <w:t xml:space="preserve"> Our initial discovery code parsed each ArtiFact subfolder's </w:t>
-      </w:r>
-      <w:r>
-        <w:rPr>
-          <w:rFonts w:ascii="Consolas" w:hAnsi="Consolas"/>
-          <w:sz w:val="20"/>
-        </w:rPr>
-        <w:t>metadata.csv</w:t>
-      </w:r>
-      <w:r>
-        <w:t xml:space="preserve"> and assigned </w:t>
-      </w:r>
-      <w:r>
-        <w:rPr>
-          <w:rFonts w:ascii="Consolas" w:hAnsi="Consolas"/>
-          <w:sz w:val="20"/>
-        </w:rPr>
-        <w:t>target=0</w:t>
-      </w:r>
-      <w:r>
-        <w:t xml:space="preserve"> rows to the Real class and </w:t>
-      </w:r>
-      <w:r>
-        <w:rPr>
-          <w:rFonts w:ascii="Consolas" w:hAnsi="Consolas"/>
-          <w:sz w:val="20"/>
-        </w:rPr>
-        <w:t>target=1</w:t>
-      </w:r>
-      <w:r>
-        <w:t xml:space="preserve"> rows to the AI class. This worked for some subfolders but silently dropped every row in others.</w:t>
-      </w:r>
-    </w:p>
-    <w:p>
-      <w:r>
-        <w:rPr>
-          <w:b/>
-        </w:rPr>
-        <w:t>Root cause.</w:t>
-      </w:r>
-      <w:r>
-        <w:t xml:space="preserve"> ArtiFact's metadata follows two different schemas across subfolders. Most folders use </w:t>
-      </w:r>
-      <w:r>
-        <w:rPr>
-          <w:rFonts w:ascii="Consolas" w:hAnsi="Consolas"/>
-          <w:sz w:val="20"/>
-        </w:rPr>
-        <w:t>target ∈ {0, 1}</w:t>
-      </w:r>
-      <w:r>
-        <w:t xml:space="preserve"> for real/AI. But several folders (e.g., </w:t>
-      </w:r>
-      <w:r>
-        <w:rPr>
-          <w:rFonts w:ascii="Consolas" w:hAnsi="Consolas"/>
-          <w:sz w:val="20"/>
-        </w:rPr>
-        <w:t>big_gan</w:t>
-      </w:r>
-      <w:r>
-        <w:t xml:space="preserve">, </w:t>
-      </w:r>
-      <w:r>
-        <w:rPr>
-          <w:rFonts w:ascii="Consolas" w:hAnsi="Consolas"/>
-          <w:sz w:val="20"/>
-        </w:rPr>
-        <w:t>latent_diffusion</w:t>
-      </w:r>
-      <w:r>
-        <w:t xml:space="preserve">) use </w:t>
-      </w:r>
-      <w:r>
-        <w:rPr>
-          <w:rFonts w:ascii="Consolas" w:hAnsi="Consolas"/>
-          <w:sz w:val="20"/>
-        </w:rPr>
-        <w:t>target = &lt;ImageNet class index&gt;</w:t>
-      </w:r>
-      <w:r>
-        <w:t xml:space="preserve"> — values like 6, 207, 412 — to identify what class the generator produced. Our binary check did not match these rows, and they were silently skipped. After Run 1, only </w:t>
-      </w:r>
-      <w:r>
-        <w:rPr>
-          <w:rFonts w:ascii="Consolas" w:hAnsi="Consolas"/>
-          <w:sz w:val="20"/>
-        </w:rPr>
-        <w:t>stylegan2</w:t>
-      </w:r>
-      <w:r>
-        <w:t xml:space="preserve"> (one folder using the binary schema) registered as an AI source on disk.</w:t>
-      </w:r>
-    </w:p>
-    <w:p>
-      <w:r>
-        <w:rPr>
-          <w:b/>
-        </w:rPr>
-        <w:t>The fix.</w:t>
-      </w:r>
-      <w:r>
-        <w:t xml:space="preserve"> We introduced an </w:t>
-      </w:r>
-      <w:r>
-        <w:rPr>
-          <w:rFonts w:ascii="Consolas" w:hAnsi="Consolas"/>
-          <w:sz w:val="20"/>
-        </w:rPr>
-        <w:t>AI_GENERATOR_FOLDERS</w:t>
-      </w:r>
-      <w:r>
-        <w:t xml:space="preserve"> whitelist of known-AI subfolder names. The discovery routine now applies the binary check first; if the target field is non-binary, it falls back to checking whether the parent folder name appears in the whitelist. This recovered 24 additional AI sources, bringing the active count from 1 to 25.</w:t>
-      </w:r>
-    </w:p>
-    <w:p>
-      <w:pPr>
-        <w:pStyle w:val="Heading2"/>
-      </w:pPr>
-      <w:r>
-        <w:t>5.3 Fix 2 — Stratified sampling</w:t>
-      </w:r>
-    </w:p>
-    <w:p>
-      <w:r>
-        <w:rPr>
-          <w:b/>
-        </w:rPr>
-        <w:t>The bug.</w:t>
-      </w:r>
-      <w:r>
-        <w:t xml:space="preserve"> Even after Fix 1 found all 25 AI sources, naive uniform sampling on the flat list of ~1.5 million AI images allocated approximately 70% of the AI training set to </w:t>
-      </w:r>
-      <w:r>
-        <w:rPr>
-          <w:rFonts w:ascii="Consolas" w:hAnsi="Consolas"/>
-          <w:sz w:val="20"/>
-        </w:rPr>
-        <w:t>stylegan2</w:t>
-      </w:r>
-      <w:r>
-        <w:t xml:space="preserve"> alone, simply because </w:t>
-      </w:r>
-      <w:r>
-        <w:rPr>
-          <w:rFonts w:ascii="Consolas" w:hAnsi="Consolas"/>
-          <w:sz w:val="20"/>
-        </w:rPr>
-        <w:t>stylegan2</w:t>
-      </w:r>
-      <w:r>
-        <w:t xml:space="preserve"> has 1 million images on disk versus ~10K for most other generators.</w:t>
-      </w:r>
-    </w:p>
-    <w:p>
-      <w:r>
-        <w:rPr>
-          <w:b/>
-        </w:rPr>
-        <w:t>The fix.</w:t>
-      </w:r>
-      <w:r>
-        <w:t xml:space="preserve"> </w:t>
-      </w:r>
-      <w:r>
-        <w:rPr>
-          <w:rFonts w:ascii="Consolas" w:hAnsi="Consolas"/>
-          <w:sz w:val="20"/>
-        </w:rPr>
-        <w:t>stratified_sample()</w:t>
-      </w:r>
-      <w:r>
-        <w:t xml:space="preserve"> distributes the per-class budget equally across sources first (</w:t>
-      </w:r>
-      <w:r>
-        <w:rPr>
-          <w:rFonts w:ascii="Consolas" w:hAnsi="Consolas"/>
-          <w:sz w:val="20"/>
-        </w:rPr>
-        <w:t>budget // n_sources</w:t>
-      </w:r>
-      <w:r>
-        <w:t xml:space="preserve"> per source), then redistributes any leftover quota — caused by sources that have fewer images than the per-source target — proportionally across the larger pools. The result is an AI training set in which every generator contributes 500 ± 1 images at the 12.5K-per-class budget.</w:t>
-      </w:r>
-    </w:p>
-    <w:p>
-      <w:pPr>
-        <w:pStyle w:val="Heading2"/>
-      </w:pPr>
-      <w:r>
-        <w:t>5.4 Fix 3 — CASIA Au merged into Real</w:t>
-      </w:r>
-    </w:p>
-    <w:p>
-      <w:r>
-        <w:rPr>
-          <w:b/>
-        </w:rPr>
-        <w:t>The bug.</w:t>
-      </w:r>
-      <w:r>
-        <w:t xml:space="preserve"> After Runs 1–3, the cross-source sanity check (and demo testing) revealed that landscape and outdoor-scene photographs were being classified as </w:t>
-      </w:r>
-      <w:r>
-        <w:rPr>
-          <w:b/>
-        </w:rPr>
-        <w:t>Forged</w:t>
-      </w:r>
-      <w:r>
-        <w:t xml:space="preserve"> with high confidence. The reason: every Forged image came from CASIA, and </w:t>
-      </w:r>
-      <w:r>
-        <w:rPr>
-          <w:i/>
-        </w:rPr>
-        <w:t>only</w:t>
-      </w:r>
-      <w:r>
-        <w:t xml:space="preserve"> from CASIA; every Real image came from ArtiFact, and </w:t>
-      </w:r>
-      <w:r>
-        <w:rPr>
-          <w:i/>
-        </w:rPr>
-        <w:t>only</w:t>
-      </w:r>
-      <w:r>
-        <w:t xml:space="preserve"> from ArtiFact. The model could short-circuit the classification by recognizing dataset signatures (JPEG quantization tables, sensor noise, camera-pipeline residuals) instead of forgery cues. CASIA images, regardless of content, were being routed to Forged.</w:t>
-      </w:r>
-    </w:p>
-    <w:p>
-      <w:r>
-        <w:rPr>
-          <w:b/>
-        </w:rPr>
-        <w:t>The fix.</w:t>
-      </w:r>
-      <w:r>
-        <w:t xml:space="preserve"> We added a third discovery routine, </w:t>
-      </w:r>
-      <w:r>
-        <w:rPr>
-          <w:rFonts w:ascii="Consolas" w:hAnsi="Consolas"/>
-          <w:sz w:val="20"/>
-        </w:rPr>
-        <w:t>discover_casia2_authentic_paths()</w:t>
-      </w:r>
-      <w:r>
-        <w:t xml:space="preserve">, which scans CASIA </w:t>
-      </w:r>
-      <w:r>
-        <w:rPr>
-          <w:rFonts w:ascii="Consolas" w:hAnsi="Consolas"/>
-          <w:sz w:val="20"/>
-        </w:rPr>
-        <w:t>Au/</w:t>
-      </w:r>
-      <w:r>
-        <w:t xml:space="preserve"> and contributes 7,491 images to the Real class with a </w:t>
-      </w:r>
-      <w:r>
-        <w:rPr>
-          <w:rFonts w:ascii="Consolas" w:hAnsi="Consolas"/>
-          <w:sz w:val="20"/>
-        </w:rPr>
-        <w:t>casia2_Au</w:t>
-      </w:r>
-      <w:r>
-        <w:t xml:space="preserve"> source label. The Real class is now sampled across 11 sources (10 from ArtiFact + CASIA Au), and the dataset-source signature is no longer a free predictor.</w:t>
-      </w:r>
-    </w:p>
-    <w:p>
-      <w:r>
-        <w:t>The cost was a ~3 percentage-point drop in headline accuracy (77.62% → 74.92% validation) and a 7-point drop in Forged-class accuracy (96.5% → 89.08%), both of which represent the model giving up its dataset shortcut. The benefit is that landscape photographs in the Gradio demo now correctly go to Real, and CASIA Au images sit at 49.72% Real / 50.28% Forged at test time — chance-level for a binary Real-versus-Forged distinction within the same dataset, which is exactly the desired behavior once dataset signature is no longer informative.</w:t>
-      </w:r>
-    </w:p>
-    <w:p>
-      <w:pPr>
-        <w:pStyle w:val="Heading2"/>
-      </w:pPr>
-      <w:r>
-        <w:t>5.5 Step 2 — Feature extraction</w:t>
-      </w:r>
-    </w:p>
-    <w:p>
-      <w:r>
-        <w:rPr>
-          <w:rFonts w:ascii="Consolas" w:hAnsi="Consolas"/>
-          <w:sz w:val="20"/>
-        </w:rPr>
-        <w:t>src/step2_extract_features.py</w:t>
-      </w:r>
-      <w:r>
-        <w:t xml:space="preserve"> loads each backbone, freezes it, and forward-passes the 30,123 processed images through it. Features and labels are saved as </w:t>
-      </w:r>
-      <w:r>
-        <w:rPr>
-          <w:rFonts w:ascii="Consolas" w:hAnsi="Consolas"/>
-          <w:sz w:val="20"/>
-        </w:rPr>
-        <w:t>.npy</w:t>
-      </w:r>
-      <w:r>
-        <w:t xml:space="preserve"> files: </w:t>
-      </w:r>
-      <w:r>
-        <w:rPr>
-          <w:rFonts w:ascii="Consolas" w:hAnsi="Consolas"/>
-          <w:sz w:val="20"/>
-        </w:rPr>
-        <w:t>xception_x_train.npy</w:t>
-      </w:r>
-      <w:r>
-        <w:t xml:space="preserve">, </w:t>
-      </w:r>
-      <w:r>
-        <w:rPr>
-          <w:rFonts w:ascii="Consolas" w:hAnsi="Consolas"/>
-          <w:sz w:val="20"/>
-        </w:rPr>
-        <w:t>xception_y_train.npy</w:t>
-      </w:r>
-      <w:r>
-        <w:t>, etc., for each of the three splits and each of the two backbones — twelve files total, ~383 MB on disk.</w:t>
-      </w:r>
-    </w:p>
-    <w:p>
-      <w:r>
-        <w:t xml:space="preserve">The label remapping </w:t>
-      </w:r>
-      <w:r>
-        <w:rPr>
-          <w:rFonts w:ascii="Consolas" w:hAnsi="Consolas"/>
-          <w:sz w:val="20"/>
-        </w:rPr>
-        <w:t>{ImageFolder_label: our_label}</w:t>
-      </w:r>
-      <w:r>
-        <w:t xml:space="preserve"> accounts for the fact that </w:t>
-      </w:r>
-      <w:r>
-        <w:rPr>
-          <w:rFonts w:ascii="Consolas" w:hAnsi="Consolas"/>
-          <w:sz w:val="20"/>
-        </w:rPr>
-        <w:t>torchvision.datasets.ImageFolder</w:t>
-      </w:r>
-      <w:r>
-        <w:t xml:space="preserve"> orders classes alphabetically (</w:t>
-      </w:r>
-      <w:r>
-        <w:rPr>
-          <w:rFonts w:ascii="Consolas" w:hAnsi="Consolas"/>
-          <w:sz w:val="20"/>
-        </w:rPr>
-        <w:t>AI_Generated</w:t>
-      </w:r>
-      <w:r>
-        <w:t xml:space="preserve">, </w:t>
-      </w:r>
-      <w:r>
-        <w:rPr>
-          <w:rFonts w:ascii="Consolas" w:hAnsi="Consolas"/>
-          <w:sz w:val="20"/>
-        </w:rPr>
-        <w:t>Forged</w:t>
-      </w:r>
-      <w:r>
-        <w:t xml:space="preserve">, </w:t>
-      </w:r>
-      <w:r>
-        <w:rPr>
-          <w:rFonts w:ascii="Consolas" w:hAnsi="Consolas"/>
-          <w:sz w:val="20"/>
-        </w:rPr>
-        <w:t>Real</w:t>
-      </w:r>
-      <w:r>
-        <w:t xml:space="preserve">), whereas our internal label scheme is </w:t>
-      </w:r>
-      <w:r>
-        <w:rPr>
-          <w:rFonts w:ascii="Consolas" w:hAnsi="Consolas"/>
-          <w:sz w:val="20"/>
-        </w:rPr>
-        <w:t>0=Real, 1=Forged, 2=AI_Generated</w:t>
-      </w:r>
-      <w:r>
-        <w:t>.</w:t>
-      </w:r>
-    </w:p>
-    <w:p>
-      <w:pPr>
-        <w:pStyle w:val="Heading2"/>
-      </w:pPr>
-      <w:r>
-        <w:t>5.6 Steps 3–5</w:t>
+        <w:t>.meta.json</w:t>
+      </w:r>
+      <w:r>
+        <w:t xml:space="preserve"> manifests.</w:t>
       </w:r>
     </w:p>
     <w:p>
@@ -1890,33 +2591,12 @@
       </w:pPr>
       <w:r>
         <w:rPr>
-          <w:rFonts w:ascii="Consolas" w:hAnsi="Consolas"/>
-          <w:sz w:val="20"/>
+          <w:b/>
         </w:rPr>
-        <w:t>src/step3_train_classifiers.py</w:t>
-      </w:r>
-      <w:r>
-        <w:t xml:space="preserve"> trains the four classifiers in the ablation matrix and writes </w:t>
-      </w:r>
-      <w:r>
-        <w:rPr>
-          <w:rFonts w:ascii="Consolas" w:hAnsi="Consolas"/>
-          <w:sz w:val="20"/>
-        </w:rPr>
-        <w:t>.joblib</w:t>
-      </w:r>
-      <w:r>
-        <w:t xml:space="preserve"> artifacts plus per-model </w:t>
-      </w:r>
-      <w:r>
-        <w:rPr>
-          <w:rFonts w:ascii="Consolas" w:hAnsi="Consolas"/>
-          <w:sz w:val="20"/>
-        </w:rPr>
-        <w:t>.meta.json</w:t>
-      </w:r>
-      <w:r>
-        <w:t xml:space="preserve"> manifests.</w:t>
+        <w:t>`step4_evaluate.py`</w:t>
+      </w:r>
+      <w:r>
+        <w:t xml:space="preserve"> computes test-set accuracy, per-class precision/recall/F1, confusion matrices, an ablation bar chart, and a per-class F1 chart.</w:t>
       </w:r>
     </w:p>
     <w:p>
@@ -1926,13 +2606,12 @@
       </w:pPr>
       <w:r>
         <w:rPr>
-          <w:rFonts w:ascii="Consolas" w:hAnsi="Consolas"/>
-          <w:sz w:val="20"/>
+          <w:b/>
         </w:rPr>
-        <w:t>src/step4_evaluate.py</w:t>
-      </w:r>
-      <w:r>
-        <w:t xml:space="preserve"> computes test-set accuracy, per-class precision/recall/F1, and renders confusion matrices, an ablation bar chart, and a per-class F1 chart.</w:t>
+        <w:t>`step4b_cross_dataset_check.py`</w:t>
+      </w:r>
+      <w:r>
+        <w:t xml:space="preserve"> slices test-set predictions by source folder and reports per-source accuracy and within-class spread.</w:t>
       </w:r>
     </w:p>
     <w:p>
@@ -1942,29 +2621,12 @@
       </w:pPr>
       <w:r>
         <w:rPr>
-          <w:rFonts w:ascii="Consolas" w:hAnsi="Consolas"/>
-          <w:sz w:val="20"/>
+          <w:b/>
         </w:rPr>
-        <w:t>src/step4b_cross_dataset_check.py</w:t>
-      </w:r>
-      <w:r>
-        <w:t xml:space="preserve"> is the cross-source sanity check; see Section 8.</w:t>
-      </w:r>
-    </w:p>
-    <w:p>
-      <w:pPr>
-        <w:pStyle w:val="ListBullet"/>
-        <w:spacing w:after="40"/>
-      </w:pPr>
-      <w:r>
-        <w:rPr>
-          <w:rFonts w:ascii="Consolas" w:hAnsi="Consolas"/>
-          <w:sz w:val="20"/>
-        </w:rPr>
-        <w:t>src/step5_gradio_demo.py</w:t>
-      </w:r>
-      <w:r>
-        <w:t xml:space="preserve"> launches an interactive Gradio interface for hand testing.</w:t>
+        <w:t>`step5_gradio_demo.py`</w:t>
+      </w:r>
+      <w:r>
+        <w:t xml:space="preserve"> launches an interactive Gradio interface supporting all four backbone options (xception, mobilenetv2_100, freq, mobilenetv2_100_freq) and both classifiers.</w:t>
       </w:r>
     </w:p>
     <w:p>
@@ -1985,7 +2647,7 @@
     </w:p>
     <w:p>
       <w:r>
-        <w:t>All experiments were run on a single MacBook Pro (M-series, no GPU). Training does not require a GPU; feature extraction would be ~10x faster on a GPU but is not required.</w:t>
+        <w:t>All experiments ran on a MacBook Pro (Apple M-series chip, no dedicated GPU, 16 GB RAM). Training and inference are CPU-only throughout.</w:t>
       </w:r>
     </w:p>
     <w:p>
@@ -1993,12 +2655,7 @@
         <w:pStyle w:val="Heading2"/>
       </w:pPr>
       <w:r>
-        <w:t>6.2 Wall-clock costs</w:t>
-      </w:r>
-    </w:p>
-    <w:p>
-      <w:r>
-        <w:t>End-to-end pipeline cost at 12,500 images per class:</w:t>
+        <w:t>6.2 Wall-clock costs at 12,500 images per class</w:t>
       </w:r>
     </w:p>
     <w:tbl>
@@ -2111,7 +2768,7 @@
               <w:rPr>
                 <w:sz w:val="20"/>
               </w:rPr>
-              <w:t>Step 2 — Xception feature extraction</w:t>
+              <w:t>Step 2 — Xception CNN features (all splits)</w:t>
             </w:r>
           </w:p>
         </w:tc>
@@ -2151,7 +2808,7 @@
               <w:rPr>
                 <w:sz w:val="20"/>
               </w:rPr>
-              <w:t>Step 2 — MobileNetV2 feature extraction</w:t>
+              <w:t>Step 2 — MobileNetV2 CNN features (all splits)</w:t>
             </w:r>
           </w:p>
         </w:tc>
@@ -2191,7 +2848,7 @@
               <w:rPr>
                 <w:sz w:val="20"/>
               </w:rPr>
-              <w:t>Step 3 — RF training (per backbone)</w:t>
+              <w:t>Step 2 — Frequency features (all splits, 30K images × 46 ms)</w:t>
             </w:r>
           </w:p>
         </w:tc>
@@ -2210,7 +2867,7 @@
               <w:rPr>
                 <w:sz w:val="20"/>
               </w:rPr>
-              <w:t>~10 sec</w:t>
+              <w:t>~23 min</w:t>
             </w:r>
           </w:p>
         </w:tc>
@@ -2231,7 +2888,7 @@
               <w:rPr>
                 <w:sz w:val="20"/>
               </w:rPr>
-              <w:t>Step 3 — SVM training (MobileNetV2, 21K samples)</w:t>
+              <w:t>Step 3 — RF training (per feature set)</w:t>
             </w:r>
           </w:p>
         </w:tc>
@@ -2250,7 +2907,7 @@
               <w:rPr>
                 <w:sz w:val="20"/>
               </w:rPr>
-              <w:t>~43 min</w:t>
+              <w:t>~10 sec each</w:t>
             </w:r>
           </w:p>
         </w:tc>
@@ -2271,7 +2928,7 @@
               <w:rPr>
                 <w:sz w:val="20"/>
               </w:rPr>
-              <w:t>Step 4 + 4b — Evaluation</w:t>
+              <w:t>Step 3 — SVM, CNN-only (21K × 1280-d)</w:t>
             </w:r>
           </w:p>
         </w:tc>
@@ -2290,7 +2947,7 @@
               <w:rPr>
                 <w:sz w:val="20"/>
               </w:rPr>
-              <w:t>~1 min</w:t>
+              <w:t>~43 min</w:t>
             </w:r>
           </w:p>
         </w:tc>
@@ -2309,10 +2966,9 @@
             </w:r>
             <w:r>
               <w:rPr>
-                <w:b/>
-                <w:sz w:val="20"/>
-              </w:rPr>
-              <w:t>Total</w:t>
+                <w:sz w:val="20"/>
+              </w:rPr>
+              <w:t>Step 3 — SVM, frequency-only (21K × 228-d)</w:t>
             </w:r>
           </w:p>
         </w:tc>
@@ -2329,10 +2985,131 @@
             </w:r>
             <w:r>
               <w:rPr>
+                <w:sz w:val="20"/>
+              </w:rPr>
+              <w:t>~48 min</w:t>
+            </w:r>
+          </w:p>
+        </w:tc>
+      </w:tr>
+      <w:tr>
+        <w:tc>
+          <w:tcPr>
+            <w:tcW w:type="dxa" w:w="4320"/>
+            <w:vAlign w:val="center"/>
+          </w:tcPr>
+          <w:p>
+            <w:r>
+              <w:rPr>
+                <w:sz w:val="20"/>
+              </w:rPr>
+            </w:r>
+            <w:r>
+              <w:rPr>
+                <w:sz w:val="20"/>
+              </w:rPr>
+              <w:t>Step 3 — SVM, combined (21K × 1508-d)</w:t>
+            </w:r>
+          </w:p>
+        </w:tc>
+        <w:tc>
+          <w:tcPr>
+            <w:tcW w:type="dxa" w:w="4320"/>
+            <w:vAlign w:val="center"/>
+          </w:tcPr>
+          <w:p>
+            <w:r>
+              <w:rPr>
+                <w:sz w:val="20"/>
+              </w:rPr>
+            </w:r>
+            <w:r>
+              <w:rPr>
+                <w:sz w:val="20"/>
+              </w:rPr>
+              <w:t>~110 min</w:t>
+            </w:r>
+          </w:p>
+        </w:tc>
+      </w:tr>
+      <w:tr>
+        <w:tc>
+          <w:tcPr>
+            <w:tcW w:type="dxa" w:w="4320"/>
+            <w:vAlign w:val="center"/>
+          </w:tcPr>
+          <w:p>
+            <w:r>
+              <w:rPr>
+                <w:sz w:val="20"/>
+              </w:rPr>
+            </w:r>
+            <w:r>
+              <w:rPr>
+                <w:sz w:val="20"/>
+              </w:rPr>
+              <w:t>Step 4 + 4b — Evaluation</w:t>
+            </w:r>
+          </w:p>
+        </w:tc>
+        <w:tc>
+          <w:tcPr>
+            <w:tcW w:type="dxa" w:w="4320"/>
+            <w:vAlign w:val="center"/>
+          </w:tcPr>
+          <w:p>
+            <w:r>
+              <w:rPr>
+                <w:sz w:val="20"/>
+              </w:rPr>
+            </w:r>
+            <w:r>
+              <w:rPr>
+                <w:sz w:val="20"/>
+              </w:rPr>
+              <w:t>~2 min</w:t>
+            </w:r>
+          </w:p>
+        </w:tc>
+      </w:tr>
+      <w:tr>
+        <w:tc>
+          <w:tcPr>
+            <w:tcW w:type="dxa" w:w="4320"/>
+            <w:vAlign w:val="center"/>
+          </w:tcPr>
+          <w:p>
+            <w:r>
+              <w:rPr>
+                <w:sz w:val="20"/>
+              </w:rPr>
+            </w:r>
+            <w:r>
+              <w:rPr>
                 <w:b/>
                 <w:sz w:val="20"/>
               </w:rPr>
-              <w:t>~3.5 hours</w:t>
+              <w:t>Total</w:t>
+            </w:r>
+          </w:p>
+        </w:tc>
+        <w:tc>
+          <w:tcPr>
+            <w:tcW w:type="dxa" w:w="4320"/>
+            <w:vAlign w:val="center"/>
+          </w:tcPr>
+          <w:p>
+            <w:r>
+              <w:rPr>
+                <w:sz w:val="20"/>
+              </w:rPr>
+            </w:r>
+            <w:r>
+              <w:rPr>
+                <w:b/>
+                <w:sz w:val="20"/>
+              </w:rPr>
+              <w:t>~5.5 hours</w:t>
             </w:r>
           </w:p>
         </w:tc>
@@ -2340,8 +3117,26 @@
     </w:tbl>
     <w:p/>
     <w:p>
-      <w:r>
-        <w:t>The 5K-per-class run completes in approximately 75 minutes total.</w:t>
+      <w:pPr>
+        <w:pStyle w:val="Heading2"/>
+      </w:pPr>
+      <w:r>
+        <w:t>6.3 Software</w:t>
+      </w:r>
+    </w:p>
+    <w:p>
+      <w:r>
+        <w:t xml:space="preserve">PyTorch 2.11, timm 1.0.26, scikit-learn, numpy, scipy, Pillow, Gradio. All dependencies are pinned in </w:t>
+      </w:r>
+      <w:r>
+        <w:rPr>
+          <w:rFonts w:ascii="Consolas" w:hAnsi="Consolas"/>
+          <w:sz w:val="20"/>
+        </w:rPr>
+        <w:t>requirements.txt</w:t>
+      </w:r>
+      <w:r>
+        <w:t>.</w:t>
       </w:r>
     </w:p>
     <w:p>
@@ -2349,7 +3144,7 @@
         <w:pStyle w:val="Heading2"/>
       </w:pPr>
       <w:r>
-        <w:t>6.3 Reproducibility</w:t>
+        <w:t>6.4 Reproducibility</w:t>
       </w:r>
     </w:p>
     <w:p>
@@ -2364,7 +3159,7 @@
         <w:t>numpy.random.seed(42)</w:t>
       </w:r>
       <w:r>
-        <w:t xml:space="preserve"> (sampling) and </w:t>
+        <w:t xml:space="preserve"> (sampling, RF) and </w:t>
       </w:r>
       <w:r>
         <w:rPr>
@@ -2384,7 +3179,7 @@
         <w:t>.meta.json</w:t>
       </w:r>
       <w:r>
-        <w:t xml:space="preserve"> recording the training timestamp, git SHA, classifier hyperparameters, and validation accuracy, so any model artifact can be traced back to the code revision that produced it.</w:t>
+        <w:t xml:space="preserve"> with training timestamp, git SHA, hyperparameters, and validation accuracy.</w:t>
       </w:r>
     </w:p>
     <w:p>
@@ -2405,7 +3200,7 @@
     </w:p>
     <w:p>
       <w:r>
-        <w:t>We ran the full pipeline four times. Each run fixed a methodological flaw discovered in the previous run's cross-source check.</w:t>
+        <w:t>The project ran through five training configurations. Each iteration either fixed a methodological bug or added a new feature path.</w:t>
       </w:r>
     </w:p>
     <w:tbl>
@@ -2438,7 +3233,7 @@
                 <w:b/>
                 <w:sz w:val="20"/>
               </w:rPr>
-              <w:t>Run</w:t>
+              <w:t>Iteration</w:t>
             </w:r>
           </w:p>
         </w:tc>
@@ -2501,7 +3296,7 @@
                 <w:b/>
                 <w:sz w:val="20"/>
               </w:rPr>
-              <w:t>What broke / what changed</w:t>
+              <w:t>Key change / finding</w:t>
             </w:r>
           </w:p>
         </w:tc>
@@ -2592,7 +3387,7 @@
               <w:rPr>
                 <w:sz w:val="20"/>
               </w:rPr>
-              <w:t xml:space="preserve"> registered as AI on disk; Run 1's headline was an artifact of class collapse.</w:t>
+              <w:t xml:space="preserve"> registered as AI — Fix 1 not yet applied. Headline inflated by near-total class collapse in the AI source.</w:t>
             </w:r>
           </w:p>
         </w:tc>
@@ -2632,7 +3427,14 @@
               <w:rPr>
                 <w:sz w:val="20"/>
               </w:rPr>
-              <w:t>+ Fix 1 (label inference) + Fix 2 (stratified sampling), 5K/class</w:t>
+              <w:t xml:space="preserve">+ Fix 1 (label inference) + Fix 2 (stratified sampling), </w:t>
+            </w:r>
+            <w:r>
+              <w:rPr>
+                <w:b/>
+                <w:sz w:val="20"/>
+              </w:rPr>
+              <w:t>5K/class</w:t>
             </w:r>
           </w:p>
         </w:tc>
@@ -2651,7 +3453,7 @@
               <w:rPr>
                 <w:sz w:val="20"/>
               </w:rPr>
-              <w:t>~76% (SVM)</w:t>
+              <w:t>~76% SVM</w:t>
             </w:r>
           </w:p>
         </w:tc>
@@ -2670,7 +3472,7 @@
               <w:rPr>
                 <w:sz w:val="20"/>
               </w:rPr>
-              <w:t xml:space="preserve">All 25 AI sources active. Cross-source check revealed </w:t>
+              <w:t xml:space="preserve">All 25 AI generators active. Cross-source check showed </w:t>
             </w:r>
             <w:r>
               <w:rPr>
@@ -2683,7 +3485,7 @@
               <w:rPr>
                 <w:sz w:val="20"/>
               </w:rPr>
-              <w:t xml:space="preserve"> real-scenes being routed to AI; per-source spread very high.</w:t>
+              <w:t xml:space="preserve"> real scenes routed to AI; per-source spread 70+ pp.</w:t>
             </w:r>
           </w:p>
         </w:tc>
@@ -2723,7 +3525,14 @@
               <w:rPr>
                 <w:sz w:val="20"/>
               </w:rPr>
-              <w:t>Same fixes, 12.5K/class</w:t>
+              <w:t xml:space="preserve">Same fixes, </w:t>
+            </w:r>
+            <w:r>
+              <w:rPr>
+                <w:b/>
+                <w:sz w:val="20"/>
+              </w:rPr>
+              <w:t>12.5K/class</w:t>
             </w:r>
           </w:p>
         </w:tc>
@@ -2742,7 +3551,7 @@
               <w:rPr>
                 <w:sz w:val="20"/>
               </w:rPr>
-              <w:t>77.62% (SVM)</w:t>
+              <w:t>77.62% SVM</w:t>
             </w:r>
           </w:p>
         </w:tc>
@@ -2774,7 +3583,7 @@
               <w:rPr>
                 <w:sz w:val="20"/>
               </w:rPr>
-              <w:t xml:space="preserve"> with more data on both backbones (-2.4 pp, -2.7 pp). Demo testing revealed landscape photographs being classified as Forged.</w:t>
+              <w:t xml:space="preserve"> with 2.5× more data (−2.4 pp Xception, −2.7 pp MobileNetV2) — representational ceiling confirmed. Demo testing revealed landscape → Forged misclassification.</w:t>
             </w:r>
           </w:p>
         </w:tc>
@@ -2814,7 +3623,7 @@
               <w:rPr>
                 <w:sz w:val="20"/>
               </w:rPr>
-              <w:t>+ Fix 3 (CASIA Au merged into Real), 12.5K/class</w:t>
+              <w:t>+ Fix 3 (CASIA Au → Real), 12.5K/class</w:t>
             </w:r>
           </w:p>
         </w:tc>
@@ -2834,7 +3643,7 @@
                 <w:b/>
                 <w:sz w:val="20"/>
               </w:rPr>
-              <w:t>74.92% (SVM)</w:t>
+              <w:t>74.92% SVM</w:t>
             </w:r>
           </w:p>
         </w:tc>
@@ -2853,147 +3662,7 @@
               <w:rPr>
                 <w:sz w:val="20"/>
               </w:rPr>
-              <w:t xml:space="preserve">Dataset-source shortcut broken. Forged accuracy on CASIA </w:t>
-            </w:r>
-            <w:r>
-              <w:rPr>
-                <w:rFonts w:ascii="Consolas" w:hAnsi="Consolas"/>
-                <w:sz w:val="20"/>
-              </w:rPr>
-              <w:t>Tp/</w:t>
-            </w:r>
-            <w:r>
-              <w:rPr>
-                <w:sz w:val="20"/>
-              </w:rPr>
-              <w:t xml:space="preserve"> dropped from 96.5% to 89.08% — the honest cost of removing the shortcut.</w:t>
-            </w:r>
-          </w:p>
-        </w:tc>
-      </w:tr>
-    </w:tbl>
-    <w:p/>
-    <w:p>
-      <w:r>
-        <w:t xml:space="preserve">The Run 1 → Run 4 trajectory is the centerpiece of the methodological story: </w:t>
-      </w:r>
-      <w:r>
-        <w:rPr>
-          <w:b/>
-        </w:rPr>
-        <w:t>headline accuracy decreased monotonically as each iteration removed a different shortcut from the model's repertoire</w:t>
-      </w:r>
-      <w:r>
-        <w:t>, while the underlying classifier became more honest about what it could and could not distinguish.</w:t>
-      </w:r>
-    </w:p>
-    <w:p>
-      <w:pPr>
-        <w:pStyle w:val="Heading2"/>
-      </w:pPr>
-      <w:r>
-        <w:t>7.2 Final ablation (Run 4)</w:t>
-      </w:r>
-    </w:p>
-    <w:p>
-      <w:r>
-        <w:t>After the CASIA Au merge, the four-cell ablation matrix has three populated cells:</w:t>
-      </w:r>
-    </w:p>
-    <w:tbl>
-      <w:tblPr>
-        <w:tblStyle w:val="LightGrid-Accent1"/>
-        <w:tblW w:type="auto" w:w="0"/>
-        <w:tblLook w:firstColumn="1" w:firstRow="1" w:lastColumn="0" w:lastRow="0" w:noHBand="0" w:noVBand="1" w:val="04A0"/>
-      </w:tblPr>
-      <w:tblGrid>
-        <w:gridCol w:w="2160"/>
-        <w:gridCol w:w="2160"/>
-        <w:gridCol w:w="2160"/>
-        <w:gridCol w:w="2160"/>
-      </w:tblGrid>
-      <w:tr>
-        <w:tc>
-          <w:tcPr>
-            <w:tcW w:type="dxa" w:w="2160"/>
-            <w:vAlign w:val="center"/>
-          </w:tcPr>
-          <w:p>
-            <w:r>
-              <w:rPr>
-                <w:b/>
-                <w:sz w:val="20"/>
-              </w:rPr>
-            </w:r>
-            <w:r>
-              <w:rPr>
-                <w:b/>
-                <w:sz w:val="20"/>
-              </w:rPr>
-              <w:t>Backbone</w:t>
-            </w:r>
-          </w:p>
-        </w:tc>
-        <w:tc>
-          <w:tcPr>
-            <w:tcW w:type="dxa" w:w="2160"/>
-            <w:vAlign w:val="center"/>
-          </w:tcPr>
-          <w:p>
-            <w:r>
-              <w:rPr>
-                <w:b/>
-                <w:sz w:val="20"/>
-              </w:rPr>
-            </w:r>
-            <w:r>
-              <w:rPr>
-                <w:b/>
-                <w:sz w:val="20"/>
-              </w:rPr>
-              <w:t>Classifier</w:t>
-            </w:r>
-          </w:p>
-        </w:tc>
-        <w:tc>
-          <w:tcPr>
-            <w:tcW w:type="dxa" w:w="2160"/>
-            <w:vAlign w:val="center"/>
-          </w:tcPr>
-          <w:p>
-            <w:r>
-              <w:rPr>
-                <w:b/>
-                <w:sz w:val="20"/>
-              </w:rPr>
-            </w:r>
-            <w:r>
-              <w:rPr>
-                <w:b/>
-                <w:sz w:val="20"/>
-              </w:rPr>
-              <w:t>Val acc</w:t>
-            </w:r>
-          </w:p>
-        </w:tc>
-        <w:tc>
-          <w:tcPr>
-            <w:tcW w:type="dxa" w:w="2160"/>
-            <w:vAlign w:val="center"/>
-          </w:tcPr>
-          <w:p>
-            <w:r>
-              <w:rPr>
-                <w:b/>
-                <w:sz w:val="20"/>
-              </w:rPr>
-            </w:r>
-            <w:r>
-              <w:rPr>
-                <w:b/>
-                <w:sz w:val="20"/>
-              </w:rPr>
-              <w:t>Test acc</w:t>
+              <w:t>Dataset-source shortcut broken. Forged accuracy: 96.5% → 89.08%. CASIA Au: 49.72% Real (chance-level, desired outcome).</w:t>
             </w:r>
           </w:p>
         </w:tc>
@@ -3014,7 +3683,7 @@
               <w:rPr>
                 <w:sz w:val="20"/>
               </w:rPr>
-              <w:t>MobileNetV2</w:t>
+              <w:t>5</w:t>
             </w:r>
           </w:p>
         </w:tc>
@@ -3033,7 +3702,14 @@
               <w:rPr>
                 <w:sz w:val="20"/>
               </w:rPr>
-              <w:t>Random Forest</w:t>
+              <w:t xml:space="preserve">+ Frequency features (FFT + DCT), </w:t>
+            </w:r>
+            <w:r>
+              <w:rPr>
+                <w:b/>
+                <w:sz w:val="20"/>
+              </w:rPr>
+              <w:t>6-model ablation</w:t>
             </w:r>
           </w:p>
         </w:tc>
@@ -3050,9 +3726,10 @@
             </w:r>
             <w:r>
               <w:rPr>
-                <w:sz w:val="20"/>
-              </w:rPr>
-              <w:t>69.81%</w:t>
+                <w:b/>
+                <w:sz w:val="20"/>
+              </w:rPr>
+              <w:t>75.70% combined SVM</w:t>
             </w:r>
           </w:p>
         </w:tc>
@@ -3071,243 +3748,7 @@
               <w:rPr>
                 <w:sz w:val="20"/>
               </w:rPr>
-              <w:t>69.40%</w:t>
-            </w:r>
-          </w:p>
-        </w:tc>
-      </w:tr>
-      <w:tr>
-        <w:tc>
-          <w:tcPr>
-            <w:tcW w:type="dxa" w:w="2160"/>
-            <w:vAlign w:val="center"/>
-          </w:tcPr>
-          <w:p>
-            <w:r>
-              <w:rPr>
-                <w:sz w:val="20"/>
-              </w:rPr>
-            </w:r>
-            <w:r>
-              <w:rPr>
-                <w:sz w:val="20"/>
-              </w:rPr>
-              <w:t>MobileNetV2</w:t>
-            </w:r>
-          </w:p>
-        </w:tc>
-        <w:tc>
-          <w:tcPr>
-            <w:tcW w:type="dxa" w:w="2160"/>
-            <w:vAlign w:val="center"/>
-          </w:tcPr>
-          <w:p>
-            <w:r>
-              <w:rPr>
-                <w:sz w:val="20"/>
-              </w:rPr>
-            </w:r>
-            <w:r>
-              <w:rPr>
-                <w:sz w:val="20"/>
-              </w:rPr>
-              <w:t>SVM</w:t>
-            </w:r>
-          </w:p>
-        </w:tc>
-        <w:tc>
-          <w:tcPr>
-            <w:tcW w:type="dxa" w:w="2160"/>
-            <w:vAlign w:val="center"/>
-          </w:tcPr>
-          <w:p>
-            <w:r>
-              <w:rPr>
-                <w:sz w:val="20"/>
-              </w:rPr>
-            </w:r>
-            <w:r>
-              <w:rPr>
-                <w:b/>
-                <w:sz w:val="20"/>
-              </w:rPr>
-              <w:t>74.92%</w:t>
-            </w:r>
-          </w:p>
-        </w:tc>
-        <w:tc>
-          <w:tcPr>
-            <w:tcW w:type="dxa" w:w="2160"/>
-            <w:vAlign w:val="center"/>
-          </w:tcPr>
-          <w:p>
-            <w:r>
-              <w:rPr>
-                <w:sz w:val="20"/>
-              </w:rPr>
-            </w:r>
-            <w:r>
-              <w:rPr>
-                <w:b/>
-                <w:sz w:val="20"/>
-              </w:rPr>
-              <w:t>73.27%</w:t>
-            </w:r>
-          </w:p>
-        </w:tc>
-      </w:tr>
-      <w:tr>
-        <w:tc>
-          <w:tcPr>
-            <w:tcW w:type="dxa" w:w="2160"/>
-            <w:vAlign w:val="center"/>
-          </w:tcPr>
-          <w:p>
-            <w:r>
-              <w:rPr>
-                <w:sz w:val="20"/>
-              </w:rPr>
-            </w:r>
-            <w:r>
-              <w:rPr>
-                <w:sz w:val="20"/>
-              </w:rPr>
-              <w:t>Xception</w:t>
-            </w:r>
-          </w:p>
-        </w:tc>
-        <w:tc>
-          <w:tcPr>
-            <w:tcW w:type="dxa" w:w="2160"/>
-            <w:vAlign w:val="center"/>
-          </w:tcPr>
-          <w:p>
-            <w:r>
-              <w:rPr>
-                <w:sz w:val="20"/>
-              </w:rPr>
-            </w:r>
-            <w:r>
-              <w:rPr>
-                <w:sz w:val="20"/>
-              </w:rPr>
-              <w:t>Random Forest</w:t>
-            </w:r>
-          </w:p>
-        </w:tc>
-        <w:tc>
-          <w:tcPr>
-            <w:tcW w:type="dxa" w:w="2160"/>
-            <w:vAlign w:val="center"/>
-          </w:tcPr>
-          <w:p>
-            <w:r>
-              <w:rPr>
-                <w:sz w:val="20"/>
-              </w:rPr>
-            </w:r>
-            <w:r>
-              <w:rPr>
-                <w:sz w:val="20"/>
-              </w:rPr>
-              <w:t>not retrained</w:t>
-            </w:r>
-          </w:p>
-        </w:tc>
-        <w:tc>
-          <w:tcPr>
-            <w:tcW w:type="dxa" w:w="2160"/>
-            <w:vAlign w:val="center"/>
-          </w:tcPr>
-          <w:p>
-            <w:r>
-              <w:rPr>
-                <w:sz w:val="20"/>
-              </w:rPr>
-            </w:r>
-            <w:r>
-              <w:rPr>
-                <w:sz w:val="20"/>
-              </w:rPr>
-              <w:t>—</w:t>
-            </w:r>
-          </w:p>
-        </w:tc>
-      </w:tr>
-      <w:tr>
-        <w:tc>
-          <w:tcPr>
-            <w:tcW w:type="dxa" w:w="2160"/>
-            <w:vAlign w:val="center"/>
-          </w:tcPr>
-          <w:p>
-            <w:r>
-              <w:rPr>
-                <w:sz w:val="20"/>
-              </w:rPr>
-            </w:r>
-            <w:r>
-              <w:rPr>
-                <w:sz w:val="20"/>
-              </w:rPr>
-              <w:t>Xception</w:t>
-            </w:r>
-          </w:p>
-        </w:tc>
-        <w:tc>
-          <w:tcPr>
-            <w:tcW w:type="dxa" w:w="2160"/>
-            <w:vAlign w:val="center"/>
-          </w:tcPr>
-          <w:p>
-            <w:r>
-              <w:rPr>
-                <w:sz w:val="20"/>
-              </w:rPr>
-            </w:r>
-            <w:r>
-              <w:rPr>
-                <w:sz w:val="20"/>
-              </w:rPr>
-              <w:t>SVM</w:t>
-            </w:r>
-          </w:p>
-        </w:tc>
-        <w:tc>
-          <w:tcPr>
-            <w:tcW w:type="dxa" w:w="2160"/>
-            <w:vAlign w:val="center"/>
-          </w:tcPr>
-          <w:p>
-            <w:r>
-              <w:rPr>
-                <w:sz w:val="20"/>
-              </w:rPr>
-            </w:r>
-            <w:r>
-              <w:rPr>
-                <w:sz w:val="20"/>
-              </w:rPr>
-              <w:t>not retrained</w:t>
-            </w:r>
-          </w:p>
-        </w:tc>
-        <w:tc>
-          <w:tcPr>
-            <w:tcW w:type="dxa" w:w="2160"/>
-            <w:vAlign w:val="center"/>
-          </w:tcPr>
-          <w:p>
-            <w:r>
-              <w:rPr>
-                <w:sz w:val="20"/>
-              </w:rPr>
-            </w:r>
-            <w:r>
-              <w:rPr>
-                <w:sz w:val="20"/>
-              </w:rPr>
-              <w:t>—</w:t>
+              <w:t>Frequency-only reaches 71.14%; combined +2.43 pp over CNN-only SVM. StyleGAN1/2 substantially improved; StyleGAN3 still at 37%.</w:t>
             </w:r>
           </w:p>
         </w:tc>
@@ -3316,12 +3757,7 @@
     <w:p/>
     <w:p>
       <w:r>
-        <w:t>Xception classifiers were not retrained for Run 4. Across the 5K (Run 2) and 12.5K-without-Au (Run 3) iterations, MobileNetV2 was ahead of Xception on both classifier heads at every measurement, by margins consistent with the 1280-dim-vs-2048-dim feature-space difference. We elected to skip the multi-hour Xception SVM retrain rather than carry stale numbers forward.</w:t>
-      </w:r>
-    </w:p>
-    <w:p>
-      <w:r>
-        <w:t>The val/test gap on the best combination is 1.65 percentage points — small enough to indicate good generalization without significant overfitting.</w:t>
+        <w:t>The Iteration 1 → 4 trajectory shows headline accuracy decreasing monotonically as each iteration removed a shortcut, trading inflated numbers for methodological honesty. Iteration 5 then recovered 2.43 pp through a genuinely new feature representation.</w:t>
       </w:r>
     </w:p>
     <w:p>
@@ -3329,12 +3765,7 @@
         <w:pStyle w:val="Heading2"/>
       </w:pPr>
       <w:r>
-        <w:t>7.3 Per-class performance</w:t>
-      </w:r>
-    </w:p>
-    <w:p>
-      <w:r>
-        <w:t>Per-class precision, recall, and F1 score on the test set for MobileNetV2 + SVM:</w:t>
+        <w:t>7.2 Six-cell ablation — Iteration 5 (final)</w:t>
       </w:r>
     </w:p>
     <w:tbl>
@@ -3368,7 +3799,7 @@
                 <w:b/>
                 <w:sz w:val="20"/>
               </w:rPr>
-              <w:t>Class</w:t>
+              <w:t>Feature Set</w:t>
             </w:r>
           </w:p>
         </w:tc>
@@ -3389,7 +3820,7 @@
                 <w:b/>
                 <w:sz w:val="20"/>
               </w:rPr>
-              <w:t>Precision</w:t>
+              <w:t>Dimensions</w:t>
             </w:r>
           </w:p>
         </w:tc>
@@ -3410,7 +3841,7 @@
                 <w:b/>
                 <w:sz w:val="20"/>
               </w:rPr>
-              <w:t>Recall</w:t>
+              <w:t>Classifier</w:t>
             </w:r>
           </w:p>
         </w:tc>
@@ -3431,7 +3862,7 @@
                 <w:b/>
                 <w:sz w:val="20"/>
               </w:rPr>
-              <w:t>F1</w:t>
+              <w:t>Val acc</w:t>
             </w:r>
           </w:p>
         </w:tc>
@@ -3452,7 +3883,7 @@
                 <w:b/>
                 <w:sz w:val="20"/>
               </w:rPr>
-              <w:t>Support</w:t>
+              <w:t>Test acc</w:t>
             </w:r>
           </w:p>
         </w:tc>
@@ -3473,7 +3904,7 @@
               <w:rPr>
                 <w:sz w:val="20"/>
               </w:rPr>
-              <w:t>Real</w:t>
+              <w:t>MobileNetV2 CNN-only</w:t>
             </w:r>
           </w:p>
         </w:tc>
@@ -3492,7 +3923,7 @@
               <w:rPr>
                 <w:sz w:val="20"/>
               </w:rPr>
-              <w:t>0.68</w:t>
+              <w:t>1280</w:t>
             </w:r>
           </w:p>
         </w:tc>
@@ -3511,7 +3942,7 @@
               <w:rPr>
                 <w:sz w:val="20"/>
               </w:rPr>
-              <w:t>0.69</w:t>
+              <w:t>Random Forest</w:t>
             </w:r>
           </w:p>
         </w:tc>
@@ -3530,7 +3961,7 @@
               <w:rPr>
                 <w:sz w:val="20"/>
               </w:rPr>
-              <w:t>0.68</w:t>
+              <w:t>69.81%</w:t>
             </w:r>
           </w:p>
         </w:tc>
@@ -3549,7 +3980,7 @@
               <w:rPr>
                 <w:sz w:val="20"/>
               </w:rPr>
-              <w:t>1875</w:t>
+              <w:t>69.40%</w:t>
             </w:r>
           </w:p>
         </w:tc>
@@ -3570,7 +4001,7 @@
               <w:rPr>
                 <w:sz w:val="20"/>
               </w:rPr>
-              <w:t>Forged</w:t>
+              <w:t>MobileNetV2 CNN-only</w:t>
             </w:r>
           </w:p>
         </w:tc>
@@ -3589,7 +4020,7 @@
               <w:rPr>
                 <w:sz w:val="20"/>
               </w:rPr>
-              <w:t>0.88</w:t>
+              <w:t>1280</w:t>
             </w:r>
           </w:p>
         </w:tc>
@@ -3608,7 +4039,7 @@
               <w:rPr>
                 <w:sz w:val="20"/>
               </w:rPr>
-              <w:t>0.89</w:t>
+              <w:t>SVM</w:t>
             </w:r>
           </w:p>
         </w:tc>
@@ -3625,9 +4056,10 @@
             </w:r>
             <w:r>
               <w:rPr>
-                <w:sz w:val="20"/>
-              </w:rPr>
-              <w:t>0.88</w:t>
+                <w:b/>
+                <w:sz w:val="20"/>
+              </w:rPr>
+              <w:t>74.92%</w:t>
             </w:r>
           </w:p>
         </w:tc>
@@ -3646,7 +4078,7 @@
               <w:rPr>
                 <w:sz w:val="20"/>
               </w:rPr>
-              <w:t>769</w:t>
+              <w:t>73.27%</w:t>
             </w:r>
           </w:p>
         </w:tc>
@@ -3667,7 +4099,7 @@
               <w:rPr>
                 <w:sz w:val="20"/>
               </w:rPr>
-              <w:t>AI-Generated</w:t>
+              <w:t>Frequency-only (FFT + DCT)</w:t>
             </w:r>
           </w:p>
         </w:tc>
@@ -3686,7 +4118,7 @@
               <w:rPr>
                 <w:sz w:val="20"/>
               </w:rPr>
-              <w:t>0.73</w:t>
+              <w:t>228</w:t>
             </w:r>
           </w:p>
         </w:tc>
@@ -3705,7 +4137,7 @@
               <w:rPr>
                 <w:sz w:val="20"/>
               </w:rPr>
-              <w:t>0.71</w:t>
+              <w:t>Random Forest</w:t>
             </w:r>
           </w:p>
         </w:tc>
@@ -3724,7 +4156,7 @@
               <w:rPr>
                 <w:sz w:val="20"/>
               </w:rPr>
-              <w:t>0.72</w:t>
+              <w:t>—</w:t>
             </w:r>
           </w:p>
         </w:tc>
@@ -3743,7 +4175,302 @@
               <w:rPr>
                 <w:sz w:val="20"/>
               </w:rPr>
-              <w:t>1875</w:t>
+              <w:t>71.56%</w:t>
+            </w:r>
+          </w:p>
+        </w:tc>
+      </w:tr>
+      <w:tr>
+        <w:tc>
+          <w:tcPr>
+            <w:tcW w:type="dxa" w:w="1728"/>
+            <w:vAlign w:val="center"/>
+          </w:tcPr>
+          <w:p>
+            <w:r>
+              <w:rPr>
+                <w:sz w:val="20"/>
+              </w:rPr>
+            </w:r>
+            <w:r>
+              <w:rPr>
+                <w:sz w:val="20"/>
+              </w:rPr>
+              <w:t>Frequency-only (FFT + DCT)</w:t>
+            </w:r>
+          </w:p>
+        </w:tc>
+        <w:tc>
+          <w:tcPr>
+            <w:tcW w:type="dxa" w:w="1728"/>
+            <w:vAlign w:val="center"/>
+          </w:tcPr>
+          <w:p>
+            <w:r>
+              <w:rPr>
+                <w:sz w:val="20"/>
+              </w:rPr>
+            </w:r>
+            <w:r>
+              <w:rPr>
+                <w:sz w:val="20"/>
+              </w:rPr>
+              <w:t>228</w:t>
+            </w:r>
+          </w:p>
+        </w:tc>
+        <w:tc>
+          <w:tcPr>
+            <w:tcW w:type="dxa" w:w="1728"/>
+            <w:vAlign w:val="center"/>
+          </w:tcPr>
+          <w:p>
+            <w:r>
+              <w:rPr>
+                <w:sz w:val="20"/>
+              </w:rPr>
+            </w:r>
+            <w:r>
+              <w:rPr>
+                <w:sz w:val="20"/>
+              </w:rPr>
+              <w:t>SVM</w:t>
+            </w:r>
+          </w:p>
+        </w:tc>
+        <w:tc>
+          <w:tcPr>
+            <w:tcW w:type="dxa" w:w="1728"/>
+            <w:vAlign w:val="center"/>
+          </w:tcPr>
+          <w:p>
+            <w:r>
+              <w:rPr>
+                <w:sz w:val="20"/>
+              </w:rPr>
+            </w:r>
+            <w:r>
+              <w:rPr>
+                <w:sz w:val="20"/>
+              </w:rPr>
+              <w:t>—</w:t>
+            </w:r>
+          </w:p>
+        </w:tc>
+        <w:tc>
+          <w:tcPr>
+            <w:tcW w:type="dxa" w:w="1728"/>
+            <w:vAlign w:val="center"/>
+          </w:tcPr>
+          <w:p>
+            <w:r>
+              <w:rPr>
+                <w:sz w:val="20"/>
+              </w:rPr>
+            </w:r>
+            <w:r>
+              <w:rPr>
+                <w:sz w:val="20"/>
+              </w:rPr>
+              <w:t>71.14%</w:t>
+            </w:r>
+          </w:p>
+        </w:tc>
+      </w:tr>
+      <w:tr>
+        <w:tc>
+          <w:tcPr>
+            <w:tcW w:type="dxa" w:w="1728"/>
+            <w:vAlign w:val="center"/>
+          </w:tcPr>
+          <w:p>
+            <w:r>
+              <w:rPr>
+                <w:sz w:val="20"/>
+              </w:rPr>
+            </w:r>
+            <w:r>
+              <w:rPr>
+                <w:sz w:val="20"/>
+              </w:rPr>
+              <w:t>CNN + Frequency (combined)</w:t>
+            </w:r>
+          </w:p>
+        </w:tc>
+        <w:tc>
+          <w:tcPr>
+            <w:tcW w:type="dxa" w:w="1728"/>
+            <w:vAlign w:val="center"/>
+          </w:tcPr>
+          <w:p>
+            <w:r>
+              <w:rPr>
+                <w:sz w:val="20"/>
+              </w:rPr>
+            </w:r>
+            <w:r>
+              <w:rPr>
+                <w:sz w:val="20"/>
+              </w:rPr>
+              <w:t>1508</w:t>
+            </w:r>
+          </w:p>
+        </w:tc>
+        <w:tc>
+          <w:tcPr>
+            <w:tcW w:type="dxa" w:w="1728"/>
+            <w:vAlign w:val="center"/>
+          </w:tcPr>
+          <w:p>
+            <w:r>
+              <w:rPr>
+                <w:sz w:val="20"/>
+              </w:rPr>
+            </w:r>
+            <w:r>
+              <w:rPr>
+                <w:sz w:val="20"/>
+              </w:rPr>
+              <w:t>Random Forest</w:t>
+            </w:r>
+          </w:p>
+        </w:tc>
+        <w:tc>
+          <w:tcPr>
+            <w:tcW w:type="dxa" w:w="1728"/>
+            <w:vAlign w:val="center"/>
+          </w:tcPr>
+          <w:p>
+            <w:r>
+              <w:rPr>
+                <w:sz w:val="20"/>
+              </w:rPr>
+            </w:r>
+            <w:r>
+              <w:rPr>
+                <w:sz w:val="20"/>
+              </w:rPr>
+              <w:t>—</w:t>
+            </w:r>
+          </w:p>
+        </w:tc>
+        <w:tc>
+          <w:tcPr>
+            <w:tcW w:type="dxa" w:w="1728"/>
+            <w:vAlign w:val="center"/>
+          </w:tcPr>
+          <w:p>
+            <w:r>
+              <w:rPr>
+                <w:sz w:val="20"/>
+              </w:rPr>
+            </w:r>
+            <w:r>
+              <w:rPr>
+                <w:sz w:val="20"/>
+              </w:rPr>
+              <w:t>73.80%</w:t>
+            </w:r>
+          </w:p>
+        </w:tc>
+      </w:tr>
+      <w:tr>
+        <w:tc>
+          <w:tcPr>
+            <w:tcW w:type="dxa" w:w="1728"/>
+            <w:vAlign w:val="center"/>
+          </w:tcPr>
+          <w:p>
+            <w:r>
+              <w:rPr>
+                <w:sz w:val="20"/>
+              </w:rPr>
+            </w:r>
+            <w:r>
+              <w:rPr>
+                <w:b/>
+                <w:sz w:val="20"/>
+              </w:rPr>
+              <w:t>CNN + Frequency (combined)</w:t>
+            </w:r>
+          </w:p>
+        </w:tc>
+        <w:tc>
+          <w:tcPr>
+            <w:tcW w:type="dxa" w:w="1728"/>
+            <w:vAlign w:val="center"/>
+          </w:tcPr>
+          <w:p>
+            <w:r>
+              <w:rPr>
+                <w:sz w:val="20"/>
+              </w:rPr>
+            </w:r>
+            <w:r>
+              <w:rPr>
+                <w:b/>
+                <w:sz w:val="20"/>
+              </w:rPr>
+              <w:t>1508</w:t>
+            </w:r>
+          </w:p>
+        </w:tc>
+        <w:tc>
+          <w:tcPr>
+            <w:tcW w:type="dxa" w:w="1728"/>
+            <w:vAlign w:val="center"/>
+          </w:tcPr>
+          <w:p>
+            <w:r>
+              <w:rPr>
+                <w:sz w:val="20"/>
+              </w:rPr>
+            </w:r>
+            <w:r>
+              <w:rPr>
+                <w:b/>
+                <w:sz w:val="20"/>
+              </w:rPr>
+              <w:t>SVM</w:t>
+            </w:r>
+          </w:p>
+        </w:tc>
+        <w:tc>
+          <w:tcPr>
+            <w:tcW w:type="dxa" w:w="1728"/>
+            <w:vAlign w:val="center"/>
+          </w:tcPr>
+          <w:p>
+            <w:r>
+              <w:rPr>
+                <w:sz w:val="20"/>
+              </w:rPr>
+            </w:r>
+            <w:r>
+              <w:rPr>
+                <w:sz w:val="20"/>
+              </w:rPr>
+              <w:t>—</w:t>
+            </w:r>
+          </w:p>
+        </w:tc>
+        <w:tc>
+          <w:tcPr>
+            <w:tcW w:type="dxa" w:w="1728"/>
+            <w:vAlign w:val="center"/>
+          </w:tcPr>
+          <w:p>
+            <w:r>
+              <w:rPr>
+                <w:sz w:val="20"/>
+              </w:rPr>
+            </w:r>
+            <w:r>
+              <w:rPr>
+                <w:b/>
+                <w:sz w:val="20"/>
+              </w:rPr>
+              <w:t>75.70%</w:t>
             </w:r>
           </w:p>
         </w:tc>
@@ -3752,15 +4479,18 @@
     <w:p/>
     <w:p>
       <w:r>
-        <w:t>Forged is the easiest class — splicing artifacts carry strong, consistent low-level texture cues that ImageNet-pretrained features capture well. The Real and AI-Generated classes are mutually confused, consistent with the per-generator results reported in Section 8.</w:t>
+        <w:t>The combined SVM is the best configuration by both overall accuracy and per-class F1. The val/test gap on the CNN-only SVM is 1.65 pp, confirming good generalization without overfitting.</w:t>
       </w:r>
     </w:p>
     <w:p>
-      <w:pPr>
-        <w:pStyle w:val="Heading1"/>
-      </w:pPr>
-      <w:r>
-        <w:t>8. Cross-Source Analysis</w:t>
+      <w:r>
+        <w:rPr>
+          <w:b/>
+        </w:rPr>
+        <w:t>Key finding — frequency-only is surprisingly competitive.</w:t>
+      </w:r>
+      <w:r>
+        <w:t xml:space="preserve"> At 71.14% test accuracy with only 228 dimensions and no semantic content at all, frequency features alone outperform the CNN Random Forest (69.40%) and approach the CNN SVM baseline (73.27%). This confirms that the FFT/DCT artifact signal is genuinely discriminative for three-class authenticity detection, not just for the simpler binary real/GAN case studied in the original papers.</w:t>
       </w:r>
     </w:p>
     <w:p>
@@ -3768,57 +4498,7 @@
         <w:pStyle w:val="Heading2"/>
       </w:pPr>
       <w:r>
-        <w:t>8.1 Method</w:t>
-      </w:r>
-    </w:p>
-    <w:p>
-      <w:r>
-        <w:rPr>
-          <w:rFonts w:ascii="Consolas" w:hAnsi="Consolas"/>
-          <w:sz w:val="20"/>
-        </w:rPr>
-        <w:t>step4b</w:t>
-      </w:r>
-      <w:r>
-        <w:t xml:space="preserve"> slices the test set by source folder (each ArtiFact generator, CASIA </w:t>
-      </w:r>
-      <w:r>
-        <w:rPr>
-          <w:rFonts w:ascii="Consolas" w:hAnsi="Consolas"/>
-          <w:sz w:val="20"/>
-        </w:rPr>
-        <w:t>Tp/</w:t>
-      </w:r>
-      <w:r>
-        <w:t xml:space="preserve">, CASIA </w:t>
-      </w:r>
-      <w:r>
-        <w:rPr>
-          <w:rFonts w:ascii="Consolas" w:hAnsi="Consolas"/>
-          <w:sz w:val="20"/>
-        </w:rPr>
-        <w:t>Au/</w:t>
-      </w:r>
-      <w:r>
-        <w:t xml:space="preserve">) and reports per-source accuracy and within-class spread. The within-class spread — </w:t>
-      </w:r>
-      <w:r>
-        <w:rPr>
-          <w:rFonts w:ascii="Consolas" w:hAnsi="Consolas"/>
-          <w:sz w:val="20"/>
-        </w:rPr>
-        <w:t>max(per-source accuracy) - min(per-source accuracy)</w:t>
-      </w:r>
-      <w:r>
-        <w:t xml:space="preserve"> — is our primary diagnostic signal: a narrow spread indicates the model generalizes uniformly across sources within a class; a wide spread indicates the model is using source identity as a shortcut.</w:t>
-      </w:r>
-    </w:p>
-    <w:p>
-      <w:pPr>
-        <w:pStyle w:val="Heading2"/>
-      </w:pPr>
-      <w:r>
-        <w:t>8.2 Per-class spread (final iteration)</w:t>
+        <w:t>7.3 Per-class performance — combined SVM (best model)</w:t>
       </w:r>
     </w:p>
     <w:tbl>
@@ -3873,7 +4553,7 @@
                 <w:b/>
                 <w:sz w:val="20"/>
               </w:rPr>
-              <w:t>Sources</w:t>
+              <w:t>Precision</w:t>
             </w:r>
           </w:p>
         </w:tc>
@@ -3894,7 +4574,7 @@
                 <w:b/>
                 <w:sz w:val="20"/>
               </w:rPr>
-              <w:t>Min</w:t>
+              <w:t>Recall</w:t>
             </w:r>
           </w:p>
         </w:tc>
@@ -3915,7 +4595,7 @@
                 <w:b/>
                 <w:sz w:val="20"/>
               </w:rPr>
-              <w:t>Max</w:t>
+              <w:t>F1</w:t>
             </w:r>
           </w:p>
         </w:tc>
@@ -3936,7 +4616,7 @@
                 <w:b/>
                 <w:sz w:val="20"/>
               </w:rPr>
-              <w:t>Spread</w:t>
+              <w:t>vs. CNN-only SVM F1</w:t>
             </w:r>
           </w:p>
         </w:tc>
@@ -3957,7 +4637,7 @@
               <w:rPr>
                 <w:sz w:val="20"/>
               </w:rPr>
-              <w:t>AI-Generated</w:t>
+              <w:t>Real</w:t>
             </w:r>
           </w:p>
         </w:tc>
@@ -3976,7 +4656,7 @@
               <w:rPr>
                 <w:sz w:val="20"/>
               </w:rPr>
-              <w:t>23</w:t>
+              <w:t>0.71</w:t>
             </w:r>
           </w:p>
         </w:tc>
@@ -3995,7 +4675,7 @@
               <w:rPr>
                 <w:sz w:val="20"/>
               </w:rPr>
-              <w:t>0.328 (StyleGAN3)</w:t>
+              <w:t>0.71</w:t>
             </w:r>
           </w:p>
         </w:tc>
@@ -4014,7 +4694,7 @@
               <w:rPr>
                 <w:sz w:val="20"/>
               </w:rPr>
-              <w:t>1.000 (StarGAN)</w:t>
+              <w:t>0.71</w:t>
             </w:r>
           </w:p>
         </w:tc>
@@ -4031,10 +4711,9 @@
             </w:r>
             <w:r>
               <w:rPr>
-                <w:b/>
-                <w:sz w:val="20"/>
-              </w:rPr>
-              <w:t>67.2 pp</w:t>
+                <w:sz w:val="20"/>
+              </w:rPr>
+              <w:t>+0.03</w:t>
             </w:r>
           </w:p>
         </w:tc>
@@ -4055,7 +4734,7 @@
               <w:rPr>
                 <w:sz w:val="20"/>
               </w:rPr>
-              <w:t>Real</w:t>
+              <w:t>Forged</w:t>
             </w:r>
           </w:p>
         </w:tc>
@@ -4074,7 +4753,7 @@
               <w:rPr>
                 <w:sz w:val="20"/>
               </w:rPr>
-              <w:t>11</w:t>
+              <w:t>0.86</w:t>
             </w:r>
           </w:p>
         </w:tc>
@@ -4093,7 +4772,7 @@
               <w:rPr>
                 <w:sz w:val="20"/>
               </w:rPr>
-              <w:t>0.488 (ffhq)</w:t>
+              <w:t>0.92</w:t>
             </w:r>
           </w:p>
         </w:tc>
@@ -4112,7 +4791,7 @@
               <w:rPr>
                 <w:sz w:val="20"/>
               </w:rPr>
-              <w:t>0.926 (afhq)</w:t>
+              <w:t>0.89</w:t>
             </w:r>
           </w:p>
         </w:tc>
@@ -4129,10 +4808,9 @@
             </w:r>
             <w:r>
               <w:rPr>
-                <w:b/>
-                <w:sz w:val="20"/>
-              </w:rPr>
-              <w:t>43.8 pp</w:t>
+                <w:sz w:val="20"/>
+              </w:rPr>
+              <w:t>+0.01</w:t>
             </w:r>
           </w:p>
         </w:tc>
@@ -4153,7 +4831,7 @@
               <w:rPr>
                 <w:sz w:val="20"/>
               </w:rPr>
-              <w:t>Forged</w:t>
+              <w:t>AI-Generated</w:t>
             </w:r>
           </w:p>
         </w:tc>
@@ -4172,7 +4850,7 @@
               <w:rPr>
                 <w:sz w:val="20"/>
               </w:rPr>
-              <w:t>1</w:t>
+              <w:t>0.76</w:t>
             </w:r>
           </w:p>
         </w:tc>
@@ -4191,7 +4869,7 @@
               <w:rPr>
                 <w:sz w:val="20"/>
               </w:rPr>
-              <w:t>0.891 (CASIA Tp)</w:t>
+              <w:t>0.74</w:t>
             </w:r>
           </w:p>
         </w:tc>
@@ -4210,7 +4888,7 @@
               <w:rPr>
                 <w:sz w:val="20"/>
               </w:rPr>
-              <w:t>0.891</w:t>
+              <w:t>0.75</w:t>
             </w:r>
           </w:p>
         </w:tc>
@@ -4229,7 +4907,7 @@
               <w:rPr>
                 <w:sz w:val="20"/>
               </w:rPr>
-              <w:t>n/a</w:t>
+              <w:t>+0.03</w:t>
             </w:r>
           </w:p>
         </w:tc>
@@ -4238,7 +4916,15 @@
     <w:p/>
     <w:p>
       <w:r>
-        <w:t>The AI spread (67.2 pp) is the dominant source of variance and the principal evidence for the generator-difficulty tier structure presented next. The Real spread (43.8 pp) is improved relative to Run 3 (47.2 pp) by the addition of CASIA Au.</w:t>
+        <w:t>Frequency features improve all three classes, with Real and AI-Generated each gaining 3 F1 points. Forged was already strong (CASIA splicing artifacts are well-represented in the DCT path), gaining only 1 point.</w:t>
+      </w:r>
+    </w:p>
+    <w:p>
+      <w:pPr>
+        <w:pStyle w:val="Heading1"/>
+      </w:pPr>
+      <w:r>
+        <w:t>8. Cross-Source Analysis</w:t>
       </w:r>
     </w:p>
     <w:p>
@@ -4246,12 +4932,1985 @@
         <w:pStyle w:val="Heading2"/>
       </w:pPr>
       <w:r>
-        <w:t>8.3 Generator difficulty tiers</w:t>
+        <w:t>8.1 Method</w:t>
       </w:r>
     </w:p>
     <w:p>
       <w:r>
-        <w:t>Sorting the AI-Generated per-source accuracies clusters them into three tiers:</w:t>
+        <w:rPr>
+          <w:rFonts w:ascii="Consolas" w:hAnsi="Consolas"/>
+          <w:sz w:val="20"/>
+        </w:rPr>
+        <w:t>step4b_cross_dataset_check.py</w:t>
+      </w:r>
+      <w:r>
+        <w:t xml:space="preserve"> slices the test set by source subfolder and reports per-source accuracy and within-class spread. The within-class spread — max minus min per-source accuracy within a class — is the primary diagnostic: a narrow spread indicates uniform generalization; a wide spread indicates source-identity shortcuts.</w:t>
+      </w:r>
+    </w:p>
+    <w:p>
+      <w:pPr>
+        <w:pStyle w:val="Heading2"/>
+      </w:pPr>
+      <w:r>
+        <w:t>8.2 Per-class spread — combined SVM</w:t>
+      </w:r>
+    </w:p>
+    <w:tbl>
+      <w:tblPr>
+        <w:tblStyle w:val="LightGrid-Accent1"/>
+        <w:tblW w:type="auto" w:w="0"/>
+        <w:tblLook w:firstColumn="1" w:firstRow="1" w:lastColumn="0" w:lastRow="0" w:noHBand="0" w:noVBand="1" w:val="04A0"/>
+      </w:tblPr>
+      <w:tblGrid>
+        <w:gridCol w:w="1728"/>
+        <w:gridCol w:w="1728"/>
+        <w:gridCol w:w="1728"/>
+        <w:gridCol w:w="1728"/>
+        <w:gridCol w:w="1728"/>
+      </w:tblGrid>
+      <w:tr>
+        <w:tc>
+          <w:tcPr>
+            <w:tcW w:type="dxa" w:w="1728"/>
+            <w:vAlign w:val="center"/>
+          </w:tcPr>
+          <w:p>
+            <w:r>
+              <w:rPr>
+                <w:b/>
+                <w:sz w:val="20"/>
+              </w:rPr>
+            </w:r>
+            <w:r>
+              <w:rPr>
+                <w:b/>
+                <w:sz w:val="20"/>
+              </w:rPr>
+              <w:t>Class</w:t>
+            </w:r>
+          </w:p>
+        </w:tc>
+        <w:tc>
+          <w:tcPr>
+            <w:tcW w:type="dxa" w:w="1728"/>
+            <w:vAlign w:val="center"/>
+          </w:tcPr>
+          <w:p>
+            <w:r>
+              <w:rPr>
+                <w:b/>
+                <w:sz w:val="20"/>
+              </w:rPr>
+            </w:r>
+            <w:r>
+              <w:rPr>
+                <w:b/>
+                <w:sz w:val="20"/>
+              </w:rPr>
+              <w:t>Sources</w:t>
+            </w:r>
+          </w:p>
+        </w:tc>
+        <w:tc>
+          <w:tcPr>
+            <w:tcW w:type="dxa" w:w="1728"/>
+            <w:vAlign w:val="center"/>
+          </w:tcPr>
+          <w:p>
+            <w:r>
+              <w:rPr>
+                <w:b/>
+                <w:sz w:val="20"/>
+              </w:rPr>
+            </w:r>
+            <w:r>
+              <w:rPr>
+                <w:b/>
+                <w:sz w:val="20"/>
+              </w:rPr>
+              <w:t>Min</w:t>
+            </w:r>
+          </w:p>
+        </w:tc>
+        <w:tc>
+          <w:tcPr>
+            <w:tcW w:type="dxa" w:w="1728"/>
+            <w:vAlign w:val="center"/>
+          </w:tcPr>
+          <w:p>
+            <w:r>
+              <w:rPr>
+                <w:b/>
+                <w:sz w:val="20"/>
+              </w:rPr>
+            </w:r>
+            <w:r>
+              <w:rPr>
+                <w:b/>
+                <w:sz w:val="20"/>
+              </w:rPr>
+              <w:t>Max</w:t>
+            </w:r>
+          </w:p>
+        </w:tc>
+        <w:tc>
+          <w:tcPr>
+            <w:tcW w:type="dxa" w:w="1728"/>
+            <w:vAlign w:val="center"/>
+          </w:tcPr>
+          <w:p>
+            <w:r>
+              <w:rPr>
+                <w:b/>
+                <w:sz w:val="20"/>
+              </w:rPr>
+            </w:r>
+            <w:r>
+              <w:rPr>
+                <w:b/>
+                <w:sz w:val="20"/>
+              </w:rPr>
+              <w:t>Spread</w:t>
+            </w:r>
+          </w:p>
+        </w:tc>
+      </w:tr>
+      <w:tr>
+        <w:tc>
+          <w:tcPr>
+            <w:tcW w:type="dxa" w:w="1728"/>
+            <w:vAlign w:val="center"/>
+          </w:tcPr>
+          <w:p>
+            <w:r>
+              <w:rPr>
+                <w:sz w:val="20"/>
+              </w:rPr>
+            </w:r>
+            <w:r>
+              <w:rPr>
+                <w:sz w:val="20"/>
+              </w:rPr>
+              <w:t>AI-Generated</w:t>
+            </w:r>
+          </w:p>
+        </w:tc>
+        <w:tc>
+          <w:tcPr>
+            <w:tcW w:type="dxa" w:w="1728"/>
+            <w:vAlign w:val="center"/>
+          </w:tcPr>
+          <w:p>
+            <w:r>
+              <w:rPr>
+                <w:sz w:val="20"/>
+              </w:rPr>
+            </w:r>
+            <w:r>
+              <w:rPr>
+                <w:sz w:val="20"/>
+              </w:rPr>
+              <w:t>23</w:t>
+            </w:r>
+          </w:p>
+        </w:tc>
+        <w:tc>
+          <w:tcPr>
+            <w:tcW w:type="dxa" w:w="1728"/>
+            <w:vAlign w:val="center"/>
+          </w:tcPr>
+          <w:p>
+            <w:r>
+              <w:rPr>
+                <w:sz w:val="20"/>
+              </w:rPr>
+            </w:r>
+            <w:r>
+              <w:rPr>
+                <w:sz w:val="20"/>
+              </w:rPr>
+              <w:t>0.373 (StyleGAN3)</w:t>
+            </w:r>
+          </w:p>
+        </w:tc>
+        <w:tc>
+          <w:tcPr>
+            <w:tcW w:type="dxa" w:w="1728"/>
+            <w:vAlign w:val="center"/>
+          </w:tcPr>
+          <w:p>
+            <w:r>
+              <w:rPr>
+                <w:sz w:val="20"/>
+              </w:rPr>
+            </w:r>
+            <w:r>
+              <w:rPr>
+                <w:sz w:val="20"/>
+              </w:rPr>
+              <w:t>1.000 (StarGAN)</w:t>
+            </w:r>
+          </w:p>
+        </w:tc>
+        <w:tc>
+          <w:tcPr>
+            <w:tcW w:type="dxa" w:w="1728"/>
+            <w:vAlign w:val="center"/>
+          </w:tcPr>
+          <w:p>
+            <w:r>
+              <w:rPr>
+                <w:sz w:val="20"/>
+              </w:rPr>
+            </w:r>
+            <w:r>
+              <w:rPr>
+                <w:b/>
+                <w:sz w:val="20"/>
+              </w:rPr>
+              <w:t>62.7 pp</w:t>
+            </w:r>
+          </w:p>
+        </w:tc>
+      </w:tr>
+      <w:tr>
+        <w:tc>
+          <w:tcPr>
+            <w:tcW w:type="dxa" w:w="1728"/>
+            <w:vAlign w:val="center"/>
+          </w:tcPr>
+          <w:p>
+            <w:r>
+              <w:rPr>
+                <w:sz w:val="20"/>
+              </w:rPr>
+            </w:r>
+            <w:r>
+              <w:rPr>
+                <w:sz w:val="20"/>
+              </w:rPr>
+              <w:t>Real</w:t>
+            </w:r>
+          </w:p>
+        </w:tc>
+        <w:tc>
+          <w:tcPr>
+            <w:tcW w:type="dxa" w:w="1728"/>
+            <w:vAlign w:val="center"/>
+          </w:tcPr>
+          <w:p>
+            <w:r>
+              <w:rPr>
+                <w:sz w:val="20"/>
+              </w:rPr>
+            </w:r>
+            <w:r>
+              <w:rPr>
+                <w:sz w:val="20"/>
+              </w:rPr>
+              <w:t>11</w:t>
+            </w:r>
+          </w:p>
+        </w:tc>
+        <w:tc>
+          <w:tcPr>
+            <w:tcW w:type="dxa" w:w="1728"/>
+            <w:vAlign w:val="center"/>
+          </w:tcPr>
+          <w:p>
+            <w:r>
+              <w:rPr>
+                <w:sz w:val="20"/>
+              </w:rPr>
+            </w:r>
+            <w:r>
+              <w:rPr>
+                <w:sz w:val="20"/>
+              </w:rPr>
+              <w:t>0.348 (CASIA Au)</w:t>
+            </w:r>
+          </w:p>
+        </w:tc>
+        <w:tc>
+          <w:tcPr>
+            <w:tcW w:type="dxa" w:w="1728"/>
+            <w:vAlign w:val="center"/>
+          </w:tcPr>
+          <w:p>
+            <w:r>
+              <w:rPr>
+                <w:sz w:val="20"/>
+              </w:rPr>
+            </w:r>
+            <w:r>
+              <w:rPr>
+                <w:sz w:val="20"/>
+              </w:rPr>
+              <w:t>0.942 (Metfaces)</w:t>
+            </w:r>
+          </w:p>
+        </w:tc>
+        <w:tc>
+          <w:tcPr>
+            <w:tcW w:type="dxa" w:w="1728"/>
+            <w:vAlign w:val="center"/>
+          </w:tcPr>
+          <w:p>
+            <w:r>
+              <w:rPr>
+                <w:sz w:val="20"/>
+              </w:rPr>
+            </w:r>
+            <w:r>
+              <w:rPr>
+                <w:b/>
+                <w:sz w:val="20"/>
+              </w:rPr>
+              <w:t>59.4 pp</w:t>
+            </w:r>
+          </w:p>
+        </w:tc>
+      </w:tr>
+      <w:tr>
+        <w:tc>
+          <w:tcPr>
+            <w:tcW w:type="dxa" w:w="1728"/>
+            <w:vAlign w:val="center"/>
+          </w:tcPr>
+          <w:p>
+            <w:r>
+              <w:rPr>
+                <w:sz w:val="20"/>
+              </w:rPr>
+            </w:r>
+            <w:r>
+              <w:rPr>
+                <w:sz w:val="20"/>
+              </w:rPr>
+              <w:t>Forged</w:t>
+            </w:r>
+          </w:p>
+        </w:tc>
+        <w:tc>
+          <w:tcPr>
+            <w:tcW w:type="dxa" w:w="1728"/>
+            <w:vAlign w:val="center"/>
+          </w:tcPr>
+          <w:p>
+            <w:r>
+              <w:rPr>
+                <w:sz w:val="20"/>
+              </w:rPr>
+            </w:r>
+            <w:r>
+              <w:rPr>
+                <w:sz w:val="20"/>
+              </w:rPr>
+              <w:t>1</w:t>
+            </w:r>
+          </w:p>
+        </w:tc>
+        <w:tc>
+          <w:tcPr>
+            <w:tcW w:type="dxa" w:w="1728"/>
+            <w:vAlign w:val="center"/>
+          </w:tcPr>
+          <w:p>
+            <w:r>
+              <w:rPr>
+                <w:sz w:val="20"/>
+              </w:rPr>
+            </w:r>
+            <w:r>
+              <w:rPr>
+                <w:sz w:val="20"/>
+              </w:rPr>
+              <w:t>0.922 (CASIA Tp)</w:t>
+            </w:r>
+          </w:p>
+        </w:tc>
+        <w:tc>
+          <w:tcPr>
+            <w:tcW w:type="dxa" w:w="1728"/>
+            <w:vAlign w:val="center"/>
+          </w:tcPr>
+          <w:p>
+            <w:r>
+              <w:rPr>
+                <w:sz w:val="20"/>
+              </w:rPr>
+            </w:r>
+            <w:r>
+              <w:rPr>
+                <w:sz w:val="20"/>
+              </w:rPr>
+              <w:t>0.922</w:t>
+            </w:r>
+          </w:p>
+        </w:tc>
+        <w:tc>
+          <w:tcPr>
+            <w:tcW w:type="dxa" w:w="1728"/>
+            <w:vAlign w:val="center"/>
+          </w:tcPr>
+          <w:p>
+            <w:r>
+              <w:rPr>
+                <w:sz w:val="20"/>
+              </w:rPr>
+            </w:r>
+            <w:r>
+              <w:rPr>
+                <w:sz w:val="20"/>
+              </w:rPr>
+              <w:t>n/a</w:t>
+            </w:r>
+          </w:p>
+        </w:tc>
+      </w:tr>
+    </w:tbl>
+    <w:p/>
+    <w:p>
+      <w:r>
+        <w:t>Spreads remain high — this is expected given the diversity of generators and real-image sources. The important question is whether frequency features changed the within-generator pattern.</w:t>
+      </w:r>
+    </w:p>
+    <w:p>
+      <w:pPr>
+        <w:pStyle w:val="Heading2"/>
+      </w:pPr>
+      <w:r>
+        <w:t>8.3 Generator difficulty tiers — combined SVM vs. CNN-only SVM</w:t>
+      </w:r>
+    </w:p>
+    <w:tbl>
+      <w:tblPr>
+        <w:tblStyle w:val="LightGrid-Accent1"/>
+        <w:tblW w:type="auto" w:w="0"/>
+        <w:tblLook w:firstColumn="1" w:firstRow="1" w:lastColumn="0" w:lastRow="0" w:noHBand="0" w:noVBand="1" w:val="04A0"/>
+      </w:tblPr>
+      <w:tblGrid>
+        <w:gridCol w:w="2160"/>
+        <w:gridCol w:w="2160"/>
+        <w:gridCol w:w="2160"/>
+        <w:gridCol w:w="2160"/>
+      </w:tblGrid>
+      <w:tr>
+        <w:tc>
+          <w:tcPr>
+            <w:tcW w:type="dxa" w:w="2160"/>
+            <w:vAlign w:val="center"/>
+          </w:tcPr>
+          <w:p>
+            <w:r>
+              <w:rPr>
+                <w:b/>
+                <w:sz w:val="20"/>
+              </w:rPr>
+            </w:r>
+            <w:r>
+              <w:rPr>
+                <w:b/>
+                <w:sz w:val="20"/>
+              </w:rPr>
+              <w:t>Generator</w:t>
+            </w:r>
+          </w:p>
+        </w:tc>
+        <w:tc>
+          <w:tcPr>
+            <w:tcW w:type="dxa" w:w="2160"/>
+            <w:vAlign w:val="center"/>
+          </w:tcPr>
+          <w:p>
+            <w:r>
+              <w:rPr>
+                <w:b/>
+                <w:sz w:val="20"/>
+              </w:rPr>
+            </w:r>
+            <w:r>
+              <w:rPr>
+                <w:b/>
+                <w:sz w:val="20"/>
+              </w:rPr>
+              <w:t>CNN-only SVM</w:t>
+            </w:r>
+          </w:p>
+        </w:tc>
+        <w:tc>
+          <w:tcPr>
+            <w:tcW w:type="dxa" w:w="2160"/>
+            <w:vAlign w:val="center"/>
+          </w:tcPr>
+          <w:p>
+            <w:r>
+              <w:rPr>
+                <w:b/>
+                <w:sz w:val="20"/>
+              </w:rPr>
+            </w:r>
+            <w:r>
+              <w:rPr>
+                <w:b/>
+                <w:sz w:val="20"/>
+              </w:rPr>
+              <w:t>Combined SVM</w:t>
+            </w:r>
+          </w:p>
+        </w:tc>
+        <w:tc>
+          <w:tcPr>
+            <w:tcW w:type="dxa" w:w="2160"/>
+            <w:vAlign w:val="center"/>
+          </w:tcPr>
+          <w:p>
+            <w:r>
+              <w:rPr>
+                <w:b/>
+                <w:sz w:val="20"/>
+              </w:rPr>
+            </w:r>
+            <w:r>
+              <w:rPr>
+                <w:b/>
+                <w:sz w:val="20"/>
+              </w:rPr>
+              <w:t>Change</w:t>
+            </w:r>
+          </w:p>
+        </w:tc>
+      </w:tr>
+      <w:tr>
+        <w:tc>
+          <w:tcPr>
+            <w:tcW w:type="dxa" w:w="2160"/>
+            <w:vAlign w:val="center"/>
+          </w:tcPr>
+          <w:p>
+            <w:r>
+              <w:rPr>
+                <w:sz w:val="20"/>
+              </w:rPr>
+            </w:r>
+            <w:r>
+              <w:rPr>
+                <w:sz w:val="20"/>
+              </w:rPr>
+              <w:t>star_gan</w:t>
+            </w:r>
+          </w:p>
+        </w:tc>
+        <w:tc>
+          <w:tcPr>
+            <w:tcW w:type="dxa" w:w="2160"/>
+            <w:vAlign w:val="center"/>
+          </w:tcPr>
+          <w:p>
+            <w:r>
+              <w:rPr>
+                <w:sz w:val="20"/>
+              </w:rPr>
+            </w:r>
+            <w:r>
+              <w:rPr>
+                <w:sz w:val="20"/>
+              </w:rPr>
+              <w:t>100%</w:t>
+            </w:r>
+          </w:p>
+        </w:tc>
+        <w:tc>
+          <w:tcPr>
+            <w:tcW w:type="dxa" w:w="2160"/>
+            <w:vAlign w:val="center"/>
+          </w:tcPr>
+          <w:p>
+            <w:r>
+              <w:rPr>
+                <w:sz w:val="20"/>
+              </w:rPr>
+            </w:r>
+            <w:r>
+              <w:rPr>
+                <w:sz w:val="20"/>
+              </w:rPr>
+              <w:t>100%</w:t>
+            </w:r>
+          </w:p>
+        </w:tc>
+        <w:tc>
+          <w:tcPr>
+            <w:tcW w:type="dxa" w:w="2160"/>
+            <w:vAlign w:val="center"/>
+          </w:tcPr>
+          <w:p>
+            <w:r>
+              <w:rPr>
+                <w:sz w:val="20"/>
+              </w:rPr>
+            </w:r>
+            <w:r>
+              <w:rPr>
+                <w:sz w:val="20"/>
+              </w:rPr>
+              <w:t>—</w:t>
+            </w:r>
+          </w:p>
+        </w:tc>
+      </w:tr>
+      <w:tr>
+        <w:tc>
+          <w:tcPr>
+            <w:tcW w:type="dxa" w:w="2160"/>
+            <w:vAlign w:val="center"/>
+          </w:tcPr>
+          <w:p>
+            <w:r>
+              <w:rPr>
+                <w:sz w:val="20"/>
+              </w:rPr>
+            </w:r>
+            <w:r>
+              <w:rPr>
+                <w:sz w:val="20"/>
+              </w:rPr>
+              <w:t>sfhq</w:t>
+            </w:r>
+          </w:p>
+        </w:tc>
+        <w:tc>
+          <w:tcPr>
+            <w:tcW w:type="dxa" w:w="2160"/>
+            <w:vAlign w:val="center"/>
+          </w:tcPr>
+          <w:p>
+            <w:r>
+              <w:rPr>
+                <w:sz w:val="20"/>
+              </w:rPr>
+            </w:r>
+            <w:r>
+              <w:rPr>
+                <w:sz w:val="20"/>
+              </w:rPr>
+              <w:t>~96%</w:t>
+            </w:r>
+          </w:p>
+        </w:tc>
+        <w:tc>
+          <w:tcPr>
+            <w:tcW w:type="dxa" w:w="2160"/>
+            <w:vAlign w:val="center"/>
+          </w:tcPr>
+          <w:p>
+            <w:r>
+              <w:rPr>
+                <w:sz w:val="20"/>
+              </w:rPr>
+            </w:r>
+            <w:r>
+              <w:rPr>
+                <w:sz w:val="20"/>
+              </w:rPr>
+              <w:t>97.4%</w:t>
+            </w:r>
+          </w:p>
+        </w:tc>
+        <w:tc>
+          <w:tcPr>
+            <w:tcW w:type="dxa" w:w="2160"/>
+            <w:vAlign w:val="center"/>
+          </w:tcPr>
+          <w:p>
+            <w:r>
+              <w:rPr>
+                <w:sz w:val="20"/>
+              </w:rPr>
+            </w:r>
+            <w:r>
+              <w:rPr>
+                <w:sz w:val="20"/>
+              </w:rPr>
+              <w:t>+1.4 pp</w:t>
+            </w:r>
+          </w:p>
+        </w:tc>
+      </w:tr>
+      <w:tr>
+        <w:tc>
+          <w:tcPr>
+            <w:tcW w:type="dxa" w:w="2160"/>
+            <w:vAlign w:val="center"/>
+          </w:tcPr>
+          <w:p>
+            <w:r>
+              <w:rPr>
+                <w:sz w:val="20"/>
+              </w:rPr>
+            </w:r>
+            <w:r>
+              <w:rPr>
+                <w:sz w:val="20"/>
+              </w:rPr>
+              <w:t>face_synthetics</w:t>
+            </w:r>
+          </w:p>
+        </w:tc>
+        <w:tc>
+          <w:tcPr>
+            <w:tcW w:type="dxa" w:w="2160"/>
+            <w:vAlign w:val="center"/>
+          </w:tcPr>
+          <w:p>
+            <w:r>
+              <w:rPr>
+                <w:sz w:val="20"/>
+              </w:rPr>
+            </w:r>
+            <w:r>
+              <w:rPr>
+                <w:sz w:val="20"/>
+              </w:rPr>
+              <w:t>~96%</w:t>
+            </w:r>
+          </w:p>
+        </w:tc>
+        <w:tc>
+          <w:tcPr>
+            <w:tcW w:type="dxa" w:w="2160"/>
+            <w:vAlign w:val="center"/>
+          </w:tcPr>
+          <w:p>
+            <w:r>
+              <w:rPr>
+                <w:sz w:val="20"/>
+              </w:rPr>
+            </w:r>
+            <w:r>
+              <w:rPr>
+                <w:sz w:val="20"/>
+              </w:rPr>
+              <w:t>95.7%</w:t>
+            </w:r>
+          </w:p>
+        </w:tc>
+        <w:tc>
+          <w:tcPr>
+            <w:tcW w:type="dxa" w:w="2160"/>
+            <w:vAlign w:val="center"/>
+          </w:tcPr>
+          <w:p>
+            <w:r>
+              <w:rPr>
+                <w:sz w:val="20"/>
+              </w:rPr>
+            </w:r>
+            <w:r>
+              <w:rPr>
+                <w:sz w:val="20"/>
+              </w:rPr>
+              <w:t>−0.3 pp</w:t>
+            </w:r>
+          </w:p>
+        </w:tc>
+      </w:tr>
+      <w:tr>
+        <w:tc>
+          <w:tcPr>
+            <w:tcW w:type="dxa" w:w="2160"/>
+            <w:vAlign w:val="center"/>
+          </w:tcPr>
+          <w:p>
+            <w:r>
+              <w:rPr>
+                <w:sz w:val="20"/>
+              </w:rPr>
+            </w:r>
+            <w:r>
+              <w:rPr>
+                <w:sz w:val="20"/>
+              </w:rPr>
+              <w:t>ddpm</w:t>
+            </w:r>
+          </w:p>
+        </w:tc>
+        <w:tc>
+          <w:tcPr>
+            <w:tcW w:type="dxa" w:w="2160"/>
+            <w:vAlign w:val="center"/>
+          </w:tcPr>
+          <w:p>
+            <w:r>
+              <w:rPr>
+                <w:sz w:val="20"/>
+              </w:rPr>
+            </w:r>
+            <w:r>
+              <w:rPr>
+                <w:sz w:val="20"/>
+              </w:rPr>
+              <w:t>~94%</w:t>
+            </w:r>
+          </w:p>
+        </w:tc>
+        <w:tc>
+          <w:tcPr>
+            <w:tcW w:type="dxa" w:w="2160"/>
+            <w:vAlign w:val="center"/>
+          </w:tcPr>
+          <w:p>
+            <w:r>
+              <w:rPr>
+                <w:sz w:val="20"/>
+              </w:rPr>
+            </w:r>
+            <w:r>
+              <w:rPr>
+                <w:sz w:val="20"/>
+              </w:rPr>
+              <w:t>91.9%</w:t>
+            </w:r>
+          </w:p>
+        </w:tc>
+        <w:tc>
+          <w:tcPr>
+            <w:tcW w:type="dxa" w:w="2160"/>
+            <w:vAlign w:val="center"/>
+          </w:tcPr>
+          <w:p>
+            <w:r>
+              <w:rPr>
+                <w:sz w:val="20"/>
+              </w:rPr>
+            </w:r>
+            <w:r>
+              <w:rPr>
+                <w:sz w:val="20"/>
+              </w:rPr>
+              <w:t>−2.1 pp</w:t>
+            </w:r>
+          </w:p>
+        </w:tc>
+      </w:tr>
+      <w:tr>
+        <w:tc>
+          <w:tcPr>
+            <w:tcW w:type="dxa" w:w="2160"/>
+            <w:vAlign w:val="center"/>
+          </w:tcPr>
+          <w:p>
+            <w:r>
+              <w:rPr>
+                <w:sz w:val="20"/>
+              </w:rPr>
+            </w:r>
+            <w:r>
+              <w:rPr>
+                <w:sz w:val="20"/>
+              </w:rPr>
+              <w:t>big_gan</w:t>
+            </w:r>
+          </w:p>
+        </w:tc>
+        <w:tc>
+          <w:tcPr>
+            <w:tcW w:type="dxa" w:w="2160"/>
+            <w:vAlign w:val="center"/>
+          </w:tcPr>
+          <w:p>
+            <w:r>
+              <w:rPr>
+                <w:sz w:val="20"/>
+              </w:rPr>
+            </w:r>
+            <w:r>
+              <w:rPr>
+                <w:sz w:val="20"/>
+              </w:rPr>
+              <w:t>~85%</w:t>
+            </w:r>
+          </w:p>
+        </w:tc>
+        <w:tc>
+          <w:tcPr>
+            <w:tcW w:type="dxa" w:w="2160"/>
+            <w:vAlign w:val="center"/>
+          </w:tcPr>
+          <w:p>
+            <w:r>
+              <w:rPr>
+                <w:sz w:val="20"/>
+              </w:rPr>
+            </w:r>
+            <w:r>
+              <w:rPr>
+                <w:sz w:val="20"/>
+              </w:rPr>
+              <w:t>98.5%</w:t>
+            </w:r>
+          </w:p>
+        </w:tc>
+        <w:tc>
+          <w:tcPr>
+            <w:tcW w:type="dxa" w:w="2160"/>
+            <w:vAlign w:val="center"/>
+          </w:tcPr>
+          <w:p>
+            <w:r>
+              <w:rPr>
+                <w:sz w:val="20"/>
+              </w:rPr>
+            </w:r>
+            <w:r>
+              <w:rPr>
+                <w:b/>
+                <w:sz w:val="20"/>
+              </w:rPr>
+              <w:t>+13.5 pp</w:t>
+            </w:r>
+          </w:p>
+        </w:tc>
+      </w:tr>
+      <w:tr>
+        <w:tc>
+          <w:tcPr>
+            <w:tcW w:type="dxa" w:w="2160"/>
+            <w:vAlign w:val="center"/>
+          </w:tcPr>
+          <w:p>
+            <w:r>
+              <w:rPr>
+                <w:sz w:val="20"/>
+              </w:rPr>
+            </w:r>
+            <w:r>
+              <w:rPr>
+                <w:sz w:val="20"/>
+              </w:rPr>
+              <w:t>palette</w:t>
+            </w:r>
+          </w:p>
+        </w:tc>
+        <w:tc>
+          <w:tcPr>
+            <w:tcW w:type="dxa" w:w="2160"/>
+            <w:vAlign w:val="center"/>
+          </w:tcPr>
+          <w:p>
+            <w:r>
+              <w:rPr>
+                <w:sz w:val="20"/>
+              </w:rPr>
+            </w:r>
+            <w:r>
+              <w:rPr>
+                <w:sz w:val="20"/>
+              </w:rPr>
+              <w:t>~85%</w:t>
+            </w:r>
+          </w:p>
+        </w:tc>
+        <w:tc>
+          <w:tcPr>
+            <w:tcW w:type="dxa" w:w="2160"/>
+            <w:vAlign w:val="center"/>
+          </w:tcPr>
+          <w:p>
+            <w:r>
+              <w:rPr>
+                <w:sz w:val="20"/>
+              </w:rPr>
+            </w:r>
+            <w:r>
+              <w:rPr>
+                <w:sz w:val="20"/>
+              </w:rPr>
+              <w:t>87.5%</w:t>
+            </w:r>
+          </w:p>
+        </w:tc>
+        <w:tc>
+          <w:tcPr>
+            <w:tcW w:type="dxa" w:w="2160"/>
+            <w:vAlign w:val="center"/>
+          </w:tcPr>
+          <w:p>
+            <w:r>
+              <w:rPr>
+                <w:sz w:val="20"/>
+              </w:rPr>
+            </w:r>
+            <w:r>
+              <w:rPr>
+                <w:sz w:val="20"/>
+              </w:rPr>
+              <w:t>+2.5 pp</w:t>
+            </w:r>
+          </w:p>
+        </w:tc>
+      </w:tr>
+      <w:tr>
+        <w:tc>
+          <w:tcPr>
+            <w:tcW w:type="dxa" w:w="2160"/>
+            <w:vAlign w:val="center"/>
+          </w:tcPr>
+          <w:p>
+            <w:r>
+              <w:rPr>
+                <w:sz w:val="20"/>
+              </w:rPr>
+            </w:r>
+            <w:r>
+              <w:rPr>
+                <w:sz w:val="20"/>
+              </w:rPr>
+              <w:t>gau_gan</w:t>
+            </w:r>
+          </w:p>
+        </w:tc>
+        <w:tc>
+          <w:tcPr>
+            <w:tcW w:type="dxa" w:w="2160"/>
+            <w:vAlign w:val="center"/>
+          </w:tcPr>
+          <w:p>
+            <w:r>
+              <w:rPr>
+                <w:sz w:val="20"/>
+              </w:rPr>
+            </w:r>
+            <w:r>
+              <w:rPr>
+                <w:sz w:val="20"/>
+              </w:rPr>
+              <w:t>~76%</w:t>
+            </w:r>
+          </w:p>
+        </w:tc>
+        <w:tc>
+          <w:tcPr>
+            <w:tcW w:type="dxa" w:w="2160"/>
+            <w:vAlign w:val="center"/>
+          </w:tcPr>
+          <w:p>
+            <w:r>
+              <w:rPr>
+                <w:sz w:val="20"/>
+              </w:rPr>
+            </w:r>
+            <w:r>
+              <w:rPr>
+                <w:sz w:val="20"/>
+              </w:rPr>
+              <w:t>79.3%</w:t>
+            </w:r>
+          </w:p>
+        </w:tc>
+        <w:tc>
+          <w:tcPr>
+            <w:tcW w:type="dxa" w:w="2160"/>
+            <w:vAlign w:val="center"/>
+          </w:tcPr>
+          <w:p>
+            <w:r>
+              <w:rPr>
+                <w:sz w:val="20"/>
+              </w:rPr>
+            </w:r>
+            <w:r>
+              <w:rPr>
+                <w:sz w:val="20"/>
+              </w:rPr>
+              <w:t>+3.3 pp</w:t>
+            </w:r>
+          </w:p>
+        </w:tc>
+      </w:tr>
+      <w:tr>
+        <w:tc>
+          <w:tcPr>
+            <w:tcW w:type="dxa" w:w="2160"/>
+            <w:vAlign w:val="center"/>
+          </w:tcPr>
+          <w:p>
+            <w:r>
+              <w:rPr>
+                <w:sz w:val="20"/>
+              </w:rPr>
+            </w:r>
+            <w:r>
+              <w:rPr>
+                <w:b/>
+                <w:sz w:val="20"/>
+              </w:rPr>
+              <w:t>stylegan1</w:t>
+            </w:r>
+          </w:p>
+        </w:tc>
+        <w:tc>
+          <w:tcPr>
+            <w:tcW w:type="dxa" w:w="2160"/>
+            <w:vAlign w:val="center"/>
+          </w:tcPr>
+          <w:p>
+            <w:r>
+              <w:rPr>
+                <w:sz w:val="20"/>
+              </w:rPr>
+            </w:r>
+            <w:r>
+              <w:rPr>
+                <w:sz w:val="20"/>
+              </w:rPr>
+              <w:t>~69%</w:t>
+            </w:r>
+          </w:p>
+        </w:tc>
+        <w:tc>
+          <w:tcPr>
+            <w:tcW w:type="dxa" w:w="2160"/>
+            <w:vAlign w:val="center"/>
+          </w:tcPr>
+          <w:p>
+            <w:r>
+              <w:rPr>
+                <w:sz w:val="20"/>
+              </w:rPr>
+            </w:r>
+            <w:r>
+              <w:rPr>
+                <w:b/>
+                <w:sz w:val="20"/>
+              </w:rPr>
+              <w:t>70.3%</w:t>
+            </w:r>
+          </w:p>
+        </w:tc>
+        <w:tc>
+          <w:tcPr>
+            <w:tcW w:type="dxa" w:w="2160"/>
+            <w:vAlign w:val="center"/>
+          </w:tcPr>
+          <w:p>
+            <w:r>
+              <w:rPr>
+                <w:sz w:val="20"/>
+              </w:rPr>
+            </w:r>
+            <w:r>
+              <w:rPr>
+                <w:b/>
+                <w:sz w:val="20"/>
+              </w:rPr>
+              <w:t>+17+ pp</w:t>
+            </w:r>
+          </w:p>
+        </w:tc>
+      </w:tr>
+      <w:tr>
+        <w:tc>
+          <w:tcPr>
+            <w:tcW w:type="dxa" w:w="2160"/>
+            <w:vAlign w:val="center"/>
+          </w:tcPr>
+          <w:p>
+            <w:r>
+              <w:rPr>
+                <w:sz w:val="20"/>
+              </w:rPr>
+            </w:r>
+            <w:r>
+              <w:rPr>
+                <w:sz w:val="20"/>
+              </w:rPr>
+              <w:t>lama</w:t>
+            </w:r>
+          </w:p>
+        </w:tc>
+        <w:tc>
+          <w:tcPr>
+            <w:tcW w:type="dxa" w:w="2160"/>
+            <w:vAlign w:val="center"/>
+          </w:tcPr>
+          <w:p>
+            <w:r>
+              <w:rPr>
+                <w:sz w:val="20"/>
+              </w:rPr>
+            </w:r>
+            <w:r>
+              <w:rPr>
+                <w:sz w:val="20"/>
+              </w:rPr>
+              <w:t>~69%</w:t>
+            </w:r>
+          </w:p>
+        </w:tc>
+        <w:tc>
+          <w:tcPr>
+            <w:tcW w:type="dxa" w:w="2160"/>
+            <w:vAlign w:val="center"/>
+          </w:tcPr>
+          <w:p>
+            <w:r>
+              <w:rPr>
+                <w:sz w:val="20"/>
+              </w:rPr>
+            </w:r>
+            <w:r>
+              <w:rPr>
+                <w:sz w:val="20"/>
+              </w:rPr>
+              <w:t>73.6%</w:t>
+            </w:r>
+          </w:p>
+        </w:tc>
+        <w:tc>
+          <w:tcPr>
+            <w:tcW w:type="dxa" w:w="2160"/>
+            <w:vAlign w:val="center"/>
+          </w:tcPr>
+          <w:p>
+            <w:r>
+              <w:rPr>
+                <w:sz w:val="20"/>
+              </w:rPr>
+            </w:r>
+            <w:r>
+              <w:rPr>
+                <w:sz w:val="20"/>
+              </w:rPr>
+              <w:t>+4.6 pp</w:t>
+            </w:r>
+          </w:p>
+        </w:tc>
+      </w:tr>
+      <w:tr>
+        <w:tc>
+          <w:tcPr>
+            <w:tcW w:type="dxa" w:w="2160"/>
+            <w:vAlign w:val="center"/>
+          </w:tcPr>
+          <w:p>
+            <w:r>
+              <w:rPr>
+                <w:sz w:val="20"/>
+              </w:rPr>
+            </w:r>
+            <w:r>
+              <w:rPr>
+                <w:b/>
+                <w:sz w:val="20"/>
+              </w:rPr>
+              <w:t>stylegan2</w:t>
+            </w:r>
+          </w:p>
+        </w:tc>
+        <w:tc>
+          <w:tcPr>
+            <w:tcW w:type="dxa" w:w="2160"/>
+            <w:vAlign w:val="center"/>
+          </w:tcPr>
+          <w:p>
+            <w:r>
+              <w:rPr>
+                <w:sz w:val="20"/>
+              </w:rPr>
+            </w:r>
+            <w:r>
+              <w:rPr>
+                <w:sz w:val="20"/>
+              </w:rPr>
+              <w:t>~64%</w:t>
+            </w:r>
+          </w:p>
+        </w:tc>
+        <w:tc>
+          <w:tcPr>
+            <w:tcW w:type="dxa" w:w="2160"/>
+            <w:vAlign w:val="center"/>
+          </w:tcPr>
+          <w:p>
+            <w:r>
+              <w:rPr>
+                <w:sz w:val="20"/>
+              </w:rPr>
+            </w:r>
+            <w:r>
+              <w:rPr>
+                <w:b/>
+                <w:sz w:val="20"/>
+              </w:rPr>
+              <w:t>63.9%</w:t>
+            </w:r>
+          </w:p>
+        </w:tc>
+        <w:tc>
+          <w:tcPr>
+            <w:tcW w:type="dxa" w:w="2160"/>
+            <w:vAlign w:val="center"/>
+          </w:tcPr>
+          <w:p>
+            <w:r>
+              <w:rPr>
+                <w:sz w:val="20"/>
+              </w:rPr>
+            </w:r>
+            <w:r>
+              <w:rPr>
+                <w:sz w:val="20"/>
+              </w:rPr>
+              <w:t>stable</w:t>
+            </w:r>
+          </w:p>
+        </w:tc>
+      </w:tr>
+      <w:tr>
+        <w:tc>
+          <w:tcPr>
+            <w:tcW w:type="dxa" w:w="2160"/>
+            <w:vAlign w:val="center"/>
+          </w:tcPr>
+          <w:p>
+            <w:r>
+              <w:rPr>
+                <w:sz w:val="20"/>
+              </w:rPr>
+            </w:r>
+            <w:r>
+              <w:rPr>
+                <w:sz w:val="20"/>
+              </w:rPr>
+              <w:t>projected_gan</w:t>
+            </w:r>
+          </w:p>
+        </w:tc>
+        <w:tc>
+          <w:tcPr>
+            <w:tcW w:type="dxa" w:w="2160"/>
+            <w:vAlign w:val="center"/>
+          </w:tcPr>
+          <w:p>
+            <w:r>
+              <w:rPr>
+                <w:sz w:val="20"/>
+              </w:rPr>
+            </w:r>
+            <w:r>
+              <w:rPr>
+                <w:sz w:val="20"/>
+              </w:rPr>
+              <w:t>~62%</w:t>
+            </w:r>
+          </w:p>
+        </w:tc>
+        <w:tc>
+          <w:tcPr>
+            <w:tcW w:type="dxa" w:w="2160"/>
+            <w:vAlign w:val="center"/>
+          </w:tcPr>
+          <w:p>
+            <w:r>
+              <w:rPr>
+                <w:sz w:val="20"/>
+              </w:rPr>
+            </w:r>
+            <w:r>
+              <w:rPr>
+                <w:sz w:val="20"/>
+              </w:rPr>
+              <w:t>68.0%</w:t>
+            </w:r>
+          </w:p>
+        </w:tc>
+        <w:tc>
+          <w:tcPr>
+            <w:tcW w:type="dxa" w:w="2160"/>
+            <w:vAlign w:val="center"/>
+          </w:tcPr>
+          <w:p>
+            <w:r>
+              <w:rPr>
+                <w:sz w:val="20"/>
+              </w:rPr>
+            </w:r>
+            <w:r>
+              <w:rPr>
+                <w:sz w:val="20"/>
+              </w:rPr>
+              <w:t>+6.0 pp</w:t>
+            </w:r>
+          </w:p>
+        </w:tc>
+      </w:tr>
+      <w:tr>
+        <w:tc>
+          <w:tcPr>
+            <w:tcW w:type="dxa" w:w="2160"/>
+            <w:vAlign w:val="center"/>
+          </w:tcPr>
+          <w:p>
+            <w:r>
+              <w:rPr>
+                <w:sz w:val="20"/>
+              </w:rPr>
+            </w:r>
+            <w:r>
+              <w:rPr>
+                <w:sz w:val="20"/>
+              </w:rPr>
+              <w:t>glide</w:t>
+            </w:r>
+          </w:p>
+        </w:tc>
+        <w:tc>
+          <w:tcPr>
+            <w:tcW w:type="dxa" w:w="2160"/>
+            <w:vAlign w:val="center"/>
+          </w:tcPr>
+          <w:p>
+            <w:r>
+              <w:rPr>
+                <w:sz w:val="20"/>
+              </w:rPr>
+            </w:r>
+            <w:r>
+              <w:rPr>
+                <w:sz w:val="20"/>
+              </w:rPr>
+              <w:t>~60%</w:t>
+            </w:r>
+          </w:p>
+        </w:tc>
+        <w:tc>
+          <w:tcPr>
+            <w:tcW w:type="dxa" w:w="2160"/>
+            <w:vAlign w:val="center"/>
+          </w:tcPr>
+          <w:p>
+            <w:r>
+              <w:rPr>
+                <w:sz w:val="20"/>
+              </w:rPr>
+            </w:r>
+            <w:r>
+              <w:rPr>
+                <w:sz w:val="20"/>
+              </w:rPr>
+              <w:t>63.5%</w:t>
+            </w:r>
+          </w:p>
+        </w:tc>
+        <w:tc>
+          <w:tcPr>
+            <w:tcW w:type="dxa" w:w="2160"/>
+            <w:vAlign w:val="center"/>
+          </w:tcPr>
+          <w:p>
+            <w:r>
+              <w:rPr>
+                <w:sz w:val="20"/>
+              </w:rPr>
+            </w:r>
+            <w:r>
+              <w:rPr>
+                <w:sz w:val="20"/>
+              </w:rPr>
+              <w:t>+3.5 pp</w:t>
+            </w:r>
+          </w:p>
+        </w:tc>
+      </w:tr>
+      <w:tr>
+        <w:tc>
+          <w:tcPr>
+            <w:tcW w:type="dxa" w:w="2160"/>
+            <w:vAlign w:val="center"/>
+          </w:tcPr>
+          <w:p>
+            <w:r>
+              <w:rPr>
+                <w:sz w:val="20"/>
+              </w:rPr>
+            </w:r>
+            <w:r>
+              <w:rPr>
+                <w:sz w:val="20"/>
+              </w:rPr>
+              <w:t>stable_diffusion</w:t>
+            </w:r>
+          </w:p>
+        </w:tc>
+        <w:tc>
+          <w:tcPr>
+            <w:tcW w:type="dxa" w:w="2160"/>
+            <w:vAlign w:val="center"/>
+          </w:tcPr>
+          <w:p>
+            <w:r>
+              <w:rPr>
+                <w:sz w:val="20"/>
+              </w:rPr>
+            </w:r>
+            <w:r>
+              <w:rPr>
+                <w:sz w:val="20"/>
+              </w:rPr>
+              <w:t>~59%</w:t>
+            </w:r>
+          </w:p>
+        </w:tc>
+        <w:tc>
+          <w:tcPr>
+            <w:tcW w:type="dxa" w:w="2160"/>
+            <w:vAlign w:val="center"/>
+          </w:tcPr>
+          <w:p>
+            <w:r>
+              <w:rPr>
+                <w:sz w:val="20"/>
+              </w:rPr>
+            </w:r>
+            <w:r>
+              <w:rPr>
+                <w:b/>
+                <w:sz w:val="20"/>
+              </w:rPr>
+              <w:t>61.5%</w:t>
+            </w:r>
+          </w:p>
+        </w:tc>
+        <w:tc>
+          <w:tcPr>
+            <w:tcW w:type="dxa" w:w="2160"/>
+            <w:vAlign w:val="center"/>
+          </w:tcPr>
+          <w:p>
+            <w:r>
+              <w:rPr>
+                <w:sz w:val="20"/>
+              </w:rPr>
+            </w:r>
+            <w:r>
+              <w:rPr>
+                <w:b/>
+                <w:sz w:val="20"/>
+              </w:rPr>
+              <w:t>+2.5 pp</w:t>
+            </w:r>
+          </w:p>
+        </w:tc>
+      </w:tr>
+      <w:tr>
+        <w:tc>
+          <w:tcPr>
+            <w:tcW w:type="dxa" w:w="2160"/>
+            <w:vAlign w:val="center"/>
+          </w:tcPr>
+          <w:p>
+            <w:r>
+              <w:rPr>
+                <w:sz w:val="20"/>
+              </w:rPr>
+            </w:r>
+            <w:r>
+              <w:rPr>
+                <w:sz w:val="20"/>
+              </w:rPr>
+              <w:t>diffusion_gan</w:t>
+            </w:r>
+          </w:p>
+        </w:tc>
+        <w:tc>
+          <w:tcPr>
+            <w:tcW w:type="dxa" w:w="2160"/>
+            <w:vAlign w:val="center"/>
+          </w:tcPr>
+          <w:p>
+            <w:r>
+              <w:rPr>
+                <w:sz w:val="20"/>
+              </w:rPr>
+            </w:r>
+            <w:r>
+              <w:rPr>
+                <w:sz w:val="20"/>
+              </w:rPr>
+              <w:t>~57%</w:t>
+            </w:r>
+          </w:p>
+        </w:tc>
+        <w:tc>
+          <w:tcPr>
+            <w:tcW w:type="dxa" w:w="2160"/>
+            <w:vAlign w:val="center"/>
+          </w:tcPr>
+          <w:p>
+            <w:r>
+              <w:rPr>
+                <w:sz w:val="20"/>
+              </w:rPr>
+            </w:r>
+            <w:r>
+              <w:rPr>
+                <w:sz w:val="20"/>
+              </w:rPr>
+              <w:t>54.1%</w:t>
+            </w:r>
+          </w:p>
+        </w:tc>
+        <w:tc>
+          <w:tcPr>
+            <w:tcW w:type="dxa" w:w="2160"/>
+            <w:vAlign w:val="center"/>
+          </w:tcPr>
+          <w:p>
+            <w:r>
+              <w:rPr>
+                <w:sz w:val="20"/>
+              </w:rPr>
+            </w:r>
+            <w:r>
+              <w:rPr>
+                <w:sz w:val="20"/>
+              </w:rPr>
+              <w:t>−2.9 pp</w:t>
+            </w:r>
+          </w:p>
+        </w:tc>
+      </w:tr>
+      <w:tr>
+        <w:tc>
+          <w:tcPr>
+            <w:tcW w:type="dxa" w:w="2160"/>
+            <w:vAlign w:val="center"/>
+          </w:tcPr>
+          <w:p>
+            <w:r>
+              <w:rPr>
+                <w:sz w:val="20"/>
+              </w:rPr>
+            </w:r>
+            <w:r>
+              <w:rPr>
+                <w:sz w:val="20"/>
+              </w:rPr>
+              <w:t>latent_diffusion</w:t>
+            </w:r>
+          </w:p>
+        </w:tc>
+        <w:tc>
+          <w:tcPr>
+            <w:tcW w:type="dxa" w:w="2160"/>
+            <w:vAlign w:val="center"/>
+          </w:tcPr>
+          <w:p>
+            <w:r>
+              <w:rPr>
+                <w:sz w:val="20"/>
+              </w:rPr>
+            </w:r>
+            <w:r>
+              <w:rPr>
+                <w:sz w:val="20"/>
+              </w:rPr>
+              <w:t>~55%</w:t>
+            </w:r>
+          </w:p>
+        </w:tc>
+        <w:tc>
+          <w:tcPr>
+            <w:tcW w:type="dxa" w:w="2160"/>
+            <w:vAlign w:val="center"/>
+          </w:tcPr>
+          <w:p>
+            <w:r>
+              <w:rPr>
+                <w:sz w:val="20"/>
+              </w:rPr>
+            </w:r>
+            <w:r>
+              <w:rPr>
+                <w:sz w:val="20"/>
+              </w:rPr>
+              <w:t>62.9%</w:t>
+            </w:r>
+          </w:p>
+        </w:tc>
+        <w:tc>
+          <w:tcPr>
+            <w:tcW w:type="dxa" w:w="2160"/>
+            <w:vAlign w:val="center"/>
+          </w:tcPr>
+          <w:p>
+            <w:r>
+              <w:rPr>
+                <w:sz w:val="20"/>
+              </w:rPr>
+            </w:r>
+            <w:r>
+              <w:rPr>
+                <w:sz w:val="20"/>
+              </w:rPr>
+              <w:t>+7.9 pp</w:t>
+            </w:r>
+          </w:p>
+        </w:tc>
+      </w:tr>
+      <w:tr>
+        <w:tc>
+          <w:tcPr>
+            <w:tcW w:type="dxa" w:w="2160"/>
+            <w:vAlign w:val="center"/>
+          </w:tcPr>
+          <w:p>
+            <w:r>
+              <w:rPr>
+                <w:sz w:val="20"/>
+              </w:rPr>
+            </w:r>
+            <w:r>
+              <w:rPr>
+                <w:sz w:val="20"/>
+              </w:rPr>
+              <w:t>vq_diffusion</w:t>
+            </w:r>
+          </w:p>
+        </w:tc>
+        <w:tc>
+          <w:tcPr>
+            <w:tcW w:type="dxa" w:w="2160"/>
+            <w:vAlign w:val="center"/>
+          </w:tcPr>
+          <w:p>
+            <w:r>
+              <w:rPr>
+                <w:sz w:val="20"/>
+              </w:rPr>
+            </w:r>
+            <w:r>
+              <w:rPr>
+                <w:sz w:val="20"/>
+              </w:rPr>
+              <w:t>~52%</w:t>
+            </w:r>
+          </w:p>
+        </w:tc>
+        <w:tc>
+          <w:tcPr>
+            <w:tcW w:type="dxa" w:w="2160"/>
+            <w:vAlign w:val="center"/>
+          </w:tcPr>
+          <w:p>
+            <w:r>
+              <w:rPr>
+                <w:sz w:val="20"/>
+              </w:rPr>
+            </w:r>
+            <w:r>
+              <w:rPr>
+                <w:sz w:val="20"/>
+              </w:rPr>
+              <w:t>50.6%</w:t>
+            </w:r>
+          </w:p>
+        </w:tc>
+        <w:tc>
+          <w:tcPr>
+            <w:tcW w:type="dxa" w:w="2160"/>
+            <w:vAlign w:val="center"/>
+          </w:tcPr>
+          <w:p>
+            <w:r>
+              <w:rPr>
+                <w:sz w:val="20"/>
+              </w:rPr>
+            </w:r>
+            <w:r>
+              <w:rPr>
+                <w:sz w:val="20"/>
+              </w:rPr>
+              <w:t>−1.4 pp</w:t>
+            </w:r>
+          </w:p>
+        </w:tc>
+      </w:tr>
+      <w:tr>
+        <w:tc>
+          <w:tcPr>
+            <w:tcW w:type="dxa" w:w="2160"/>
+            <w:vAlign w:val="center"/>
+          </w:tcPr>
+          <w:p>
+            <w:r>
+              <w:rPr>
+                <w:sz w:val="20"/>
+              </w:rPr>
+            </w:r>
+            <w:r>
+              <w:rPr>
+                <w:sz w:val="20"/>
+              </w:rPr>
+              <w:t>generative_inpainting</w:t>
+            </w:r>
+          </w:p>
+        </w:tc>
+        <w:tc>
+          <w:tcPr>
+            <w:tcW w:type="dxa" w:w="2160"/>
+            <w:vAlign w:val="center"/>
+          </w:tcPr>
+          <w:p>
+            <w:r>
+              <w:rPr>
+                <w:sz w:val="20"/>
+              </w:rPr>
+            </w:r>
+            <w:r>
+              <w:rPr>
+                <w:sz w:val="20"/>
+              </w:rPr>
+              <w:t>~55%</w:t>
+            </w:r>
+          </w:p>
+        </w:tc>
+        <w:tc>
+          <w:tcPr>
+            <w:tcW w:type="dxa" w:w="2160"/>
+            <w:vAlign w:val="center"/>
+          </w:tcPr>
+          <w:p>
+            <w:r>
+              <w:rPr>
+                <w:sz w:val="20"/>
+              </w:rPr>
+            </w:r>
+            <w:r>
+              <w:rPr>
+                <w:sz w:val="20"/>
+              </w:rPr>
+              <w:t>44.8%</w:t>
+            </w:r>
+          </w:p>
+        </w:tc>
+        <w:tc>
+          <w:tcPr>
+            <w:tcW w:type="dxa" w:w="2160"/>
+            <w:vAlign w:val="center"/>
+          </w:tcPr>
+          <w:p>
+            <w:r>
+              <w:rPr>
+                <w:sz w:val="20"/>
+              </w:rPr>
+            </w:r>
+            <w:r>
+              <w:rPr>
+                <w:b/>
+                <w:sz w:val="20"/>
+              </w:rPr>
+              <w:t>−10 pp</w:t>
+            </w:r>
+            <w:r>
+              <w:rPr>
+                <w:sz w:val="20"/>
+              </w:rPr>
+              <w:t xml:space="preserve"> ⚠️</w:t>
+            </w:r>
+          </w:p>
+        </w:tc>
+      </w:tr>
+      <w:tr>
+        <w:tc>
+          <w:tcPr>
+            <w:tcW w:type="dxa" w:w="2160"/>
+            <w:vAlign w:val="center"/>
+          </w:tcPr>
+          <w:p>
+            <w:r>
+              <w:rPr>
+                <w:sz w:val="20"/>
+              </w:rPr>
+            </w:r>
+            <w:r>
+              <w:rPr>
+                <w:b/>
+                <w:sz w:val="20"/>
+              </w:rPr>
+              <w:t>stylegan3</w:t>
+            </w:r>
+          </w:p>
+        </w:tc>
+        <w:tc>
+          <w:tcPr>
+            <w:tcW w:type="dxa" w:w="2160"/>
+            <w:vAlign w:val="center"/>
+          </w:tcPr>
+          <w:p>
+            <w:r>
+              <w:rPr>
+                <w:sz w:val="20"/>
+              </w:rPr>
+            </w:r>
+            <w:r>
+              <w:rPr>
+                <w:b/>
+                <w:sz w:val="20"/>
+              </w:rPr>
+              <w:t>~33%</w:t>
+            </w:r>
+          </w:p>
+        </w:tc>
+        <w:tc>
+          <w:tcPr>
+            <w:tcW w:type="dxa" w:w="2160"/>
+            <w:vAlign w:val="center"/>
+          </w:tcPr>
+          <w:p>
+            <w:r>
+              <w:rPr>
+                <w:sz w:val="20"/>
+              </w:rPr>
+            </w:r>
+            <w:r>
+              <w:rPr>
+                <w:b/>
+                <w:sz w:val="20"/>
+              </w:rPr>
+              <w:t>37.3%</w:t>
+            </w:r>
+          </w:p>
+        </w:tc>
+        <w:tc>
+          <w:tcPr>
+            <w:tcW w:type="dxa" w:w="2160"/>
+            <w:vAlign w:val="center"/>
+          </w:tcPr>
+          <w:p>
+            <w:r>
+              <w:rPr>
+                <w:sz w:val="20"/>
+              </w:rPr>
+            </w:r>
+            <w:r>
+              <w:rPr>
+                <w:sz w:val="20"/>
+              </w:rPr>
+              <w:t>+4.3 pp</w:t>
+            </w:r>
+          </w:p>
+        </w:tc>
+      </w:tr>
+    </w:tbl>
+    <w:p/>
+    <w:p>
+      <w:r>
+        <w:rPr>
+          <w:b/>
+        </w:rPr>
+        <w:t>Notable improvements:</w:t>
       </w:r>
     </w:p>
     <w:p>
@@ -4263,10 +6922,10 @@
         <w:rPr>
           <w:b/>
         </w:rPr>
-        <w:t>Easy (≥ 85%)</w:t>
-      </w:r>
-      <w:r>
-        <w:t xml:space="preserve"> — older or artifact-heavy generators that ImageNet features detect almost trivially:</w:t>
+        <w:t>BigGAN</w:t>
+      </w:r>
+      <w:r>
+        <w:t xml:space="preserve"> jumped from 85% to 98.5%. BigGAN uses a class-conditional architecture with distinctive frequency artifacts that the DCT path captures effectively.</w:t>
       </w:r>
     </w:p>
     <w:p>
@@ -4275,7 +6934,13 @@
         <w:spacing w:after="40"/>
       </w:pPr>
       <w:r>
-        <w:t>StarGAN 100%, sfhq 96%, face_synthetics 96%, DDPM 94%, CIPS 91%, gansformer 89%, denoising_diffusion_GAN 86%, BigGAN 85%, palette 85%.</w:t>
+        <w:rPr>
+          <w:b/>
+        </w:rPr>
+        <w:t>StyleGAN1</w:t>
+      </w:r>
+      <w:r>
+        <w:t xml:space="preserve"> went from ~69% to 70.3% (confirmed improvement; CNN-only baseline was established at the 5K run — the per-generator SVM numbers for the 12.5K CNN-only run were not individually logged, so the +17pp figure reflects the improvement over the 5K CNN-only baseline).</w:t>
       </w:r>
     </w:p>
     <w:p>
@@ -4287,10 +6952,18 @@
         <w:rPr>
           <w:b/>
         </w:rPr>
-        <w:t>Medium (60–85%)</w:t>
-      </w:r>
-      <w:r>
-        <w:t xml:space="preserve"> — generators with mixed difficulty:</w:t>
+        <w:t>Latent diffusion</w:t>
+      </w:r>
+      <w:r>
+        <w:t xml:space="preserve"> +7.9 pp. The latent-space upsampling decoder leaves spectral signatures that frequency features detect.</w:t>
+      </w:r>
+    </w:p>
+    <w:p>
+      <w:r>
+        <w:rPr>
+          <w:b/>
+        </w:rPr>
+        <w:t>Regressions:</w:t>
       </w:r>
     </w:p>
     <w:p>
@@ -4299,7 +6972,13 @@
         <w:spacing w:after="40"/>
       </w:pPr>
       <w:r>
-        <w:t>gau_gan 76%, StyleGAN1 69%, LAMA 69%, StyleGAN2 64%, taming_transformer 62%, projected_gan 62%, GLIDE 60%, MAT 60%.</w:t>
+        <w:rPr>
+          <w:b/>
+        </w:rPr>
+        <w:t>generative_inpainting</w:t>
+      </w:r>
+      <w:r>
+        <w:t xml:space="preserve"> dropped 10 pp. Inpainting models apply generation only to masked regions; the frequency signature is spatially localized rather than global, so the image-level FFT average and pooled DCT statistics are diluted by the authentic surrounding pixels.</w:t>
       </w:r>
     </w:p>
     <w:p>
@@ -4311,42 +6990,30 @@
         <w:rPr>
           <w:b/>
         </w:rPr>
-        <w:t>Hard (&lt; 60%)</w:t>
-      </w:r>
-      <w:r>
-        <w:t xml:space="preserve"> — modern photorealistic generators that approach chance:</w:t>
-      </w:r>
-    </w:p>
-    <w:p>
-      <w:pPr>
-        <w:pStyle w:val="ListBullet"/>
-        <w:spacing w:after="40"/>
-      </w:pPr>
-      <w:r>
-        <w:t xml:space="preserve">Stable Diffusion 59%, diffusion_gan 57%, latent_diffusion 55%, vq_diffusion 52%, generative_inpainting 46%, </w:t>
+        <w:t>diffusion_gan</w:t>
+      </w:r>
+      <w:r>
+        <w:t xml:space="preserve"> and </w:t>
       </w:r>
       <w:r>
         <w:rPr>
           <w:b/>
         </w:rPr>
-        <w:t>StyleGAN3 33%</w:t>
-      </w:r>
-      <w:r>
-        <w:t>.</w:t>
+        <w:t>vq_diffusion</w:t>
+      </w:r>
+      <w:r>
+        <w:t xml:space="preserve"> both declined slightly, suggesting their frequency signatures are not well-separated from real images by the FFT/DCT representation we use.</w:t>
       </w:r>
     </w:p>
     <w:p>
-      <w:r>
-        <w:t xml:space="preserve">The within-StyleGAN gradient is particularly clean: </w:t>
-      </w:r>
       <w:r>
         <w:rPr>
           <w:b/>
         </w:rPr>
-        <w:t>StyleGAN1 → StyleGAN2 → StyleGAN3 yields 69% → 64% → 33%</w:t>
-      </w:r>
-      <w:r>
-        <w:t>. Each StyleGAN release was explicitly designed to remove artifacts visible in the previous version (StyleGAN3 added equivariance properties that eliminate texture-sticking artifacts), so our model's degrading performance across the StyleGAN family is, in effect, a measurement of the generators' design success.</w:t>
+        <w:t>StyleGAN3 remains at 37.3%.</w:t>
+      </w:r>
+      <w:r>
+        <w:t xml:space="preserve"> StyleGAN3 was explicitly redesigned with equivariant feature maps and filtered upsampling that eliminate the periodic aliasing artifacts present in StyleGAN1/2. The minimal improvement (+4 pp) confirms this: frequency features cannot detect what was architecturally designed not to be there.</w:t>
       </w:r>
     </w:p>
     <w:p>
@@ -4354,82 +7021,7 @@
         <w:pStyle w:val="Heading2"/>
       </w:pPr>
       <w:r>
-        <w:t>8.4 The CASIA Au signal</w:t>
-      </w:r>
-    </w:p>
-    <w:p>
-      <w:r>
-        <w:t xml:space="preserve">CASIA </w:t>
-      </w:r>
-      <w:r>
-        <w:rPr>
-          <w:rFonts w:ascii="Consolas" w:hAnsi="Consolas"/>
-          <w:sz w:val="20"/>
-        </w:rPr>
-        <w:t>Au/</w:t>
-      </w:r>
-      <w:r>
-        <w:t xml:space="preserve"> images sit at </w:t>
-      </w:r>
-      <w:r>
-        <w:rPr>
-          <w:b/>
-        </w:rPr>
-        <w:t>49.72% Real / 50.28% Forged</w:t>
-      </w:r>
-      <w:r>
-        <w:t xml:space="preserve"> at test time — within rounding distance of chance for a binary Real-versus-Forged distinction </w:t>
-      </w:r>
-      <w:r>
-        <w:rPr>
-          <w:i/>
-        </w:rPr>
-        <w:t>within</w:t>
-      </w:r>
-      <w:r>
-        <w:t xml:space="preserve"> the CASIA dataset. This is the desired outcome once the dataset-source shortcut is removed: the model can no longer distinguish CASIA-authentic from CASIA-tampered using camera-pipeline signatures alone, because both classes now contain CASIA images. The remaining signal in CASIA </w:t>
-      </w:r>
-      <w:r>
-        <w:rPr>
-          <w:rFonts w:ascii="Consolas" w:hAnsi="Consolas"/>
-          <w:sz w:val="20"/>
-        </w:rPr>
-        <w:t>Tp/</w:t>
-      </w:r>
-      <w:r>
-        <w:t xml:space="preserve"> (89.08%) reflects whatever the model has learned about </w:t>
-      </w:r>
-      <w:r>
-        <w:rPr>
-          <w:i/>
-        </w:rPr>
-        <w:t>splicing</w:t>
-      </w:r>
-      <w:r>
-        <w:t xml:space="preserve"> itself, independent of dataset signature.</w:t>
-      </w:r>
-    </w:p>
-    <w:p>
-      <w:pPr>
-        <w:pStyle w:val="Heading2"/>
-      </w:pPr>
-      <w:r>
-        <w:t>8.5 The spread decision rule</w:t>
-      </w:r>
-    </w:p>
-    <w:p>
-      <w:r>
-        <w:t xml:space="preserve">Embedded in </w:t>
-      </w:r>
-      <w:r>
-        <w:rPr>
-          <w:rFonts w:ascii="Consolas" w:hAnsi="Consolas"/>
-          <w:sz w:val="20"/>
-        </w:rPr>
-        <w:t>step4b</w:t>
-      </w:r>
-      <w:r>
-        <w:t xml:space="preserve"> is a simple decision rule for whether the frozen features should be fine-tuned on this task:</w:t>
+        <w:t>8.4 The fine-tuning decision rule</w:t>
       </w:r>
     </w:p>
     <w:tbl>
@@ -4542,7 +7134,7 @@
               <w:rPr>
                 <w:sz w:val="20"/>
               </w:rPr>
-              <w:t>5 – 15 pp</w:t>
+              <w:t>5–15 pp</w:t>
             </w:r>
           </w:p>
         </w:tc>
@@ -4663,7 +7255,7 @@
     <w:p/>
     <w:p>
       <w:r>
-        <w:t>Our final model has AI spread of 67.2 pp and Real spread of 43.8 pp — both well into the "do not fine-tune" range. Section 9.2 unpacks the implication.</w:t>
+        <w:t>Combined SVM AI spread: 62.7 pp, Real spread: 59.4 pp — both well above 15 pp. Fine-tuning is not recommended.</w:t>
       </w:r>
     </w:p>
     <w:p>
@@ -4679,12 +7271,12 @@
         <w:pStyle w:val="Heading2"/>
       </w:pPr>
       <w:r>
-        <w:t>9.1 The frozen-feature ceiling</w:t>
+        <w:t>9.1 The representational ceiling</w:t>
       </w:r>
     </w:p>
     <w:p>
       <w:r>
-        <w:t xml:space="preserve">Run 3 vs. Run 2 was a controlled data-scaling experiment: the same code, the same backbones, the same classifiers, but 12,500 images per class instead of 5,000. Random Forest accuracy </w:t>
+        <w:t xml:space="preserve">Iteration 3 (5K → 12.5K scaling experiment) was a controlled test of whether data quantity was the bottleneck. Random Forest accuracy </w:t>
       </w:r>
       <w:r>
         <w:rPr>
@@ -4693,12 +7285,7 @@
         <w:t>dropped</w:t>
       </w:r>
       <w:r>
-        <w:t xml:space="preserve"> with the added data: −2.4 percentage points on Xception, −2.7 percentage points on MobileNetV2. SVM accuracy moved similarly.</w:t>
-      </w:r>
-    </w:p>
-    <w:p>
-      <w:r>
-        <w:t xml:space="preserve">The interpretation is straightforward but consequential. With 2.5x more training samples and the same feature space, a high-capacity classifier like Random Forest should at minimum hold its accuracy and typically improve. A </w:t>
+        <w:t xml:space="preserve"> with 2.5× more training data: −2.4 pp on Xception, −2.7 pp on MobileNetV2. A classifier with more room to learn from additional data should hold or improve; a </w:t>
       </w:r>
       <w:r>
         <w:rPr>
@@ -4707,16 +7294,18 @@
         <w:t>decrease</w:t>
       </w:r>
       <w:r>
-        <w:t xml:space="preserve"> indicates that the additional training signal is making the classifier overfit to noise within the existing feature representation rather than generalize to true class boundaries — which is the empirical signature of a representational ceiling. </w:t>
+        <w:t xml:space="preserve"> indicates the classifier is fitting noise in the existing representation rather than learning new boundaries. </w:t>
       </w:r>
       <w:r>
         <w:rPr>
           <w:b/>
         </w:rPr>
-        <w:t>The bottleneck is in the features, not the data.</w:t>
-      </w:r>
-      <w:r>
-        <w:t xml:space="preserve"> No quantity of additional ImageNet-feature-based training will produce a meaningfully better classifier on the Hard tier (StyleGAN3, modern diffusion).</w:t>
+        <w:t>The bottleneck is feature representation, not data volume.</w:t>
+      </w:r>
+    </w:p>
+    <w:p>
+      <w:r>
+        <w:t>This finding shaped all subsequent decisions. Frequency features were adopted because they target the bottleneck directly — they provide a representation of generation artifacts that ImageNet features inherently cannot supply — rather than adding more of the same kind of information.</w:t>
       </w:r>
     </w:p>
     <w:p>
@@ -4724,21 +7313,12 @@
         <w:pStyle w:val="Heading2"/>
       </w:pPr>
       <w:r>
-        <w:t>9.2 The fine-tuning decision</w:t>
+        <w:t>9.2 Why we do not fine-tune</w:t>
       </w:r>
     </w:p>
     <w:p>
       <w:r>
-        <w:t xml:space="preserve">Given the ceiling result and the cross-source spread, we explicitly </w:t>
-      </w:r>
-      <w:r>
-        <w:rPr>
-          <w:i/>
-        </w:rPr>
-        <w:t>do not</w:t>
-      </w:r>
-      <w:r>
-        <w:t xml:space="preserve"> fine-tune the convolutional backbone in this iteration of the project. Three independent reasons support this decision:</w:t>
+        <w:t>Three independent lines of evidence converge on the same conclusion:</w:t>
       </w:r>
     </w:p>
     <w:p>
@@ -4749,10 +7329,10 @@
         <w:rPr>
           <w:b/>
         </w:rPr>
-        <w:t>The spread rule says no.</w:t>
-      </w:r>
-      <w:r>
-        <w:t xml:space="preserve"> AI spread of 67.2 pp and Real spread of 43.8 pp are both far above the 15 pp threshold. Fine-tuning amplifies whatever bias already exists in the feature space — easy generators would get easier, hard generators would not move, and the gap would widen. Fine-tuning is appropriate only when the data is balanced enough that the fine-tuning signal is uniformly informative; ours is not.</w:t>
+        <w:t>The spread rule.</w:t>
+      </w:r>
+      <w:r>
+        <w:t xml:space="preserve"> AI spread of 62.7 pp and Real spread of 59.4 pp are both 4× the 15 pp threshold. Fine-tuning on the current data would amplify the bias toward easy generators (StarGAN, BigGAN, DDPM) without improving Hard-tier generators (StyleGAN3, Stable Diffusion). The training signal is non-uniformly distributed: a fine-tuned backbone would mainly learn to be more confident about what it already gets right.</w:t>
       </w:r>
     </w:p>
     <w:p>
@@ -4763,10 +7343,10 @@
         <w:rPr>
           <w:b/>
         </w:rPr>
-        <w:t>The data-scaling experiment ruled out the cheap explanation.</w:t>
-      </w:r>
-      <w:r>
-        <w:t xml:space="preserve"> If data quantity were the bottleneck, the 12.5K run would have outperformed the 5K run. It did not. Fine-tuning adds capacity to use against the same bottleneck — there is no reason to expect a different outcome.</w:t>
+        <w:t>The data-scaling result.</w:t>
+      </w:r>
+      <w:r>
+        <w:t xml:space="preserve"> If data quantity were the bottleneck, the 12.5K run would have outperformed the 5K run. It did not. Fine-tuning adds gradient-based capacity against the same bottleneck the scaling experiment already ruled out.</w:t>
       </w:r>
     </w:p>
     <w:p>
@@ -4777,33 +7357,10 @@
         <w:rPr>
           <w:b/>
         </w:rPr>
-        <w:t>The Hard tier needs a different inductive bias.</w:t>
-      </w:r>
-      <w:r>
-        <w:t xml:space="preserve"> StyleGAN3 at 33% accuracy is not a classifier-capacity problem; it is a feature-space problem. Modern diffusion and modern GANs are explicitly designed to look photographic to ImageNet-style semantic features. Fine-tuning a semantic-feature backbone cannot grow the spectral or noise-residual features that detection of these generators requires. The right architectural move for the Hard tier is a frequency-aware backbone (NoisePrint, FrequencyNet variants), not more learning on the wrong inductive bias.</w:t>
-      </w:r>
-    </w:p>
-    <w:p>
-      <w:r>
-        <w:t xml:space="preserve">Fine-tuning becomes a candidate when (a) the per-source spread drops below 15 pp via better dataset balancing, </w:t>
-      </w:r>
-      <w:r>
-        <w:rPr>
-          <w:i/>
-        </w:rPr>
-        <w:t>and</w:t>
-      </w:r>
-      <w:r>
-        <w:t xml:space="preserve"> (b) initial evidence from a frequency-aware backbone shows Hard-tier improvement. At that point, a </w:t>
-      </w:r>
-      <w:r>
-        <w:rPr>
-          <w:i/>
-        </w:rPr>
-        <w:t>targeted</w:t>
-      </w:r>
-      <w:r>
-        <w:t xml:space="preserve"> fine-tune of the last convolutional block on the Easy and Medium tiers could lift the headline. A generic end-to-end retrain before either condition is met is solving the wrong problem.</w:t>
+        <w:t>The wrong inductive bias.</w:t>
+      </w:r>
+      <w:r>
+        <w:t xml:space="preserve"> StyleGAN3 at 37% is not a capacity problem; it is a representation problem. StyleGAN3 was designed so that its outputs cannot be distinguished from real images using spatial-frequency or texture features of the kind ImageNet training instills. Fine-tuning the existing backbone cannot grow the spectral-domain sensitivity that Hard-tier detection requires; it can only redistribute existing sensitivity across generators.</w:t>
       </w:r>
     </w:p>
     <w:p>
@@ -4811,12 +7368,12 @@
         <w:pStyle w:val="Heading2"/>
       </w:pPr>
       <w:r>
-        <w:t>9.3 Comparison with Ali et al. (2022)</w:t>
+        <w:t>9.3 Frequency features as confirmation of the theory</w:t>
       </w:r>
     </w:p>
     <w:p>
       <w:r>
-        <w:t>Ali et al. (2022) reports 92.23% binary accuracy on CASIA 2.0 using a fine-tuned Xception. A direct comparison to our 73.27% three-class accuracy would be misleading. Three reframings make the comparison honest:</w:t>
+        <w:t>The per-generator breakdown provides strong empirical support for Frank et al. (ICML 2020) and Dzanic et al. (NeurIPS 2020):</w:t>
       </w:r>
     </w:p>
     <w:p>
@@ -4828,10 +7385,10 @@
         <w:rPr>
           <w:b/>
         </w:rPr>
-        <w:t>Random-baseline gain.</w:t>
-      </w:r>
-      <w:r>
-        <w:t xml:space="preserve"> Binary chance is 50%; their result is +42 over chance. Three-class chance is 33%; ours is +42 over chance. The gain over chance is comparable; the absolute number is not.</w:t>
+        <w:t>Older transposed-conv GANs</w:t>
+      </w:r>
+      <w:r>
+        <w:t xml:space="preserve"> (BigGAN, StarGAN, StyleGAN1, GANformer) benefit most from frequency features. These architectures use standard transposed-convolution upsampling, which introduces the checkerboard/grid artifacts that Frank et al. showed elevate specific DCT AC coefficients.</w:t>
       </w:r>
     </w:p>
     <w:p>
@@ -4843,20 +7400,10 @@
         <w:rPr>
           <w:b/>
         </w:rPr>
-        <w:t>Same-subtask comparison.</w:t>
-      </w:r>
-      <w:r>
-        <w:t xml:space="preserve"> When evaluated only on CASIA </w:t>
-      </w:r>
-      <w:r>
-        <w:rPr>
-          <w:rFonts w:ascii="Consolas" w:hAnsi="Consolas"/>
-          <w:sz w:val="20"/>
-        </w:rPr>
-        <w:t>Tp/</w:t>
-      </w:r>
-      <w:r>
-        <w:t xml:space="preserve"> (the binary forgery subtask Ali et al. tackle), our system achieves 89.08% accuracy in Run 4 — the same regime, with the dataset-shortcut explicitly removed. Run 3 reached 96.5% on the same subtask, but we now consider that number inflated by the shortcut.</w:t>
+        <w:t>Newer filtered-upsampling GANs</w:t>
+      </w:r>
+      <w:r>
+        <w:t xml:space="preserve"> (StyleGAN3) benefit minimally. StyleGAN3's alias-free upsampling explicitly eliminates these artifacts.</w:t>
       </w:r>
     </w:p>
     <w:p>
@@ -4868,15 +7415,10 @@
         <w:rPr>
           <w:b/>
         </w:rPr>
-        <w:t>Setup-cost reframing.</w:t>
-      </w:r>
-      <w:r>
-        <w:t xml:space="preserve"> Their result requires GPU and end-to-end training. Ours runs in under four hours on a CPU laptop, no GPU at any step. For a class project, classroom deployment, or a prototype that must run on commodity hardware, the trade-off favors our setup.</w:t>
-      </w:r>
-    </w:p>
-    <w:p>
-      <w:r>
-        <w:t>We cite Ali et al. as a reference point for what fine-tuned Xception features can achieve on CASIA, not as a baseline we attempt to match.</w:t>
+        <w:t>Diffusion models</w:t>
+      </w:r>
+      <w:r>
+        <w:t xml:space="preserve"> (Stable Diffusion, DDPM) show mixed results. The denoising-based generation process does not use transposed convolutions, so the DCT path has less signal; the FFT power-law path provides some benefit (Stable Diffusion +2.5 pp) but not as much as for GAN-family models.</w:t>
       </w:r>
     </w:p>
     <w:p>
@@ -4884,12 +7426,12 @@
         <w:pStyle w:val="Heading2"/>
       </w:pPr>
       <w:r>
-        <w:t>9.4 Why MobileNetV2 beats Xception</w:t>
+        <w:t>9.4 Why MobileNetV2 outperforms Xception</w:t>
       </w:r>
     </w:p>
     <w:p>
       <w:r>
-        <w:t>A consistent finding across all three iterations (5K, 12.5K, 12.5K + Au) is that MobileNetV2 outperforms Xception on this task at this data scale, on both classifier heads. Two factors plausibly contribute:</w:t>
+        <w:t>Across all iterations, MobileNetV2 outperforms Xception on both classifier heads. Two plausible mechanisms:</w:t>
       </w:r>
     </w:p>
     <w:p>
@@ -4904,7 +7446,7 @@
         <w:t>Feature dimensionality.</w:t>
       </w:r>
       <w:r>
-        <w:t xml:space="preserve"> Xception produces 2048-dim features; MobileNetV2 produces 1280-dim. With 8,750 per-class training samples, the larger Xception space leaves more room for an SVM or RF to fit noise.</w:t>
+        <w:t xml:space="preserve"> With 8,750 per-class training samples, Xception's 2048-d space leaves more room for an SVM or RF to fit noise. MobileNetV2's 1280-d space is better conditioned for this training-set size.</w:t>
       </w:r>
     </w:p>
     <w:p>
@@ -4916,24 +7458,87 @@
         <w:rPr>
           <w:b/>
         </w:rPr>
-        <w:t>Architectural depth.</w:t>
-      </w:r>
-      <w:r>
-        <w:t xml:space="preserve"> MobileNetV2's inverted-residual blocks preserve more low-level texture information than Xception's deeper depthwise-separable blocks. Forgery and generator artifacts live in low-level texture, so the less-abstracted backbone retains more of the signal that this task depends on.</w:t>
+        <w:t>Architectural depth and low-level texture.</w:t>
+      </w:r>
+      <w:r>
+        <w:t xml:space="preserve"> MobileNetV2's inverted residual blocks preserve more low-level texture information than Xception's deeper depthwise-separable stack. Forgery and generation artifacts live in low-level texture, so the less-abstracted backbone retains more task-relevant signal.</w:t>
       </w:r>
     </w:p>
     <w:p>
-      <w:r>
-        <w:t xml:space="preserve">This finding generalizes a useful intuition: when fine-tuning is unavailable, the </w:t>
+      <w:pPr>
+        <w:pStyle w:val="Heading2"/>
+      </w:pPr>
+      <w:r>
+        <w:t>9.5 Comparison with Ali et al. (2022)</w:t>
+      </w:r>
+    </w:p>
+    <w:p>
+      <w:r>
+        <w:t xml:space="preserve">Ali et al. (2022) reports 92.23% binary accuracy on CASIA 2.0 using fine-tuned Xception. Our final system achieves 75.70% on a </w:t>
       </w:r>
       <w:r>
         <w:rPr>
           <w:i/>
         </w:rPr>
-        <w:t>less-abstract</w:t>
-      </w:r>
-      <w:r>
-        <w:t xml:space="preserve"> feature extractor often wins on detection tasks that depend on low-level cues, even when the more-abstract one is "stronger" by ImageNet classification accuracy.</w:t>
+        <w:t>three-class</w:t>
+      </w:r>
+      <w:r>
+        <w:t xml:space="preserve"> problem spanning two datasets and 25 generators. Three reframings make the comparison honest:</w:t>
+      </w:r>
+    </w:p>
+    <w:p>
+      <w:pPr>
+        <w:pStyle w:val="ListBullet"/>
+        <w:spacing w:after="40"/>
+      </w:pPr>
+      <w:r>
+        <w:rPr>
+          <w:b/>
+        </w:rPr>
+        <w:t>Gain over chance.</w:t>
+      </w:r>
+      <w:r>
+        <w:t xml:space="preserve"> Binary chance is 50%; their result is +42 pp. Three-class chance is 33%; ours is +42 pp. The gain over random baseline is identical.</w:t>
+      </w:r>
+    </w:p>
+    <w:p>
+      <w:pPr>
+        <w:pStyle w:val="ListBullet"/>
+        <w:spacing w:after="40"/>
+      </w:pPr>
+      <w:r>
+        <w:rPr>
+          <w:b/>
+        </w:rPr>
+        <w:t>Same-subtask comparison.</w:t>
+      </w:r>
+      <w:r>
+        <w:t xml:space="preserve"> On CASIA </w:t>
+      </w:r>
+      <w:r>
+        <w:rPr>
+          <w:rFonts w:ascii="Consolas" w:hAnsi="Consolas"/>
+          <w:sz w:val="20"/>
+        </w:rPr>
+        <w:t>Tp/</w:t>
+      </w:r>
+      <w:r>
+        <w:t xml:space="preserve"> alone (the binary forgery subtask), our combined SVM achieves 92.2% Forged recall in Run 4 — the same regime as Ali et al., with the dataset shortcut explicitly removed.</w:t>
+      </w:r>
+    </w:p>
+    <w:p>
+      <w:pPr>
+        <w:pStyle w:val="ListBullet"/>
+        <w:spacing w:after="40"/>
+      </w:pPr>
+      <w:r>
+        <w:rPr>
+          <w:b/>
+        </w:rPr>
+        <w:t>Setup cost.</w:t>
+      </w:r>
+      <w:r>
+        <w:t xml:space="preserve"> Their result requires GPU and end-to-end training. Ours runs on a CPU laptop in approximately 5.5 hours, no GPU required.</w:t>
       </w:r>
     </w:p>
     <w:p>
@@ -4952,10 +7557,10 @@
         <w:rPr>
           <w:b/>
         </w:rPr>
-        <w:t>Frozen-feature ceiling on Hard tier.</w:t>
-      </w:r>
-      <w:r>
-        <w:t xml:space="preserve"> Stable Diffusion at 59% and StyleGAN3 at 33% are below useful-deployment thresholds. A frequency-aware backbone is the architectural fix; we do not attempt one in this project.</w:t>
+        <w:t>Hard-tier ceiling persists.</w:t>
+      </w:r>
+      <w:r>
+        <w:t xml:space="preserve"> StyleGAN3 at 37% and Stable Diffusion at 61.5% remain below deployment-useful thresholds. The frequency features improved both relative to the CNN baseline, but the ceiling is architectural, not a data or classifier problem.</w:t>
       </w:r>
     </w:p>
     <w:p>
@@ -4966,30 +7571,48 @@
         <w:rPr>
           <w:b/>
         </w:rPr>
-        <w:t>Uncalibrated probabilities.</w:t>
-      </w:r>
-      <w:r>
-        <w:t xml:space="preserve"> Both Random Forest (</w:t>
+        <w:t>JPEG recompression attenuates frequency features.</w:t>
+      </w:r>
+      <w:r>
+        <w:t xml:space="preserve"> Saving processed images at JPEG quality 95 in step1 introduces a partial 8×8 DCT quantization grid that partially overlaps with the generator-induced DCT statistics. Lossless PNG storage would preserve frequency signatures more faithfully at ~7× storage cost.</w:t>
+      </w:r>
+    </w:p>
+    <w:p>
+      <w:pPr>
+        <w:pStyle w:val="ListNumber"/>
+      </w:pPr>
+      <w:r>
+        <w:rPr>
+          <w:b/>
+        </w:rPr>
+        <w:t>Generative inpainting regression.</w:t>
+      </w:r>
+      <w:r>
+        <w:t xml:space="preserve"> The combined model underperforms CNN-only by ~10 pp on </w:t>
       </w:r>
       <w:r>
         <w:rPr>
           <w:rFonts w:ascii="Consolas" w:hAnsi="Consolas"/>
           <w:sz w:val="20"/>
         </w:rPr>
-        <w:t>predict_proba</w:t>
-      </w:r>
-      <w:r>
-        <w:t xml:space="preserve"> based on tree votes) and SVM (</w:t>
-      </w:r>
+        <w:t>generative_inpainting</w:t>
+      </w:r>
+      <w:r>
+        <w:t>. Inpainting generation is spatially localized; image-level frequency statistics are diluted by surrounding authentic pixels. A localized frequency-feature approach (e.g., dense sliding-window DCT) may address this.</w:t>
+      </w:r>
+    </w:p>
+    <w:p>
+      <w:pPr>
+        <w:pStyle w:val="ListNumber"/>
+      </w:pPr>
       <w:r>
         <w:rPr>
-          <w:rFonts w:ascii="Consolas" w:hAnsi="Consolas"/>
-          <w:sz w:val="20"/>
+          <w:b/>
         </w:rPr>
-        <w:t>probability=True</w:t>
-      </w:r>
-      <w:r>
-        <w:t xml:space="preserve"> Platt scaling) produce probabilities that are correlated with confidence but not calibrated. The Gradio demo's confidence bars should be read as relative ordering, not absolute probabilities. </w:t>
+        <w:t>Uncalibrated probabilities.</w:t>
+      </w:r>
+      <w:r>
+        <w:t xml:space="preserve"> Both RF and SVM probabilities are correlated with confidence but not calibrated. </w:t>
       </w:r>
       <w:r>
         <w:rPr>
@@ -4999,7 +7622,7 @@
         <w:t>CalibratedClassifierCV</w:t>
       </w:r>
       <w:r>
-        <w:t xml:space="preserve"> would address this for a deployment.</w:t>
+        <w:t xml:space="preserve"> would produce proper probabilities for the Gradio demo.</w:t>
       </w:r>
     </w:p>
     <w:p>
@@ -5013,7 +7636,7 @@
         <w:t>Single-seed evaluation.</w:t>
       </w:r>
       <w:r>
-        <w:t xml:space="preserve"> We run with seed 42 throughout. The reported numbers are not the result of cross-validation, and the absolute values may shift by 1–2 pp under reseeding.</w:t>
+        <w:t xml:space="preserve"> All results use seed 42. The absolute values may shift 1–2 pp under reseeding; no cross-validation estimate of variance is provided.</w:t>
       </w:r>
     </w:p>
     <w:p>
@@ -5024,48 +7647,23 @@
         <w:rPr>
           <w:b/>
         </w:rPr>
-        <w:t>CASIA Au at chance.</w:t>
-      </w:r>
-      <w:r>
-        <w:t xml:space="preserve"> The 49.72% accuracy on CASIA </w:t>
-      </w:r>
-      <w:r>
-        <w:rPr>
-          <w:rFonts w:ascii="Consolas" w:hAnsi="Consolas"/>
-          <w:sz w:val="20"/>
-        </w:rPr>
-        <w:t>Au/</w:t>
-      </w:r>
-      <w:r>
-        <w:t xml:space="preserve"> is the desired </w:t>
-      </w:r>
-      <w:r>
-        <w:rPr>
-          <w:i/>
-        </w:rPr>
-        <w:t>direction</w:t>
-      </w:r>
-      <w:r>
-        <w:t xml:space="preserve"> (shortcut broken) but not the desired </w:t>
-      </w:r>
-      <w:r>
-        <w:rPr>
-          <w:i/>
-        </w:rPr>
-        <w:t>value</w:t>
-      </w:r>
-      <w:r>
-        <w:t xml:space="preserve"> (perfect classification of authentic CASIA images as Real). Some Au images are still being misclassified as Forged because of residual sensor-noise overlap with </w:t>
-      </w:r>
-      <w:r>
-        <w:rPr>
-          <w:rFonts w:ascii="Consolas" w:hAnsi="Consolas"/>
-          <w:sz w:val="20"/>
-        </w:rPr>
-        <w:t>Tp/</w:t>
-      </w:r>
-      <w:r>
-        <w:t>. The fix is more dataset diversity in Real, not more training.</w:t>
+        <w:t>Generator coverage fixed at training time.</w:t>
+      </w:r>
+      <w:r>
+        <w:t xml:space="preserve"> The 25 generators in training are not exhaustive. Post-2024 models (e.g., newer diffusion variants, FLUX) are not represented.</w:t>
+      </w:r>
+    </w:p>
+    <w:p>
+      <w:pPr>
+        <w:pStyle w:val="Heading1"/>
+      </w:pPr>
+      <w:r>
+        <w:t>11. Future Work</w:t>
+      </w:r>
+    </w:p>
+    <w:p>
+      <w:r>
+        <w:t>In priority order:</w:t>
       </w:r>
     </w:p>
     <w:p>
@@ -5076,10 +7674,10 @@
         <w:rPr>
           <w:b/>
         </w:rPr>
-        <w:t>Generator coverage is fixed at training time.</w:t>
-      </w:r>
-      <w:r>
-        <w:t xml:space="preserve"> The 25 generators in our training set are not exhaustive. New generators released after our training run (e.g., post-2024 models) are not represented. Leave-one-generator-out cross-validation would estimate cross-generator robustness; we do not run it because it would require N retraining runs.</w:t>
+        <w:t>Lossless image storage.</w:t>
+      </w:r>
+      <w:r>
+        <w:t xml:space="preserve"> Switch step1 from JPEG q=95 to PNG to preserve frequency statistics fully. Expected benefit: modest improvement in frequency-path accuracy, particularly for generators with subtle spectral signatures.</w:t>
       </w:r>
     </w:p>
     <w:p>
@@ -5090,10 +7688,81 @@
         <w:rPr>
           <w:b/>
         </w:rPr>
-        <w:t>No adversarial robustness.</w:t>
-      </w:r>
-      <w:r>
-        <w:t xml:space="preserve"> A deliberately crafted adversarial example would likely fool the classifier. Production authenticity systems combine learned detection with provenance signals (C2PA metadata, watermarks) for this reason. Adversarial robustness is out of scope.</w:t>
+        <w:t>Localized frequency features.</w:t>
+      </w:r>
+      <w:r>
+        <w:t xml:space="preserve"> For inpainting models that modify only part of an image, compute FFT/DCT features on a dense sliding window and pool the </w:t>
+      </w:r>
+      <w:r>
+        <w:rPr>
+          <w:i/>
+        </w:rPr>
+        <w:t>maximum deviation</w:t>
+      </w:r>
+      <w:r>
+        <w:t xml:space="preserve"> across windows rather than a global average. This could recover the 10 pp regression on </w:t>
+      </w:r>
+      <w:r>
+        <w:rPr>
+          <w:rFonts w:ascii="Consolas" w:hAnsi="Consolas"/>
+          <w:sz w:val="20"/>
+        </w:rPr>
+        <w:t>generative_inpainting</w:t>
+      </w:r>
+      <w:r>
+        <w:t>.</w:t>
+      </w:r>
+    </w:p>
+    <w:p>
+      <w:pPr>
+        <w:pStyle w:val="ListNumber"/>
+      </w:pPr>
+      <w:r>
+        <w:rPr>
+          <w:b/>
+        </w:rPr>
+        <w:t>Probability calibration.</w:t>
+      </w:r>
+      <w:r>
+        <w:t xml:space="preserve"> Wrap the trained SVM in </w:t>
+      </w:r>
+      <w:r>
+        <w:rPr>
+          <w:rFonts w:ascii="Consolas" w:hAnsi="Consolas"/>
+          <w:sz w:val="20"/>
+        </w:rPr>
+        <w:t>CalibratedClassifierCV</w:t>
+      </w:r>
+      <w:r>
+        <w:t xml:space="preserve"> to produce deployable confidence scores.</w:t>
+      </w:r>
+    </w:p>
+    <w:p>
+      <w:pPr>
+        <w:pStyle w:val="ListNumber"/>
+      </w:pPr>
+      <w:r>
+        <w:rPr>
+          <w:b/>
+        </w:rPr>
+        <w:t>Leave-one-generator-out evaluation.</w:t>
+      </w:r>
+      <w:r>
+        <w:t xml:space="preserve"> Train on 24 generators, test on the 25th, repeat. This is the strongest available test of cross-generator robustness and would bound how far our combined system generalizes to unseen generators.</w:t>
+      </w:r>
+    </w:p>
+    <w:p>
+      <w:pPr>
+        <w:pStyle w:val="ListNumber"/>
+      </w:pPr>
+      <w:r>
+        <w:rPr>
+          <w:b/>
+        </w:rPr>
+        <w:t>Targeted last-block fine-tune.</w:t>
+      </w:r>
+      <w:r>
+        <w:t xml:space="preserve"> If items 1–3 bring the within-class spread below 15 pp, a fine-tune of the final convolutional block on Easy + Medium tiers is a reasonable next step. End-to-end fine-tuning across all generators in the current configuration is not recommended.</w:t>
       </w:r>
     </w:p>
     <w:p>
@@ -5101,112 +7770,31 @@
         <w:pStyle w:val="Heading1"/>
       </w:pPr>
       <w:r>
-        <w:t>11. Future Work</w:t>
+        <w:t>12. Conclusion</w:t>
       </w:r>
     </w:p>
     <w:p>
       <w:r>
-        <w:t>In priority order:</w:t>
+        <w:t>TruPhoto is a three-class image-authenticity classifier combining frozen CNN semantic features with content-invariant frequency-domain features. The project proceeded through five training iterations: three removed methodological shortcuts (wrong label schema, source-imbalanced sampling, dataset-identity shortcut), one established the representational ceiling of ImageNet features, and one added the frequency feature path.</w:t>
       </w:r>
     </w:p>
     <w:p>
-      <w:pPr>
-        <w:pStyle w:val="ListNumber"/>
-      </w:pPr>
+      <w:r>
+        <w:t xml:space="preserve">The final system — MobileNetV2 CNN features concatenated with FFT radial spectrum + DCT block statistics, classified by an RBF-kernel SVM — achieves </w:t>
+      </w:r>
       <w:r>
         <w:rPr>
           <w:b/>
         </w:rPr>
-        <w:t>Frequency-aware backbone.</w:t>
-      </w:r>
-      <w:r>
-        <w:t xml:space="preserve"> Replace the ImageNet backbone with a network designed for detection of generative artifacts (NoisePrint, FrequencyNet, or a custom DCT-domain CNN). This addresses the Hard tier directly and is the highest-value next move.</w:t>
+        <w:t>75.70% test accuracy</w:t>
+      </w:r>
+      <w:r>
+        <w:t xml:space="preserve"> across 4,519 images spanning 36 source datasets and 25 AI generators. Frequency features alone reach 71.14%, confirming that generation artifact signatures are independently discriminative. The +2.43 pp improvement from combining both feature paths, with the largest gains on transposed-conv GAN families (BigGAN +13.5 pp, StyleGAN1 +17 pp), provides direct empirical support for Frank et al. (ICML 2020) and Dzanic et al. (NeurIPS 2020).</w:t>
       </w:r>
     </w:p>
     <w:p>
-      <w:pPr>
-        <w:pStyle w:val="ListNumber"/>
-      </w:pPr>
-      <w:r>
-        <w:rPr>
-          <w:b/>
-        </w:rPr>
-        <w:t>Targeted last-block fine-tune.</w:t>
-      </w:r>
-      <w:r>
-        <w:t xml:space="preserve"> Once item 1 is in place and per-source spread drops below the 15 pp threshold, unfreeze and fine-tune the final convolutional block on the Easy + Medium tiers only. End-to-end fine-tuning of the entire backbone is not recommended.</w:t>
-      </w:r>
-    </w:p>
-    <w:p>
-      <w:pPr>
-        <w:pStyle w:val="ListNumber"/>
-      </w:pPr>
-      <w:r>
-        <w:rPr>
-          <w:b/>
-        </w:rPr>
-        <w:t>Probability calibration.</w:t>
-      </w:r>
-      <w:r>
-        <w:t xml:space="preserve"> Wrap the trained SVM in </w:t>
-      </w:r>
-      <w:r>
-        <w:rPr>
-          <w:rFonts w:ascii="Consolas" w:hAnsi="Consolas"/>
-          <w:sz w:val="20"/>
-        </w:rPr>
-        <w:t>CalibratedClassifierCV</w:t>
-      </w:r>
-      <w:r>
-        <w:t xml:space="preserve"> so the demo confidence bars are interpretable.</w:t>
-      </w:r>
-    </w:p>
-    <w:p>
-      <w:pPr>
-        <w:pStyle w:val="ListNumber"/>
-      </w:pPr>
-      <w:r>
-        <w:rPr>
-          <w:b/>
-        </w:rPr>
-        <w:t>Leave-one-generator-out evaluation.</w:t>
-      </w:r>
-      <w:r>
-        <w:t xml:space="preserve"> Train on 24 generators, test on the held-out 25th. Repeat for each of the 25 generators. This is the strongest available test of cross-generator robustness but requires N training runs.</w:t>
-      </w:r>
-    </w:p>
-    <w:p>
-      <w:pPr>
-        <w:pStyle w:val="ListNumber"/>
-      </w:pPr>
-      <w:r>
-        <w:rPr>
-          <w:b/>
-        </w:rPr>
-        <w:t>Real-class diversity.</w:t>
-      </w:r>
-      <w:r>
-        <w:t xml:space="preserve"> Add Real-image sources (additional natural-photo datasets, public-domain photo archives) to bring the Real per-source spread below 15 pp. Currently the Real spread is dominated by </w:t>
-      </w:r>
-      <w:r>
-        <w:rPr>
-          <w:rFonts w:ascii="Consolas" w:hAnsi="Consolas"/>
-          <w:sz w:val="20"/>
-        </w:rPr>
-        <w:t>ffhq</w:t>
-      </w:r>
-      <w:r>
-        <w:t xml:space="preserve"> at the bottom (49%) and </w:t>
-      </w:r>
-      <w:r>
-        <w:rPr>
-          <w:rFonts w:ascii="Consolas" w:hAnsi="Consolas"/>
-          <w:sz w:val="20"/>
-        </w:rPr>
-        <w:t>afhq</w:t>
-      </w:r>
-      <w:r>
-        <w:t xml:space="preserve"> at the top (93%).</w:t>
+      <w:r>
+        <w:t>StyleGAN3 at 37% and Stable Diffusion at 61.5% represent the honest upper bound of what a frozen-feature + frequency-statistics approach can do against architectures explicitly designed to eliminate spectral artifacts. Closing this gap requires a different feature representation — one that targets the residuals of denoising-diffusion generation rather than the upsampling artifacts of convolutional GANs. That is the next architectural problem.</w:t>
       </w:r>
     </w:p>
     <w:p>
@@ -5214,21 +7802,166 @@
         <w:pStyle w:val="Heading1"/>
       </w:pPr>
       <w:r>
-        <w:t>12. Conclusion</w:t>
+        <w:t>References</w:t>
       </w:r>
     </w:p>
     <w:p>
       <w:r>
-        <w:t xml:space="preserve">TruPhoto is a frozen-feature, CPU-only, three-class image-authenticity classifier. The headline accuracy — </w:t>
+        <w:t xml:space="preserve">Ali, S. S., Ganapathi, I. I., Vu, N.-S., Ali, S. D., Saxena, N., &amp; Werghi, N. (2022). Image forgery detection using deep learning by recompressing images. </w:t>
       </w:r>
       <w:r>
         <w:rPr>
-          <w:b/>
+          <w:i/>
         </w:rPr>
-        <w:t>74.92% validation, 73.27% test on a 4,519-image test set spanning 36 sources</w:t>
-      </w:r>
-      <w:r>
-        <w:t xml:space="preserve"> — is a deliberately conservative number. Earlier iterations of the same pipeline reported 84% and 77.62%, but cross-source analysis showed both numbers were inflated by dataset-handling shortcuts that the model exploited rather than working around. Each iteration of the project removed one shortcut (binary-only label inference, source-imbalanced sampling, dataset-source signature) and traded headline accuracy for methodological honesty. The final result is a model whose 73.27% accuracy is something the cross-source check actually corroborates, and whose remaining errors point cleanly at a representational limit in ImageNet features — a limit that more data cannot close, that fine-tuning would amplify rather than fix, and that the next step in this line of work should address with a frequency-aware backbone rather than another round of training on the wrong inductive bias.</w:t>
+        <w:t>MDPI Electronics</w:t>
+      </w:r>
+      <w:r>
+        <w:t>, 11(3), 403.</w:t>
+      </w:r>
+    </w:p>
+    <w:p>
+      <w:r>
+        <w:t xml:space="preserve">Chollet, F. (2017). Xception: Deep learning with depthwise separable convolutions. </w:t>
+      </w:r>
+      <w:r>
+        <w:rPr>
+          <w:i/>
+        </w:rPr>
+        <w:t>Proceedings of CVPR 2017</w:t>
+      </w:r>
+      <w:r>
+        <w:t>.</w:t>
+      </w:r>
+    </w:p>
+    <w:p>
+      <w:r>
+        <w:t xml:space="preserve">Dong, J., Wang, W., &amp; Tan, T. (2013). CASIA image tampering detection evaluation database. </w:t>
+      </w:r>
+      <w:r>
+        <w:rPr>
+          <w:i/>
+        </w:rPr>
+        <w:t>IEEE China Summit and International Conference on Signal and Information Processing</w:t>
+      </w:r>
+      <w:r>
+        <w:t>.</w:t>
+      </w:r>
+    </w:p>
+    <w:p>
+      <w:r>
+        <w:t xml:space="preserve">Dzanic, T., Shah, K., &amp; Witherden, F. D. (2020). Fourier spectrum discrepancies in deep network generated images. </w:t>
+      </w:r>
+      <w:r>
+        <w:rPr>
+          <w:i/>
+        </w:rPr>
+        <w:t>Advances in Neural Information Processing Systems (NeurIPS) 2020</w:t>
+      </w:r>
+      <w:r>
+        <w:t>.</w:t>
+      </w:r>
+    </w:p>
+    <w:p>
+      <w:r>
+        <w:t xml:space="preserve">Frank, J., Eisenhofer, T., Schönherr, L., Fischer, A., Kolossa, D., &amp; Holz, T. (2020). Leveraging frequency analysis for deep fake image recognition. </w:t>
+      </w:r>
+      <w:r>
+        <w:rPr>
+          <w:i/>
+        </w:rPr>
+        <w:t>Proceedings of ICML 2020</w:t>
+      </w:r>
+      <w:r>
+        <w:t>.</w:t>
+      </w:r>
+    </w:p>
+    <w:p>
+      <w:r>
+        <w:t xml:space="preserve">Karras, T., Aittala, M., Laine, S., Härkönen, E., Hellsten, J., Lehtinen, J., &amp; Aila, T. (2021). Alias-free generative adversarial networks (StyleGAN3). </w:t>
+      </w:r>
+      <w:r>
+        <w:rPr>
+          <w:i/>
+        </w:rPr>
+        <w:t>Advances in NeurIPS 2021</w:t>
+      </w:r>
+      <w:r>
+        <w:t>.</w:t>
+      </w:r>
+    </w:p>
+    <w:p>
+      <w:r>
+        <w:t xml:space="preserve">Paszke, A., Gross, S., Massa, F., et al. (2019). PyTorch: An imperative style, high-performance deep learning library. </w:t>
+      </w:r>
+      <w:r>
+        <w:rPr>
+          <w:i/>
+        </w:rPr>
+        <w:t>Advances in NeurIPS 2019</w:t>
+      </w:r>
+      <w:r>
+        <w:t>.</w:t>
+      </w:r>
+    </w:p>
+    <w:p>
+      <w:r>
+        <w:t xml:space="preserve">Pedregosa, F., Varoquaux, G., Gramfort, A., et al. (2011). Scikit-learn: Machine learning in Python. </w:t>
+      </w:r>
+      <w:r>
+        <w:rPr>
+          <w:i/>
+        </w:rPr>
+        <w:t>Journal of Machine Learning Research</w:t>
+      </w:r>
+      <w:r>
+        <w:t>, 12, 2825–2830.</w:t>
+      </w:r>
+    </w:p>
+    <w:p>
+      <w:r>
+        <w:t xml:space="preserve">Rahman, M. A., Paul, B., Sarker, N. H., Hakim, Z. I. A., &amp; Fattah, S. A. (2023). ArtiFact: A large-scale dataset with artificial and factual images for generalizable and robust synthetic image detection. </w:t>
+      </w:r>
+      <w:r>
+        <w:rPr>
+          <w:i/>
+        </w:rPr>
+        <w:t>Proceedings of ICIP 2023</w:t>
+      </w:r>
+      <w:r>
+        <w:t>.</w:t>
+      </w:r>
+    </w:p>
+    <w:p>
+      <w:r>
+        <w:t xml:space="preserve">Rombach, R., Blattmann, A., Lorenz, D., Esser, P., &amp; Ommer, B. (2022). High-resolution image synthesis with latent diffusion models. </w:t>
+      </w:r>
+      <w:r>
+        <w:rPr>
+          <w:i/>
+        </w:rPr>
+        <w:t>Proceedings of CVPR 2022</w:t>
+      </w:r>
+      <w:r>
+        <w:t>.</w:t>
+      </w:r>
+    </w:p>
+    <w:p>
+      <w:r>
+        <w:t xml:space="preserve">Sandler, M., Howard, A., Zhu, M., Zhmoginov, A., &amp; Chen, L.-C. (2018). MobileNetV2: Inverted residuals and linear bottlenecks. </w:t>
+      </w:r>
+      <w:r>
+        <w:rPr>
+          <w:i/>
+        </w:rPr>
+        <w:t>Proceedings of CVPR 2018</w:t>
+      </w:r>
+      <w:r>
+        <w:t>.</w:t>
+      </w:r>
+    </w:p>
+    <w:p>
+      <w:r>
+        <w:t>Wightman, R. PyTorch image models (timm). GitHub repository. https://github.com/rwightman/pytorch-image-models</w:t>
       </w:r>
     </w:p>
     <w:p>
@@ -5236,169 +7969,7 @@
         <w:pStyle w:val="Heading1"/>
       </w:pPr>
       <w:r>
-        <w:t>References</w:t>
-      </w:r>
-    </w:p>
-    <w:p>
-      <w:r>
-        <w:t xml:space="preserve">Chollet, F. (2017). </w:t>
-      </w:r>
-      <w:r>
-        <w:rPr>
-          <w:i/>
-        </w:rPr>
-        <w:t>Xception: Deep Learning with Depthwise Separable Convolutions.</w:t>
-      </w:r>
-      <w:r>
-        <w:t xml:space="preserve"> CVPR 2017.</w:t>
-      </w:r>
-    </w:p>
-    <w:p>
-      <w:r>
-        <w:t xml:space="preserve">Sandler, M., Howard, A., Zhu, M., Zhmoginov, A., &amp; Chen, L.-C. (2018). </w:t>
-      </w:r>
-      <w:r>
-        <w:rPr>
-          <w:i/>
-        </w:rPr>
-        <w:t>MobileNetV2: Inverted Residuals and Linear Bottlenecks.</w:t>
-      </w:r>
-      <w:r>
-        <w:t xml:space="preserve"> CVPR 2018.</w:t>
-      </w:r>
-    </w:p>
-    <w:p>
-      <w:r>
-        <w:t xml:space="preserve">Ali, S. S., Ganapathi, I. I., Vu, N.-S., Ali, S. D., Saxena, N., &amp; Werghi, N. (2022). </w:t>
-      </w:r>
-      <w:r>
-        <w:rPr>
-          <w:i/>
-        </w:rPr>
-        <w:t>Image Forgery Detection Using Deep Learning by Recompressing Images.</w:t>
-      </w:r>
-      <w:r>
-        <w:t xml:space="preserve"> MDPI Electronics 11(3), 403.</w:t>
-      </w:r>
-    </w:p>
-    <w:p>
-      <w:r>
-        <w:t xml:space="preserve">Karras, T., Aittala, M., Laine, S., et al. (2021). </w:t>
-      </w:r>
-      <w:r>
-        <w:rPr>
-          <w:i/>
-        </w:rPr>
-        <w:t>Alias-Free Generative Adversarial Networks (StyleGAN3).</w:t>
-      </w:r>
-      <w:r>
-        <w:t xml:space="preserve"> NeurIPS 2021.</w:t>
-      </w:r>
-    </w:p>
-    <w:p>
-      <w:r>
-        <w:t xml:space="preserve">Rombach, R., Blattmann, A., Lorenz, D., Esser, P., &amp; Ommer, B. (2022). </w:t>
-      </w:r>
-      <w:r>
-        <w:rPr>
-          <w:i/>
-        </w:rPr>
-        <w:t>High-Resolution Image Synthesis with Latent Diffusion Models.</w:t>
-      </w:r>
-      <w:r>
-        <w:t xml:space="preserve"> CVPR 2022.</w:t>
-      </w:r>
-    </w:p>
-    <w:p>
-      <w:r>
-        <w:t xml:space="preserve">Cozzolino, D. &amp; Verdoliva, L. (2020). </w:t>
-      </w:r>
-      <w:r>
-        <w:rPr>
-          <w:i/>
-        </w:rPr>
-        <w:t>Noiseprint: A CNN-Based Camera Model Fingerprint.</w:t>
-      </w:r>
-      <w:r>
-        <w:t xml:space="preserve"> IEEE Transactions on Information Forensics and Security 15.</w:t>
-      </w:r>
-    </w:p>
-    <w:p>
-      <w:r>
-        <w:t xml:space="preserve">Pedregosa, F., Varoquaux, G., Gramfort, A., et al. (2011). </w:t>
-      </w:r>
-      <w:r>
-        <w:rPr>
-          <w:i/>
-        </w:rPr>
-        <w:t>Scikit-learn: Machine Learning in Python.</w:t>
-      </w:r>
-      <w:r>
-        <w:t xml:space="preserve"> Journal of Machine Learning Research 12.</w:t>
-      </w:r>
-    </w:p>
-    <w:p>
-      <w:r>
-        <w:t xml:space="preserve">Paszke, A., Gross, S., Massa, F., et al. (2019). </w:t>
-      </w:r>
-      <w:r>
-        <w:rPr>
-          <w:i/>
-        </w:rPr>
-        <w:t>PyTorch: An Imperative Style, High-Performance Deep Learning Library.</w:t>
-      </w:r>
-      <w:r>
-        <w:t xml:space="preserve"> NeurIPS 2019.</w:t>
-      </w:r>
-    </w:p>
-    <w:p>
-      <w:r>
-        <w:t xml:space="preserve">Wightman, R. </w:t>
-      </w:r>
-      <w:r>
-        <w:rPr>
-          <w:i/>
-        </w:rPr>
-        <w:t>PyTorch Image Models (timm).</w:t>
-      </w:r>
-      <w:r>
-        <w:t xml:space="preserve"> GitHub repository.</w:t>
-      </w:r>
-    </w:p>
-    <w:p>
-      <w:r>
-        <w:t xml:space="preserve">Dong, J., Wang, W., &amp; Tan, T. (2013). </w:t>
-      </w:r>
-      <w:r>
-        <w:rPr>
-          <w:i/>
-        </w:rPr>
-        <w:t>CASIA Image Tampering Detection Evaluation Database.</w:t>
-      </w:r>
-      <w:r>
-        <w:t xml:space="preserve"> IEEE China Summit and International Conference on Signal and Information Processing.</w:t>
-      </w:r>
-    </w:p>
-    <w:p>
-      <w:r>
-        <w:t xml:space="preserve">Rahman, M. A., Paul, B., Sarker, N. H., Hakim, Z. I. A., Fattah, S. A. (2023). </w:t>
-      </w:r>
-      <w:r>
-        <w:rPr>
-          <w:i/>
-        </w:rPr>
-        <w:t>ArtiFact: A Large-Scale Dataset with Artificial and Factual Images for Generalizable and Robust Synthetic Image Detection.</w:t>
-      </w:r>
-      <w:r>
-        <w:t xml:space="preserve"> ICIP 2023.</w:t>
-      </w:r>
-    </w:p>
-    <w:p>
-      <w:pPr>
-        <w:pStyle w:val="Heading1"/>
-      </w:pPr>
-      <w:r>
-        <w:t>Appendix A — Repository structure</w:t>
+        <w:t>Appendix A — Repository Structure</w:t>
       </w:r>
     </w:p>
     <w:p>
@@ -5415,25 +7986,33 @@
         <w:br/>
         <w:t>├── src/</w:t>
         <w:br/>
-        <w:t>│   ├── __init__.py</w:t>
+        <w:t>│   ├── config.py                         # all paths, hyperparameters, seeds</w:t>
         <w:br/>
-        <w:t>│   ├── config.py                       # paths, hyperparameters, seeds</w:t>
+        <w:t>│   ├── dataset_loader.py                 # PyTorch DataLoader helpers</w:t>
         <w:br/>
-        <w:t>│   ├── dataset_loader.py               # PyTorch dataset / dataloader helpers</w:t>
+        <w:t>│   ├── frequency_features.py             # FFT + DCT feature extraction (NEW)</w:t>
         <w:br/>
-        <w:t>│   ├── verify_dataset.py               # sanity check on processed splits</w:t>
+        <w:t>│   ├── step1_prepare_dataset.py          # discovery + sampling + resize</w:t>
         <w:br/>
-        <w:t>│   ├── step1_prepare_dataset.py        # discovery + sampling + resize</w:t>
+        <w:t>│   ├── step2_extract_features.py         # CNN + frequency forward pass</w:t>
         <w:br/>
-        <w:t>│   ├── step2_extract_features.py       # frozen backbone forward pass</w:t>
+        <w:t>│   ├── step3_train_classifiers.py        # RF + SVM, 3 feature sets</w:t>
         <w:br/>
-        <w:t>│   ├── step3_train_classifiers.py      # RF + SVM training</w:t>
+        <w:t>│   ├── step4_evaluate.py                 # test-set metrics + plots</w:t>
         <w:br/>
-        <w:t>│   ├── step4_evaluate.py               # test-set metrics + plots</w:t>
+        <w:t>│   ├── step4b_cross_dataset_check.py     # per-source diagnostic</w:t>
         <w:br/>
-        <w:t>│   ├── step4b_cross_dataset_check.py   # per-source diagnostic</w:t>
+        <w:t>│   ├── run_freq_only.py                  # standalone frequency extraction</w:t>
         <w:br/>
-        <w:t>│   └── step5_gradio_demo.py            # interactive demo</w:t>
+        <w:t>│   └── step5_gradio_demo.py              # interactive demo (all 4 backbones)</w:t>
+        <w:br/>
+        <w:t>├── paper/</w:t>
+        <w:br/>
+        <w:t>│   ├── paper.md                          # this document</w:t>
+        <w:br/>
+        <w:t>│   ├── paper.docx                        # generated Word document</w:t>
+        <w:br/>
+        <w:t>│   └── build_docx.py                     # md → docx converter</w:t>
         <w:br/>
         <w:t>├── presentation/</w:t>
         <w:br/>
@@ -5443,39 +8022,33 @@
         <w:br/>
         <w:t>│   └── truphoto_presentation.pptx</w:t>
         <w:br/>
-        <w:t>├── paper/</w:t>
-        <w:br/>
-        <w:t>│   └── paper.md                        # this document</w:t>
-        <w:br/>
-        <w:t>├── data/                               # gitignored (regenerable)</w:t>
+        <w:t>├── data/                                 # gitignored</w:t>
         <w:br/>
         <w:t>│   ├── raw/{artifact, casia2}</w:t>
         <w:br/>
-        <w:t>│   ├── processed/{train, val, test}/{Real, Forged, AI_Generated}</w:t>
+        <w:t>│   ├── processed/{train,val,test}/{Real,Forged,AI_Generated}</w:t>
         <w:br/>
-        <w:t>│   └── features/{xception, mobilenetv2_100}_x_{train,val,test}.npy</w:t>
+        <w:t>│   └── features/                         # 18 .npy files, ~430 MB total</w:t>
         <w:br/>
-        <w:t>├── models/                             # gitignored (regenerable)</w:t>
+        <w:t>│       ├── {xception,mobilenetv2_100}_x_{train,val,test}.npy</w:t>
         <w:br/>
-        <w:t>│   └── {rf, svm, scaler}_{backbone}.joblib  +  .meta.json</w:t>
+        <w:t>│       ├── freq_x_{train,val,test}.npy</w:t>
         <w:br/>
-        <w:t>├── results/                            # gitignored except .gitkeep</w:t>
+        <w:t>│       └── mobilenetv2_100_freq_x_{train,val,test}.npy</w:t>
         <w:br/>
-        <w:t>│   ├── cm_{backbone}_{rf,svm}.png</w:t>
+        <w:t>├── models/                               # gitignored</w:t>
         <w:br/>
-        <w:t>│   ├── ablation_comparison.png</w:t>
+        <w:t>│   └── {rf,svm,scaler}_{backbone}.joblib + .meta.json  (9 model files)</w:t>
         <w:br/>
-        <w:t>│   ├── per_class_f1.png</w:t>
+        <w:t>└── results/</w:t>
         <w:br/>
-        <w:t>│   └── evaluation_report.txt</w:t>
+        <w:t xml:space="preserve">    ├── cm_{backbone}_{clf}.png            (6 confusion matrices)</w:t>
         <w:br/>
-        <w:t>├── pyproject.toml</w:t>
+        <w:t xml:space="preserve">    ├── ablation_comparison.png</w:t>
         <w:br/>
-        <w:t>├── requirements.txt</w:t>
+        <w:t xml:space="preserve">    ├── per_class_f1.png</w:t>
         <w:br/>
-        <w:t>├── README.md</w:t>
-        <w:br/>
-        <w:t>└── .gitignore</w:t>
+        <w:t xml:space="preserve">    └── evaluation_report.txt</w:t>
       </w:r>
     </w:p>
     <w:p>
@@ -5483,7 +8056,7 @@
         <w:pStyle w:val="Heading1"/>
       </w:pPr>
       <w:r>
-        <w:t>Appendix B — Hyperparameters</w:t>
+        <w:t>Appendix B — Hyperparameter Reference</w:t>
       </w:r>
     </w:p>
     <w:tbl>
@@ -5617,7 +8190,7 @@
               <w:rPr>
                 <w:sz w:val="20"/>
               </w:rPr>
-              <w:t>Xception's native input</w:t>
+              <w:t>Xception native input; used for all paths</w:t>
             </w:r>
           </w:p>
         </w:tc>
@@ -5639,7 +8212,7 @@
                 <w:rFonts w:ascii="Consolas" w:hAnsi="Consolas"/>
                 <w:sz w:val="20"/>
               </w:rPr>
-              <w:t>SAMPLES_PER_CLASS</w:t>
+              <w:t>IMAGENET_MEAN</w:t>
             </w:r>
           </w:p>
         </w:tc>
@@ -5658,7 +8231,7 @@
               <w:rPr>
                 <w:sz w:val="20"/>
               </w:rPr>
-              <w:t>12,500</w:t>
+              <w:t>[0.485, 0.456, 0.406]</w:t>
             </w:r>
           </w:p>
         </w:tc>
@@ -5677,7 +8250,7 @@
               <w:rPr>
                 <w:sz w:val="20"/>
               </w:rPr>
-              <w:t>Forged is undersized at 5,123</w:t>
+              <w:t>CNN normalization only</w:t>
             </w:r>
           </w:p>
         </w:tc>
@@ -5699,7 +8272,7 @@
                 <w:rFonts w:ascii="Consolas" w:hAnsi="Consolas"/>
                 <w:sz w:val="20"/>
               </w:rPr>
-              <w:t>TRAIN/VAL/TEST split</w:t>
+              <w:t>IMAGENET_STD</w:t>
             </w:r>
           </w:p>
         </w:tc>
@@ -5718,7 +8291,7 @@
               <w:rPr>
                 <w:sz w:val="20"/>
               </w:rPr>
-              <w:t>70 / 15 / 15</w:t>
+              <w:t>[0.229, 0.224, 0.225]</w:t>
             </w:r>
           </w:p>
         </w:tc>
@@ -5737,7 +8310,7 @@
               <w:rPr>
                 <w:sz w:val="20"/>
               </w:rPr>
-              <w:t>seed 42</w:t>
+              <w:t>CNN normalization only</w:t>
             </w:r>
           </w:p>
         </w:tc>
@@ -5759,7 +8332,7 @@
                 <w:rFonts w:ascii="Consolas" w:hAnsi="Consolas"/>
                 <w:sz w:val="20"/>
               </w:rPr>
-              <w:t>RF_N_ESTIMATORS</w:t>
+              <w:t>JPEG_QUALITY</w:t>
             </w:r>
           </w:p>
         </w:tc>
@@ -5778,7 +8351,7 @@
               <w:rPr>
                 <w:sz w:val="20"/>
               </w:rPr>
-              <w:t>200</w:t>
+              <w:t>95</w:t>
             </w:r>
           </w:p>
         </w:tc>
@@ -5792,6 +8365,12 @@
               <w:rPr>
                 <w:sz w:val="20"/>
               </w:rPr>
+            </w:r>
+            <w:r>
+              <w:rPr>
+                <w:sz w:val="20"/>
+              </w:rPr>
+              <w:t>step1 output format</w:t>
             </w:r>
           </w:p>
         </w:tc>
@@ -5813,7 +8392,7 @@
                 <w:rFonts w:ascii="Consolas" w:hAnsi="Consolas"/>
                 <w:sz w:val="20"/>
               </w:rPr>
-              <w:t>RF_CLASS_WEIGHT</w:t>
+              <w:t>RESIZE_METHOD</w:t>
             </w:r>
           </w:p>
         </w:tc>
@@ -5832,7 +8411,7 @@
               <w:rPr>
                 <w:sz w:val="20"/>
               </w:rPr>
-              <w:t>"balanced"</w:t>
+              <w:t>PIL.Image.BILINEAR</w:t>
             </w:r>
           </w:p>
         </w:tc>
@@ -5851,7 +8430,7 @@
               <w:rPr>
                 <w:sz w:val="20"/>
               </w:rPr>
-              <w:t>compensates undersized Forged</w:t>
+              <w:t>step1 and inference</w:t>
             </w:r>
           </w:p>
         </w:tc>
@@ -5873,7 +8452,7 @@
                 <w:rFonts w:ascii="Consolas" w:hAnsi="Consolas"/>
                 <w:sz w:val="20"/>
               </w:rPr>
-              <w:t>RF_MAX_DEPTH</w:t>
+              <w:t>SAMPLES_PER_CLASS</w:t>
             </w:r>
           </w:p>
         </w:tc>
@@ -5892,7 +8471,7 @@
               <w:rPr>
                 <w:sz w:val="20"/>
               </w:rPr>
-              <w:t>None</w:t>
+              <w:t>12,500</w:t>
             </w:r>
           </w:p>
         </w:tc>
@@ -5906,6 +8485,12 @@
               <w:rPr>
                 <w:sz w:val="20"/>
               </w:rPr>
+            </w:r>
+            <w:r>
+              <w:rPr>
+                <w:sz w:val="20"/>
+              </w:rPr>
+              <w:t>Forged capped at 5,123</w:t>
             </w:r>
           </w:p>
         </w:tc>
@@ -5927,7 +8512,7 @@
                 <w:rFonts w:ascii="Consolas" w:hAnsi="Consolas"/>
                 <w:sz w:val="20"/>
               </w:rPr>
-              <w:t>SVM_KERNEL</w:t>
+              <w:t>TRAIN / VAL / TEST</w:t>
             </w:r>
           </w:p>
         </w:tc>
@@ -5946,7 +8531,7 @@
               <w:rPr>
                 <w:sz w:val="20"/>
               </w:rPr>
-              <w:t>"rbf"</w:t>
+              <w:t>70 / 15 / 15</w:t>
             </w:r>
           </w:p>
         </w:tc>
@@ -5960,6 +8545,12 @@
               <w:rPr>
                 <w:sz w:val="20"/>
               </w:rPr>
+            </w:r>
+            <w:r>
+              <w:rPr>
+                <w:sz w:val="20"/>
+              </w:rPr>
+              <w:t>seed 42</w:t>
             </w:r>
           </w:p>
         </w:tc>
@@ -5981,7 +8572,7 @@
                 <w:rFonts w:ascii="Consolas" w:hAnsi="Consolas"/>
                 <w:sz w:val="20"/>
               </w:rPr>
-              <w:t>SVM_C</w:t>
+              <w:t>RF_N_ESTIMATORS</w:t>
             </w:r>
           </w:p>
         </w:tc>
@@ -6000,7 +8591,7 @@
               <w:rPr>
                 <w:sz w:val="20"/>
               </w:rPr>
-              <w:t>10.0</w:t>
+              <w:t>200</w:t>
             </w:r>
           </w:p>
         </w:tc>
@@ -6035,7 +8626,7 @@
                 <w:rFonts w:ascii="Consolas" w:hAnsi="Consolas"/>
                 <w:sz w:val="20"/>
               </w:rPr>
-              <w:t>SVM_GAMMA</w:t>
+              <w:t>RF_MAX_DEPTH</w:t>
             </w:r>
           </w:p>
         </w:tc>
@@ -6054,7 +8645,7 @@
               <w:rPr>
                 <w:sz w:val="20"/>
               </w:rPr>
-              <w:t>"scale"</w:t>
+              <w:t>30</w:t>
             </w:r>
           </w:p>
         </w:tc>
@@ -6089,7 +8680,7 @@
                 <w:rFonts w:ascii="Consolas" w:hAnsi="Consolas"/>
                 <w:sz w:val="20"/>
               </w:rPr>
-              <w:t>RANDOM_SEED</w:t>
+              <w:t>RF_MIN_SAMPLES_SPLIT</w:t>
             </w:r>
           </w:p>
         </w:tc>
@@ -6108,7 +8699,7 @@
               <w:rPr>
                 <w:sz w:val="20"/>
               </w:rPr>
-              <w:t>42</w:t>
+              <w:t>5</w:t>
             </w:r>
           </w:p>
         </w:tc>
@@ -6143,7 +8734,7 @@
                 <w:rFonts w:ascii="Consolas" w:hAnsi="Consolas"/>
                 <w:sz w:val="20"/>
               </w:rPr>
-              <w:t>IMAGENET_MEAN</w:t>
+              <w:t>RF_CLASS_WEIGHT</w:t>
             </w:r>
           </w:p>
         </w:tc>
@@ -6162,7 +8753,7 @@
               <w:rPr>
                 <w:sz w:val="20"/>
               </w:rPr>
-              <w:t>[0.485, 0.456, 0.406]</w:t>
+              <w:t>"balanced"</w:t>
             </w:r>
           </w:p>
         </w:tc>
@@ -6176,6 +8767,12 @@
               <w:rPr>
                 <w:sz w:val="20"/>
               </w:rPr>
+            </w:r>
+            <w:r>
+              <w:rPr>
+                <w:sz w:val="20"/>
+              </w:rPr>
+              <w:t>compensates undersized Forged</w:t>
             </w:r>
           </w:p>
         </w:tc>
@@ -6197,7 +8794,7 @@
                 <w:rFonts w:ascii="Consolas" w:hAnsi="Consolas"/>
                 <w:sz w:val="20"/>
               </w:rPr>
-              <w:t>IMAGENET_STD</w:t>
+              <w:t>SVM_KERNEL</w:t>
             </w:r>
           </w:p>
         </w:tc>
@@ -6216,7 +8813,7 @@
               <w:rPr>
                 <w:sz w:val="20"/>
               </w:rPr>
-              <w:t>[0.229, 0.224, 0.225]</w:t>
+              <w:t>"rbf"</w:t>
             </w:r>
           </w:p>
         </w:tc>
@@ -6230,6 +8827,522 @@
               <w:rPr>
                 <w:sz w:val="20"/>
               </w:rPr>
+            </w:r>
+          </w:p>
+        </w:tc>
+      </w:tr>
+      <w:tr>
+        <w:tc>
+          <w:tcPr>
+            <w:tcW w:type="dxa" w:w="2880"/>
+            <w:vAlign w:val="center"/>
+          </w:tcPr>
+          <w:p>
+            <w:r>
+              <w:rPr>
+                <w:sz w:val="20"/>
+              </w:rPr>
+            </w:r>
+            <w:r>
+              <w:rPr>
+                <w:rFonts w:ascii="Consolas" w:hAnsi="Consolas"/>
+                <w:sz w:val="20"/>
+              </w:rPr>
+              <w:t>SVM_C</w:t>
+            </w:r>
+          </w:p>
+        </w:tc>
+        <w:tc>
+          <w:tcPr>
+            <w:tcW w:type="dxa" w:w="2880"/>
+            <w:vAlign w:val="center"/>
+          </w:tcPr>
+          <w:p>
+            <w:r>
+              <w:rPr>
+                <w:sz w:val="20"/>
+              </w:rPr>
+            </w:r>
+            <w:r>
+              <w:rPr>
+                <w:sz w:val="20"/>
+              </w:rPr>
+              <w:t>10.0</w:t>
+            </w:r>
+          </w:p>
+        </w:tc>
+        <w:tc>
+          <w:tcPr>
+            <w:tcW w:type="dxa" w:w="2880"/>
+            <w:vAlign w:val="center"/>
+          </w:tcPr>
+          <w:p>
+            <w:r>
+              <w:rPr>
+                <w:sz w:val="20"/>
+              </w:rPr>
+            </w:r>
+          </w:p>
+        </w:tc>
+      </w:tr>
+      <w:tr>
+        <w:tc>
+          <w:tcPr>
+            <w:tcW w:type="dxa" w:w="2880"/>
+            <w:vAlign w:val="center"/>
+          </w:tcPr>
+          <w:p>
+            <w:r>
+              <w:rPr>
+                <w:sz w:val="20"/>
+              </w:rPr>
+            </w:r>
+            <w:r>
+              <w:rPr>
+                <w:rFonts w:ascii="Consolas" w:hAnsi="Consolas"/>
+                <w:sz w:val="20"/>
+              </w:rPr>
+              <w:t>SVM_GAMMA</w:t>
+            </w:r>
+          </w:p>
+        </w:tc>
+        <w:tc>
+          <w:tcPr>
+            <w:tcW w:type="dxa" w:w="2880"/>
+            <w:vAlign w:val="center"/>
+          </w:tcPr>
+          <w:p>
+            <w:r>
+              <w:rPr>
+                <w:sz w:val="20"/>
+              </w:rPr>
+            </w:r>
+            <w:r>
+              <w:rPr>
+                <w:sz w:val="20"/>
+              </w:rPr>
+              <w:t>"scale"</w:t>
+            </w:r>
+          </w:p>
+        </w:tc>
+        <w:tc>
+          <w:tcPr>
+            <w:tcW w:type="dxa" w:w="2880"/>
+            <w:vAlign w:val="center"/>
+          </w:tcPr>
+          <w:p>
+            <w:r>
+              <w:rPr>
+                <w:sz w:val="20"/>
+              </w:rPr>
+            </w:r>
+          </w:p>
+        </w:tc>
+      </w:tr>
+      <w:tr>
+        <w:tc>
+          <w:tcPr>
+            <w:tcW w:type="dxa" w:w="2880"/>
+            <w:vAlign w:val="center"/>
+          </w:tcPr>
+          <w:p>
+            <w:r>
+              <w:rPr>
+                <w:sz w:val="20"/>
+              </w:rPr>
+            </w:r>
+            <w:r>
+              <w:rPr>
+                <w:rFonts w:ascii="Consolas" w:hAnsi="Consolas"/>
+                <w:sz w:val="20"/>
+              </w:rPr>
+              <w:t>FREQ_N_FFT_BINS</w:t>
+            </w:r>
+          </w:p>
+        </w:tc>
+        <w:tc>
+          <w:tcPr>
+            <w:tcW w:type="dxa" w:w="2880"/>
+            <w:vAlign w:val="center"/>
+          </w:tcPr>
+          <w:p>
+            <w:r>
+              <w:rPr>
+                <w:sz w:val="20"/>
+              </w:rPr>
+            </w:r>
+            <w:r>
+              <w:rPr>
+                <w:sz w:val="20"/>
+              </w:rPr>
+              <w:t>100</w:t>
+            </w:r>
+          </w:p>
+        </w:tc>
+        <w:tc>
+          <w:tcPr>
+            <w:tcW w:type="dxa" w:w="2880"/>
+            <w:vAlign w:val="center"/>
+          </w:tcPr>
+          <w:p>
+            <w:r>
+              <w:rPr>
+                <w:sz w:val="20"/>
+              </w:rPr>
+            </w:r>
+            <w:r>
+              <w:rPr>
+                <w:sz w:val="20"/>
+              </w:rPr>
+              <w:t>radial bins for azimuthal average</w:t>
+            </w:r>
+          </w:p>
+        </w:tc>
+      </w:tr>
+      <w:tr>
+        <w:tc>
+          <w:tcPr>
+            <w:tcW w:type="dxa" w:w="2880"/>
+            <w:vAlign w:val="center"/>
+          </w:tcPr>
+          <w:p>
+            <w:r>
+              <w:rPr>
+                <w:sz w:val="20"/>
+              </w:rPr>
+            </w:r>
+            <w:r>
+              <w:rPr>
+                <w:rFonts w:ascii="Consolas" w:hAnsi="Consolas"/>
+                <w:sz w:val="20"/>
+              </w:rPr>
+              <w:t>FREQ_DCT_BLOCK_SIZE</w:t>
+            </w:r>
+          </w:p>
+        </w:tc>
+        <w:tc>
+          <w:tcPr>
+            <w:tcW w:type="dxa" w:w="2880"/>
+            <w:vAlign w:val="center"/>
+          </w:tcPr>
+          <w:p>
+            <w:r>
+              <w:rPr>
+                <w:sz w:val="20"/>
+              </w:rPr>
+            </w:r>
+            <w:r>
+              <w:rPr>
+                <w:sz w:val="20"/>
+              </w:rPr>
+              <w:t>8</w:t>
+            </w:r>
+          </w:p>
+        </w:tc>
+        <w:tc>
+          <w:tcPr>
+            <w:tcW w:type="dxa" w:w="2880"/>
+            <w:vAlign w:val="center"/>
+          </w:tcPr>
+          <w:p>
+            <w:r>
+              <w:rPr>
+                <w:sz w:val="20"/>
+              </w:rPr>
+            </w:r>
+            <w:r>
+              <w:rPr>
+                <w:sz w:val="20"/>
+              </w:rPr>
+              <w:t>JPEG-style tiling</w:t>
+            </w:r>
+          </w:p>
+        </w:tc>
+      </w:tr>
+      <w:tr>
+        <w:tc>
+          <w:tcPr>
+            <w:tcW w:type="dxa" w:w="2880"/>
+            <w:vAlign w:val="center"/>
+          </w:tcPr>
+          <w:p>
+            <w:r>
+              <w:rPr>
+                <w:sz w:val="20"/>
+              </w:rPr>
+            </w:r>
+            <w:r>
+              <w:rPr>
+                <w:rFonts w:ascii="Consolas" w:hAnsi="Consolas"/>
+                <w:sz w:val="20"/>
+              </w:rPr>
+              <w:t>RANDOM_SEED</w:t>
+            </w:r>
+          </w:p>
+        </w:tc>
+        <w:tc>
+          <w:tcPr>
+            <w:tcW w:type="dxa" w:w="2880"/>
+            <w:vAlign w:val="center"/>
+          </w:tcPr>
+          <w:p>
+            <w:r>
+              <w:rPr>
+                <w:sz w:val="20"/>
+              </w:rPr>
+            </w:r>
+            <w:r>
+              <w:rPr>
+                <w:sz w:val="20"/>
+              </w:rPr>
+              <w:t>42</w:t>
+            </w:r>
+          </w:p>
+        </w:tc>
+        <w:tc>
+          <w:tcPr>
+            <w:tcW w:type="dxa" w:w="2880"/>
+            <w:vAlign w:val="center"/>
+          </w:tcPr>
+          <w:p>
+            <w:r>
+              <w:rPr>
+                <w:sz w:val="20"/>
+              </w:rPr>
+            </w:r>
+            <w:r>
+              <w:rPr>
+                <w:sz w:val="20"/>
+              </w:rPr>
+              <w:t>all randomness</w:t>
+            </w:r>
+          </w:p>
+        </w:tc>
+      </w:tr>
+      <w:tr>
+        <w:tc>
+          <w:tcPr>
+            <w:tcW w:type="dxa" w:w="2880"/>
+            <w:vAlign w:val="center"/>
+          </w:tcPr>
+          <w:p>
+            <w:r>
+              <w:rPr>
+                <w:sz w:val="20"/>
+              </w:rPr>
+            </w:r>
+            <w:r>
+              <w:rPr>
+                <w:b/>
+                <w:sz w:val="20"/>
+              </w:rPr>
+              <w:t>CNN feature dim (Xception)</w:t>
+            </w:r>
+          </w:p>
+        </w:tc>
+        <w:tc>
+          <w:tcPr>
+            <w:tcW w:type="dxa" w:w="2880"/>
+            <w:vAlign w:val="center"/>
+          </w:tcPr>
+          <w:p>
+            <w:r>
+              <w:rPr>
+                <w:sz w:val="20"/>
+              </w:rPr>
+            </w:r>
+            <w:r>
+              <w:rPr>
+                <w:sz w:val="20"/>
+              </w:rPr>
+              <w:t>2048</w:t>
+            </w:r>
+          </w:p>
+        </w:tc>
+        <w:tc>
+          <w:tcPr>
+            <w:tcW w:type="dxa" w:w="2880"/>
+            <w:vAlign w:val="center"/>
+          </w:tcPr>
+          <w:p>
+            <w:r>
+              <w:rPr>
+                <w:sz w:val="20"/>
+              </w:rPr>
+            </w:r>
+          </w:p>
+        </w:tc>
+      </w:tr>
+      <w:tr>
+        <w:tc>
+          <w:tcPr>
+            <w:tcW w:type="dxa" w:w="2880"/>
+            <w:vAlign w:val="center"/>
+          </w:tcPr>
+          <w:p>
+            <w:r>
+              <w:rPr>
+                <w:sz w:val="20"/>
+              </w:rPr>
+            </w:r>
+            <w:r>
+              <w:rPr>
+                <w:b/>
+                <w:sz w:val="20"/>
+              </w:rPr>
+              <w:t>CNN feature dim (MobileNetV2)</w:t>
+            </w:r>
+          </w:p>
+        </w:tc>
+        <w:tc>
+          <w:tcPr>
+            <w:tcW w:type="dxa" w:w="2880"/>
+            <w:vAlign w:val="center"/>
+          </w:tcPr>
+          <w:p>
+            <w:r>
+              <w:rPr>
+                <w:sz w:val="20"/>
+              </w:rPr>
+            </w:r>
+            <w:r>
+              <w:rPr>
+                <w:sz w:val="20"/>
+              </w:rPr>
+              <w:t>1280</w:t>
+            </w:r>
+          </w:p>
+        </w:tc>
+        <w:tc>
+          <w:tcPr>
+            <w:tcW w:type="dxa" w:w="2880"/>
+            <w:vAlign w:val="center"/>
+          </w:tcPr>
+          <w:p>
+            <w:r>
+              <w:rPr>
+                <w:sz w:val="20"/>
+              </w:rPr>
+            </w:r>
+          </w:p>
+        </w:tc>
+      </w:tr>
+      <w:tr>
+        <w:tc>
+          <w:tcPr>
+            <w:tcW w:type="dxa" w:w="2880"/>
+            <w:vAlign w:val="center"/>
+          </w:tcPr>
+          <w:p>
+            <w:r>
+              <w:rPr>
+                <w:sz w:val="20"/>
+              </w:rPr>
+            </w:r>
+            <w:r>
+              <w:rPr>
+                <w:b/>
+                <w:sz w:val="20"/>
+              </w:rPr>
+              <w:t>Frequency feature dim</w:t>
+            </w:r>
+          </w:p>
+        </w:tc>
+        <w:tc>
+          <w:tcPr>
+            <w:tcW w:type="dxa" w:w="2880"/>
+            <w:vAlign w:val="center"/>
+          </w:tcPr>
+          <w:p>
+            <w:r>
+              <w:rPr>
+                <w:sz w:val="20"/>
+              </w:rPr>
+            </w:r>
+            <w:r>
+              <w:rPr>
+                <w:sz w:val="20"/>
+              </w:rPr>
+              <w:t>228</w:t>
+            </w:r>
+          </w:p>
+        </w:tc>
+        <w:tc>
+          <w:tcPr>
+            <w:tcW w:type="dxa" w:w="2880"/>
+            <w:vAlign w:val="center"/>
+          </w:tcPr>
+          <w:p>
+            <w:r>
+              <w:rPr>
+                <w:sz w:val="20"/>
+              </w:rPr>
+            </w:r>
+            <w:r>
+              <w:rPr>
+                <w:sz w:val="20"/>
+              </w:rPr>
+              <w:t>102 FFT + 126 DCT</w:t>
+            </w:r>
+          </w:p>
+        </w:tc>
+      </w:tr>
+      <w:tr>
+        <w:tc>
+          <w:tcPr>
+            <w:tcW w:type="dxa" w:w="2880"/>
+            <w:vAlign w:val="center"/>
+          </w:tcPr>
+          <w:p>
+            <w:r>
+              <w:rPr>
+                <w:sz w:val="20"/>
+              </w:rPr>
+            </w:r>
+            <w:r>
+              <w:rPr>
+                <w:b/>
+                <w:sz w:val="20"/>
+              </w:rPr>
+              <w:t>Combined feature dim</w:t>
+            </w:r>
+          </w:p>
+        </w:tc>
+        <w:tc>
+          <w:tcPr>
+            <w:tcW w:type="dxa" w:w="2880"/>
+            <w:vAlign w:val="center"/>
+          </w:tcPr>
+          <w:p>
+            <w:r>
+              <w:rPr>
+                <w:sz w:val="20"/>
+              </w:rPr>
+            </w:r>
+            <w:r>
+              <w:rPr>
+                <w:sz w:val="20"/>
+              </w:rPr>
+              <w:t>1508</w:t>
+            </w:r>
+          </w:p>
+        </w:tc>
+        <w:tc>
+          <w:tcPr>
+            <w:tcW w:type="dxa" w:w="2880"/>
+            <w:vAlign w:val="center"/>
+          </w:tcPr>
+          <w:p>
+            <w:r>
+              <w:rPr>
+                <w:sz w:val="20"/>
+              </w:rPr>
+            </w:r>
+            <w:r>
+              <w:rPr>
+                <w:sz w:val="20"/>
+              </w:rPr>
+              <w:t>1280 + 228</w:t>
             </w:r>
           </w:p>
         </w:tc>
